--- a/docs/content/quarto/quarto_activity.docx
+++ b/docs/content/quarto/quarto_activity.docx
@@ -31,7 +31,7 @@
         <w:pStyle w:val="Date"/>
       </w:pPr>
       <w:r>
-        <w:t xml:space="preserve">2026-09-04</w:t>
+        <w:t xml:space="preserve">2026-09-08</w:t>
       </w:r>
     </w:p>
     <w:bookmarkStart w:id="17" w:name="before-you-start"/>

--- a/docs/content/quarto/quarto_activity.docx
+++ b/docs/content/quarto/quarto_activity.docx
@@ -34,7 +34,7 @@
         <w:t xml:space="preserve">2026-09-08</w:t>
       </w:r>
     </w:p>
-    <w:bookmarkStart w:id="17" w:name="before-you-start"/>
+    <w:bookmarkStart w:id="18" w:name="before-you-start"/>
     <w:p>
       <w:pPr>
         <w:pStyle w:val="Heading2"/>
@@ -152,7 +152,7 @@
               <w:t xml:space="preserve"> </w:t>
             </w:r>
             <w:r>
-              <w:t xml:space="preserve">📥 Download the template</w:t>
+              <w:t xml:space="preserve">📥 Download the template and the data</w:t>
             </w:r>
           </w:p>
         </w:tc>
@@ -170,10 +170,11 @@
           </w:tcPr>
           <w:p>
             <w:pPr>
-              <w:pStyle w:val="BodyText"/>
-            </w:pPr>
-            <w:pPr>
-              <w:spacing w:before="16"/>
+              <w:pStyle w:val="Compact"/>
+              <w:numPr>
+                <w:ilvl w:val="0"/>
+                <w:numId w:val="1001"/>
+              </w:numPr>
             </w:pPr>
             <w:hyperlink r:id="rId12">
               <w:r>
@@ -182,7 +183,7 @@
                   <w:b/>
                   <w:bCs/>
                 </w:rPr>
-                <w:t xml:space="preserve">Download the template report →</w:t>
+                <w:t xml:space="preserve">Template report →</w:t>
               </w:r>
               <w:r>
                 <w:rPr>
@@ -201,16 +202,11 @@
                 <w:t xml:space="preserve">leaf_report_template.qmd</w:t>
               </w:r>
             </w:hyperlink>
-          </w:p>
-          <w:p>
-            <w:pPr>
-              <w:pStyle w:val="BodyText"/>
-            </w:pPr>
-            <w:pPr>
-              <w:spacing w:after="16"/>
-            </w:pPr>
-            <w:r>
-              <w:t xml:space="preserve">Save it into your project’s</w:t>
+            <w:r>
+              <w:t xml:space="preserve"> </w:t>
+            </w:r>
+            <w:r>
+              <w:t xml:space="preserve">— save it into your project’s</w:t>
             </w:r>
             <w:r>
               <w:t xml:space="preserve"> </w:t>
@@ -225,7 +221,63 @@
               <w:t xml:space="preserve"> </w:t>
             </w:r>
             <w:r>
-              <w:t xml:space="preserve">folder. It already has the YAML, the library chunk, a summary table, and a figure. You will study it in Step 6 and use it as a safety net if you fall behind.</w:t>
+              <w:t xml:space="preserve">folder. It already has the YAML, the library chunk, a summary table, and a figure. You study it in Step 6 and lean on it if you fall behind.</w:t>
+            </w:r>
+          </w:p>
+          <w:p>
+            <w:pPr>
+              <w:pStyle w:val="Compact"/>
+              <w:numPr>
+                <w:ilvl w:val="0"/>
+                <w:numId w:val="1001"/>
+              </w:numPr>
+            </w:pPr>
+            <w:hyperlink r:id="rId13">
+              <w:r>
+                <w:rPr>
+                  <w:rStyle w:val="Hyperlink"/>
+                  <w:b/>
+                  <w:bCs/>
+                </w:rPr>
+                <w:t xml:space="preserve">Leaf data →</w:t>
+              </w:r>
+              <w:r>
+                <w:rPr>
+                  <w:rStyle w:val="Hyperlink"/>
+                  <w:b/>
+                  <w:bCs/>
+                </w:rPr>
+                <w:t xml:space="preserve"> </w:t>
+              </w:r>
+              <w:r>
+                <w:rPr>
+                  <w:rStyle w:val="VerbatimChar"/>
+                  <w:b/>
+                  <w:bCs/>
+                </w:rPr>
+                <w:t xml:space="preserve">2026_09_03_data_sci_leaf_area.xlsx</w:t>
+              </w:r>
+            </w:hyperlink>
+            <w:r>
+              <w:t xml:space="preserve"> </w:t>
+            </w:r>
+            <w:r>
+              <w:t xml:space="preserve">— the same file you have used since Activity 02; it should already be in your</w:t>
+            </w:r>
+            <w:r>
+              <w:t xml:space="preserve"> </w:t>
+            </w:r>
+            <w:r>
+              <w:rPr>
+                <w:rStyle w:val="VerbatimChar"/>
+              </w:rPr>
+              <w:t xml:space="preserve">data/</w:t>
+            </w:r>
+            <w:r>
+              <w:t xml:space="preserve"> </w:t>
+            </w:r>
+            <w:r>
+              <w:t xml:space="preserve">folder.</w:t>
             </w:r>
           </w:p>
           <w:p/>
@@ -234,7 +286,7 @@
     </w:tbl>
     <w:p>
       <w:pPr>
-        <w:pStyle w:val="BodyText"/>
+        <w:pStyle w:val="FirstParagraph"/>
       </w:pPr>
       <w:r>
         <w:t xml:space="preserve"> </w:t>
@@ -281,18 +333,18 @@
                 <wp:inline>
                   <wp:extent cx="152400" cy="152400"/>
                   <wp:effectExtent b="0" l="0" r="0" t="0"/>
-                  <wp:docPr descr="" title="" id="14" name="Picture"/>
+                  <wp:docPr descr="" title="" id="15" name="Picture"/>
                   <a:graphic>
                     <a:graphicData uri="http://schemas.openxmlformats.org/drawingml/2006/picture">
                       <pic:pic>
                         <pic:nvPicPr>
-                          <pic:cNvPr descr="/Applications/Positron.app/Contents/Resources/app/quarto/share/formats/docx/note.png" id="15" name="Picture"/>
+                          <pic:cNvPr descr="/Applications/Positron.app/Contents/Resources/app/quarto/share/formats/docx/note.png" id="16" name="Picture"/>
                           <pic:cNvPicPr>
                             <a:picLocks noChangeArrowheads="1" noChangeAspect="1"/>
                           </pic:cNvPicPr>
                         </pic:nvPicPr>
                         <pic:blipFill>
-                          <a:blip r:embed="rId13"/>
+                          <a:blip r:embed="rId14"/>
                           <a:stretch>
                             <a:fillRect/>
                           </a:stretch>
@@ -359,7 +411,7 @@
             <w:pPr>
               <w:spacing w:after="16"/>
             </w:pPr>
-            <w:hyperlink r:id="rId16">
+            <w:hyperlink r:id="rId17">
               <w:r>
                 <w:rPr>
                   <w:rStyle w:val="VerbatimChar"/>
@@ -383,7 +435,7 @@
                 <w:b/>
                 <w:bCs/>
               </w:rPr>
-              <w:t xml:space="preserve">preview of the t-test you’ll run in Worksheet 09</w:t>
+              <w:t xml:space="preserve">preview of the t-test you’ll run in Activities 09–10</w:t>
             </w:r>
             <w:r>
               <w:t xml:space="preserve">, already written up as a Quarto report. The t-statistic,</w:t>
@@ -399,7 +451,7 @@
               <w:t xml:space="preserve">p</w:t>
             </w:r>
             <w:r>
-              <w:t xml:space="preserve">-value, and group means are dropped straight into the sentences with inline code, and it renders to a clean Word document. That is the payoff of everything in this activity: an analysis becomes a report that writes its own numbers. Notice you would never copy a single value by hand — and in a few weeks, this will be</w:t>
+              <w:t xml:space="preserve">-value, and group means are computed into the tables directly from the data, and it renders to a clean Word document. That is the payoff of everything in this activity: an analysis becomes a report that writes its own numbers — and reports them honestly, whether or not the test is significant. Notice you would never copy a single value by hand — and in a few weeks, this will be</w:t>
             </w:r>
             <w:r>
               <w:t xml:space="preserve"> </w:t>
@@ -504,8 +556,8 @@
         </w:pict>
       </w:r>
     </w:p>
-    <w:bookmarkEnd w:id="17"/>
-    <w:bookmarkStart w:id="20" w:name="step-1-make-a-new-quarto-document"/>
+    <w:bookmarkEnd w:id="18"/>
+    <w:bookmarkStart w:id="21" w:name="step-1-make-a-new-quarto-document"/>
     <w:p>
       <w:pPr>
         <w:pStyle w:val="Heading2"/>
@@ -603,18 +655,18 @@
                 <wp:inline>
                   <wp:extent cx="152400" cy="152400"/>
                   <wp:effectExtent b="0" l="0" r="0" t="0"/>
-                  <wp:docPr descr="" title="" id="18" name="Picture"/>
+                  <wp:docPr descr="" title="" id="19" name="Picture"/>
                   <a:graphic>
                     <a:graphicData uri="http://schemas.openxmlformats.org/drawingml/2006/picture">
                       <pic:pic>
                         <pic:nvPicPr>
-                          <pic:cNvPr descr="/Applications/Positron.app/Contents/Resources/app/quarto/share/formats/docx/note.png" id="19" name="Picture"/>
+                          <pic:cNvPr descr="/Applications/Positron.app/Contents/Resources/app/quarto/share/formats/docx/note.png" id="20" name="Picture"/>
                           <pic:cNvPicPr>
                             <a:picLocks noChangeArrowheads="1" noChangeAspect="1"/>
                           </pic:cNvPicPr>
                         </pic:nvPicPr>
                         <pic:blipFill>
-                          <a:blip r:embed="rId13"/>
+                          <a:blip r:embed="rId14"/>
                           <a:stretch>
                             <a:fillRect/>
                           </a:stretch>
@@ -700,8 +752,8 @@
         </w:pict>
       </w:r>
     </w:p>
-    <w:bookmarkEnd w:id="20"/>
-    <w:bookmarkStart w:id="24" w:name="step-2-write-the-yaml-front-matter"/>
+    <w:bookmarkEnd w:id="21"/>
+    <w:bookmarkStart w:id="25" w:name="step-2-write-the-yaml-front-matter"/>
     <w:p>
       <w:pPr>
         <w:pStyle w:val="Heading2"/>
@@ -912,18 +964,18 @@
                 <wp:inline>
                   <wp:extent cx="152400" cy="152400"/>
                   <wp:effectExtent b="0" l="0" r="0" t="0"/>
-                  <wp:docPr descr="" title="" id="22" name="Picture"/>
+                  <wp:docPr descr="" title="" id="23" name="Picture"/>
                   <a:graphic>
                     <a:graphicData uri="http://schemas.openxmlformats.org/drawingml/2006/picture">
                       <pic:pic>
                         <pic:nvPicPr>
-                          <pic:cNvPr descr="/Applications/Positron.app/Contents/Resources/app/quarto/share/formats/docx/warning.png" id="23" name="Picture"/>
+                          <pic:cNvPr descr="/Applications/Positron.app/Contents/Resources/app/quarto/share/formats/docx/warning.png" id="24" name="Picture"/>
                           <pic:cNvPicPr>
                             <a:picLocks noChangeArrowheads="1" noChangeAspect="1"/>
                           </pic:cNvPicPr>
                         </pic:nvPicPr>
                         <pic:blipFill>
-                          <a:blip r:embed="rId21"/>
+                          <a:blip r:embed="rId22"/>
                           <a:stretch>
                             <a:fillRect/>
                           </a:stretch>
@@ -1009,8 +1061,8 @@
         </w:pict>
       </w:r>
     </w:p>
-    <w:bookmarkEnd w:id="24"/>
-    <w:bookmarkStart w:id="25" w:name="step-3-add-some-markdown-text"/>
+    <w:bookmarkEnd w:id="25"/>
+    <w:bookmarkStart w:id="26" w:name="step-3-add-some-markdown-text"/>
     <w:p>
       <w:pPr>
         <w:pStyle w:val="Heading2"/>
@@ -1047,7 +1099,7 @@
         <w:rPr>
           <w:rStyle w:val="NormalTok"/>
         </w:rPr>
-        <w:t xml:space="preserve">We measured leaf weight on the **sunny** and **shady** sides of a tree.</w:t>
+        <w:t xml:space="preserve">We measured leaf mass on the **sunny** and **shady** sides of a tree.</w:t>
       </w:r>
       <w:r>
         <w:br/>
@@ -1128,8 +1180,8 @@
         </w:pict>
       </w:r>
     </w:p>
-    <w:bookmarkEnd w:id="25"/>
-    <w:bookmarkStart w:id="28" w:name="step-4-add-a-code-chunk-and-name-it"/>
+    <w:bookmarkEnd w:id="26"/>
+    <w:bookmarkStart w:id="29" w:name="step-4-add-a-code-chunk-and-name-it"/>
     <w:p>
       <w:pPr>
         <w:pStyle w:val="Heading2"/>
@@ -1227,6 +1279,21 @@
         </w:rPr>
         <w:t xml:space="preserve">(tidyverse)</w:t>
       </w:r>
+      <w:r>
+        <w:br/>
+      </w:r>
+      <w:r>
+        <w:rPr>
+          <w:rStyle w:val="FunctionTok"/>
+        </w:rPr>
+        <w:t xml:space="preserve">library</w:t>
+      </w:r>
+      <w:r>
+        <w:rPr>
+          <w:rStyle w:val="NormalTok"/>
+        </w:rPr>
+        <w:t xml:space="preserve">(janitor)</w:t>
+      </w:r>
     </w:p>
     <w:p>
       <w:pPr>
@@ -1269,7 +1336,7 @@
         <w:rPr>
           <w:rStyle w:val="NormalTok"/>
         </w:rPr>
-        <w:t xml:space="preserve">tree_df </w:t>
+        <w:t xml:space="preserve">leaf_df </w:t>
       </w:r>
       <w:r>
         <w:rPr>
@@ -1299,13 +1366,40 @@
         <w:rPr>
           <w:rStyle w:val="StringTok"/>
         </w:rPr>
-        <w:t xml:space="preserve">"data/2026_06_25_tree_experiment_raw_data.xlsx"</w:t>
+        <w:t xml:space="preserve">"data/2026_09_03_data_sci_leaf_area.xlsx"</w:t>
       </w:r>
       <w:r>
         <w:rPr>
           <w:rStyle w:val="NormalTok"/>
         </w:rPr>
-        <w:t xml:space="preserve">)</w:t>
+        <w:t xml:space="preserve">) </w:t>
+      </w:r>
+      <w:r>
+        <w:rPr>
+          <w:rStyle w:val="SpecialCharTok"/>
+        </w:rPr>
+        <w:t xml:space="preserve">|&gt;</w:t>
+      </w:r>
+      <w:r>
+        <w:br/>
+      </w:r>
+      <w:r>
+        <w:rPr>
+          <w:rStyle w:val="NormalTok"/>
+        </w:rPr>
+        <w:t xml:space="preserve">  </w:t>
+      </w:r>
+      <w:r>
+        <w:rPr>
+          <w:rStyle w:val="FunctionTok"/>
+        </w:rPr>
+        <w:t xml:space="preserve">clean_names</w:t>
+      </w:r>
+      <w:r>
+        <w:rPr>
+          <w:rStyle w:val="NormalTok"/>
+        </w:rPr>
+        <w:t xml:space="preserve">()</w:t>
       </w:r>
     </w:p>
     <w:p>
@@ -1357,12 +1451,12 @@
                 <wp:inline>
                   <wp:extent cx="152400" cy="152400"/>
                   <wp:effectExtent b="0" l="0" r="0" t="0"/>
-                  <wp:docPr descr="" title="" id="26" name="Picture"/>
+                  <wp:docPr descr="" title="" id="27" name="Picture"/>
                   <a:graphic>
                     <a:graphicData uri="http://schemas.openxmlformats.org/drawingml/2006/picture">
                       <pic:pic>
                         <pic:nvPicPr>
-                          <pic:cNvPr descr="/Applications/Positron.app/Contents/Resources/app/quarto/share/formats/docx/tip.png" id="27" name="Picture"/>
+                          <pic:cNvPr descr="/Applications/Positron.app/Contents/Resources/app/quarto/share/formats/docx/tip.png" id="28" name="Picture"/>
                           <pic:cNvPicPr>
                             <a:picLocks noChangeArrowheads="1" noChangeAspect="1"/>
                           </pic:cNvPicPr>
@@ -1455,14 +1549,14 @@
         </w:pict>
       </w:r>
     </w:p>
-    <w:bookmarkEnd w:id="28"/>
-    <w:bookmarkStart w:id="29" w:name="X601db06dd95973244c4ebb6b7e7e6d2274c47a1"/>
+    <w:bookmarkEnd w:id="29"/>
+    <w:bookmarkStart w:id="30" w:name="X2191b75da15bea24fad623920f8d84ccb59a6c0"/>
     <w:p>
       <w:pPr>
         <w:pStyle w:val="Heading2"/>
       </w:pPr>
       <w:r>
-        <w:t xml:space="preserve">Step 5 · Compute a result and drop it into a sentence</w:t>
+        <w:t xml:space="preserve">Step 5 · Compute a summary and print it into the report</w:t>
       </w:r>
     </w:p>
     <w:p>
@@ -1470,245 +1564,7 @@
         <w:pStyle w:val="FirstParagraph"/>
       </w:pPr>
       <w:r>
-        <w:t xml:space="preserve">Add a chunk that calculates the group means:</w:t>
-      </w:r>
-    </w:p>
-    <w:p>
-      <w:pPr>
-        <w:pStyle w:val="SourceCode"/>
-      </w:pPr>
-      <w:r>
-        <w:rPr>
-          <w:rStyle w:val="CommentTok"/>
-        </w:rPr>
-        <w:t xml:space="preserve">#| label: means</w:t>
-      </w:r>
-      <w:r>
-        <w:br/>
-      </w:r>
-      <w:r>
-        <w:rPr>
-          <w:rStyle w:val="NormalTok"/>
-        </w:rPr>
-        <w:t xml:space="preserve">summary_df </w:t>
-      </w:r>
-      <w:r>
-        <w:rPr>
-          <w:rStyle w:val="OtherTok"/>
-        </w:rPr>
-        <w:t xml:space="preserve">&lt;-</w:t>
-      </w:r>
-      <w:r>
-        <w:rPr>
-          <w:rStyle w:val="NormalTok"/>
-        </w:rPr>
-        <w:t xml:space="preserve"> tree_df </w:t>
-      </w:r>
-      <w:r>
-        <w:rPr>
-          <w:rStyle w:val="SpecialCharTok"/>
-        </w:rPr>
-        <w:t xml:space="preserve">%&gt;%</w:t>
-      </w:r>
-      <w:r>
-        <w:br/>
-      </w:r>
-      <w:r>
-        <w:rPr>
-          <w:rStyle w:val="NormalTok"/>
-        </w:rPr>
-        <w:t xml:space="preserve">  </w:t>
-      </w:r>
-      <w:r>
-        <w:rPr>
-          <w:rStyle w:val="FunctionTok"/>
-        </w:rPr>
-        <w:t xml:space="preserve">group_by</w:t>
-      </w:r>
-      <w:r>
-        <w:rPr>
-          <w:rStyle w:val="NormalTok"/>
-        </w:rPr>
-        <w:t xml:space="preserve">(side) </w:t>
-      </w:r>
-      <w:r>
-        <w:rPr>
-          <w:rStyle w:val="SpecialCharTok"/>
-        </w:rPr>
-        <w:t xml:space="preserve">%&gt;%</w:t>
-      </w:r>
-      <w:r>
-        <w:br/>
-      </w:r>
-      <w:r>
-        <w:rPr>
-          <w:rStyle w:val="NormalTok"/>
-        </w:rPr>
-        <w:t xml:space="preserve">  </w:t>
-      </w:r>
-      <w:r>
-        <w:rPr>
-          <w:rStyle w:val="FunctionTok"/>
-        </w:rPr>
-        <w:t xml:space="preserve">summarize</w:t>
-      </w:r>
-      <w:r>
-        <w:rPr>
-          <w:rStyle w:val="NormalTok"/>
-        </w:rPr>
-        <w:t xml:space="preserve">(</w:t>
-      </w:r>
-      <w:r>
-        <w:rPr>
-          <w:rStyle w:val="AttributeTok"/>
-        </w:rPr>
-        <w:t xml:space="preserve">mean_wt =</w:t>
-      </w:r>
-      <w:r>
-        <w:rPr>
-          <w:rStyle w:val="NormalTok"/>
-        </w:rPr>
-        <w:t xml:space="preserve"> </w:t>
-      </w:r>
-      <w:r>
-        <w:rPr>
-          <w:rStyle w:val="FunctionTok"/>
-        </w:rPr>
-        <w:t xml:space="preserve">round</w:t>
-      </w:r>
-      <w:r>
-        <w:rPr>
-          <w:rStyle w:val="NormalTok"/>
-        </w:rPr>
-        <w:t xml:space="preserve">(</w:t>
-      </w:r>
-      <w:r>
-        <w:rPr>
-          <w:rStyle w:val="FunctionTok"/>
-        </w:rPr>
-        <w:t xml:space="preserve">mean</w:t>
-      </w:r>
-      <w:r>
-        <w:rPr>
-          <w:rStyle w:val="NormalTok"/>
-        </w:rPr>
-        <w:t xml:space="preserve">(weight_g, </w:t>
-      </w:r>
-      <w:r>
-        <w:rPr>
-          <w:rStyle w:val="AttributeTok"/>
-        </w:rPr>
-        <w:t xml:space="preserve">na.rm =</w:t>
-      </w:r>
-      <w:r>
-        <w:rPr>
-          <w:rStyle w:val="NormalTok"/>
-        </w:rPr>
-        <w:t xml:space="preserve"> </w:t>
-      </w:r>
-      <w:r>
-        <w:rPr>
-          <w:rStyle w:val="ConstantTok"/>
-        </w:rPr>
-        <w:t xml:space="preserve">TRUE</w:t>
-      </w:r>
-      <w:r>
-        <w:rPr>
-          <w:rStyle w:val="NormalTok"/>
-        </w:rPr>
-        <w:t xml:space="preserve">), </w:t>
-      </w:r>
-      <w:r>
-        <w:rPr>
-          <w:rStyle w:val="DecValTok"/>
-        </w:rPr>
-        <w:t xml:space="preserve">2</w:t>
-      </w:r>
-      <w:r>
-        <w:rPr>
-          <w:rStyle w:val="NormalTok"/>
-        </w:rPr>
-        <w:t xml:space="preserve">))</w:t>
-      </w:r>
-      <w:r>
-        <w:br/>
-      </w:r>
-      <w:r>
-        <w:br/>
-      </w:r>
-      <w:r>
-        <w:rPr>
-          <w:rStyle w:val="NormalTok"/>
-        </w:rPr>
-        <w:t xml:space="preserve">mean_shady </w:t>
-      </w:r>
-      <w:r>
-        <w:rPr>
-          <w:rStyle w:val="OtherTok"/>
-        </w:rPr>
-        <w:t xml:space="preserve">&lt;-</w:t>
-      </w:r>
-      <w:r>
-        <w:rPr>
-          <w:rStyle w:val="NormalTok"/>
-        </w:rPr>
-        <w:t xml:space="preserve"> summary_df</w:t>
-      </w:r>
-      <w:r>
-        <w:rPr>
-          <w:rStyle w:val="SpecialCharTok"/>
-        </w:rPr>
-        <w:t xml:space="preserve">$</w:t>
-      </w:r>
-      <w:r>
-        <w:rPr>
-          <w:rStyle w:val="NormalTok"/>
-        </w:rPr>
-        <w:t xml:space="preserve">mean_wt[summary_df</w:t>
-      </w:r>
-      <w:r>
-        <w:rPr>
-          <w:rStyle w:val="SpecialCharTok"/>
-        </w:rPr>
-        <w:t xml:space="preserve">$</w:t>
-      </w:r>
-      <w:r>
-        <w:rPr>
-          <w:rStyle w:val="NormalTok"/>
-        </w:rPr>
-        <w:t xml:space="preserve">side </w:t>
-      </w:r>
-      <w:r>
-        <w:rPr>
-          <w:rStyle w:val="SpecialCharTok"/>
-        </w:rPr>
-        <w:t xml:space="preserve">==</w:t>
-      </w:r>
-      <w:r>
-        <w:rPr>
-          <w:rStyle w:val="NormalTok"/>
-        </w:rPr>
-        <w:t xml:space="preserve"> </w:t>
-      </w:r>
-      <w:r>
-        <w:rPr>
-          <w:rStyle w:val="StringTok"/>
-        </w:rPr>
-        <w:t xml:space="preserve">"shady"</w:t>
-      </w:r>
-      <w:r>
-        <w:rPr>
-          <w:rStyle w:val="NormalTok"/>
-        </w:rPr>
-        <w:t xml:space="preserve">]</w:t>
-      </w:r>
-    </w:p>
-    <w:p>
-      <w:pPr>
-        <w:pStyle w:val="FirstParagraph"/>
-      </w:pPr>
-      <w:r>
-        <w:t xml:space="preserve">Then, in your text, use</w:t>
+        <w:t xml:space="preserve">Add a chunk that calculates the group means and</w:t>
       </w:r>
       <w:r>
         <w:t xml:space="preserve"> </w:t>
@@ -1718,13 +1574,10 @@
           <w:b/>
           <w:bCs/>
         </w:rPr>
-        <w:t xml:space="preserve">inline code</w:t>
-      </w:r>
-      <w:r>
-        <w:t xml:space="preserve"> </w:t>
-      </w:r>
-      <w:r>
-        <w:t xml:space="preserve">to insert the number automatically:</w:t>
+        <w:t xml:space="preserve">prints the result</w:t>
+      </w:r>
+      <w:r>
+        <w:t xml:space="preserve">:</w:t>
       </w:r>
     </w:p>
     <w:p>
@@ -1733,21 +1586,217 @@
       </w:pPr>
       <w:r>
         <w:rPr>
+          <w:rStyle w:val="CommentTok"/>
+        </w:rPr>
+        <w:t xml:space="preserve">#| label: means</w:t>
+      </w:r>
+      <w:r>
+        <w:br/>
+      </w:r>
+      <w:r>
+        <w:rPr>
           <w:rStyle w:val="NormalTok"/>
         </w:rPr>
-        <w:t xml:space="preserve">Shady-side leaves averaged </w:t>
+        <w:t xml:space="preserve">summary_df </w:t>
+      </w:r>
+      <w:r>
+        <w:rPr>
+          <w:rStyle w:val="OtherTok"/>
+        </w:rPr>
+        <w:t xml:space="preserve">&lt;-</w:t>
+      </w:r>
+      <w:r>
+        <w:rPr>
+          <w:rStyle w:val="NormalTok"/>
+        </w:rPr>
+        <w:t xml:space="preserve"> leaf_df </w:t>
+      </w:r>
+      <w:r>
+        <w:rPr>
+          <w:rStyle w:val="SpecialCharTok"/>
+        </w:rPr>
+        <w:t xml:space="preserve">%&gt;%</w:t>
+      </w:r>
+      <w:r>
+        <w:br/>
+      </w:r>
+      <w:r>
+        <w:rPr>
+          <w:rStyle w:val="NormalTok"/>
+        </w:rPr>
+        <w:t xml:space="preserve">  </w:t>
+      </w:r>
+      <w:r>
+        <w:rPr>
+          <w:rStyle w:val="FunctionTok"/>
+        </w:rPr>
+        <w:t xml:space="preserve">group_by</w:t>
+      </w:r>
+      <w:r>
+        <w:rPr>
+          <w:rStyle w:val="NormalTok"/>
+        </w:rPr>
+        <w:t xml:space="preserve">(shade) </w:t>
+      </w:r>
+      <w:r>
+        <w:rPr>
+          <w:rStyle w:val="SpecialCharTok"/>
+        </w:rPr>
+        <w:t xml:space="preserve">%&gt;%</w:t>
+      </w:r>
+      <w:r>
+        <w:br/>
+      </w:r>
+      <w:r>
+        <w:rPr>
+          <w:rStyle w:val="NormalTok"/>
+        </w:rPr>
+        <w:t xml:space="preserve">  </w:t>
+      </w:r>
+      <w:r>
+        <w:rPr>
+          <w:rStyle w:val="FunctionTok"/>
+        </w:rPr>
+        <w:t xml:space="preserve">summarize</w:t>
+      </w:r>
+      <w:r>
+        <w:rPr>
+          <w:rStyle w:val="NormalTok"/>
+        </w:rPr>
+        <w:t xml:space="preserve">(</w:t>
+      </w:r>
+      <w:r>
+        <w:rPr>
+          <w:rStyle w:val="AttributeTok"/>
+        </w:rPr>
+        <w:t xml:space="preserve">mean_mass =</w:t>
+      </w:r>
+      <w:r>
+        <w:rPr>
+          <w:rStyle w:val="NormalTok"/>
+        </w:rPr>
+        <w:t xml:space="preserve"> </w:t>
+      </w:r>
+      <w:r>
+        <w:rPr>
+          <w:rStyle w:val="FunctionTok"/>
+        </w:rPr>
+        <w:t xml:space="preserve">round</w:t>
+      </w:r>
+      <w:r>
+        <w:rPr>
+          <w:rStyle w:val="NormalTok"/>
+        </w:rPr>
+        <w:t xml:space="preserve">(</w:t>
+      </w:r>
+      <w:r>
+        <w:rPr>
+          <w:rStyle w:val="FunctionTok"/>
+        </w:rPr>
+        <w:t xml:space="preserve">mean</w:t>
+      </w:r>
+      <w:r>
+        <w:rPr>
+          <w:rStyle w:val="NormalTok"/>
+        </w:rPr>
+        <w:t xml:space="preserve">(mass_g, </w:t>
+      </w:r>
+      <w:r>
+        <w:rPr>
+          <w:rStyle w:val="AttributeTok"/>
+        </w:rPr>
+        <w:t xml:space="preserve">na.rm =</w:t>
+      </w:r>
+      <w:r>
+        <w:rPr>
+          <w:rStyle w:val="NormalTok"/>
+        </w:rPr>
+        <w:t xml:space="preserve"> </w:t>
+      </w:r>
+      <w:r>
+        <w:rPr>
+          <w:rStyle w:val="ConstantTok"/>
+        </w:rPr>
+        <w:t xml:space="preserve">TRUE</w:t>
+      </w:r>
+      <w:r>
+        <w:rPr>
+          <w:rStyle w:val="NormalTok"/>
+        </w:rPr>
+        <w:t xml:space="preserve">), </w:t>
+      </w:r>
+      <w:r>
+        <w:rPr>
+          <w:rStyle w:val="DecValTok"/>
+        </w:rPr>
+        <w:t xml:space="preserve">3</w:t>
+      </w:r>
+      <w:r>
+        <w:rPr>
+          <w:rStyle w:val="NormalTok"/>
+        </w:rPr>
+        <w:t xml:space="preserve">))</w:t>
+      </w:r>
+      <w:r>
+        <w:br/>
+      </w:r>
+      <w:r>
+        <w:br/>
+      </w:r>
+      <w:r>
+        <w:rPr>
+          <w:rStyle w:val="NormalTok"/>
+        </w:rPr>
+        <w:t xml:space="preserve">summary_df</w:t>
+      </w:r>
+    </w:p>
+    <w:p>
+      <w:pPr>
+        <w:pStyle w:val="FirstParagraph"/>
+      </w:pPr>
+      <w:r>
+        <w:t xml:space="preserve">Then, in your text, refer to the value straight from the printed table:</w:t>
+      </w:r>
+    </w:p>
+    <w:p>
+      <w:pPr>
+        <w:pStyle w:val="SourceCode"/>
+      </w:pPr>
+      <w:r>
+        <w:rPr>
+          <w:rStyle w:val="NormalTok"/>
+        </w:rPr>
+        <w:t xml:space="preserve">Read the mean mass for each side from the </w:t>
       </w:r>
       <w:r>
         <w:rPr>
           <w:rStyle w:val="InformationTok"/>
         </w:rPr>
-        <w:t xml:space="preserve">`r mean_shady`</w:t>
+        <w:t xml:space="preserve">`mean_mass`</w:t>
       </w:r>
       <w:r>
         <w:rPr>
           <w:rStyle w:val="NormalTok"/>
         </w:rPr>
-        <w:t xml:space="preserve"> g.</w:t>
+        <w:t xml:space="preserve"> column of the table above.</w:t>
+      </w:r>
+      <w:r>
+        <w:br/>
+      </w:r>
+      <w:r>
+        <w:rPr>
+          <w:rStyle w:val="NormalTok"/>
+        </w:rPr>
+        <w:t xml:space="preserve">Because the table is built from the data every render, it updates itself when the</w:t>
+      </w:r>
+      <w:r>
+        <w:br/>
+      </w:r>
+      <w:r>
+        <w:rPr>
+          <w:rStyle w:val="NormalTok"/>
+        </w:rPr>
+        <w:t xml:space="preserve">data changes — you never retype a number.</w:t>
       </w:r>
     </w:p>
     <w:p>
@@ -1755,7 +1804,7 @@
         <w:pStyle w:val="FirstParagraph"/>
       </w:pPr>
       <w:r>
-        <w:t xml:space="preserve">Render. The real number appears in the sentence — and you never typed it.</w:t>
+        <w:t xml:space="preserve">Render. The number in your report always matches the data — because you never typed it.</w:t>
       </w:r>
     </w:p>
     <w:p>
@@ -1765,8 +1814,8 @@
         </w:pict>
       </w:r>
     </w:p>
-    <w:bookmarkEnd w:id="29"/>
-    <w:bookmarkStart w:id="32" w:name="step-6-make-it-look-professional"/>
+    <w:bookmarkEnd w:id="30"/>
+    <w:bookmarkStart w:id="33" w:name="step-6-make-it-look-professional"/>
     <w:p>
       <w:pPr>
         <w:pStyle w:val="Heading2"/>
@@ -2076,18 +2125,18 @@
                 <wp:inline>
                   <wp:extent cx="152400" cy="152400"/>
                   <wp:effectExtent b="0" l="0" r="0" t="0"/>
-                  <wp:docPr descr="" title="" id="30" name="Picture"/>
+                  <wp:docPr descr="" title="" id="31" name="Picture"/>
                   <a:graphic>
                     <a:graphicData uri="http://schemas.openxmlformats.org/drawingml/2006/picture">
                       <pic:pic>
                         <pic:nvPicPr>
-                          <pic:cNvPr descr="/Applications/Positron.app/Contents/Resources/app/quarto/share/formats/docx/note.png" id="31" name="Picture"/>
+                          <pic:cNvPr descr="/Applications/Positron.app/Contents/Resources/app/quarto/share/formats/docx/note.png" id="32" name="Picture"/>
                           <pic:cNvPicPr>
                             <a:picLocks noChangeArrowheads="1" noChangeAspect="1"/>
                           </pic:cNvPicPr>
                         </pic:nvPicPr>
                         <pic:blipFill>
-                          <a:blip r:embed="rId13"/>
+                          <a:blip r:embed="rId14"/>
                           <a:stretch>
                             <a:fillRect/>
                           </a:stretch>
@@ -2204,8 +2253,8 @@
         </w:pict>
       </w:r>
     </w:p>
-    <w:bookmarkEnd w:id="32"/>
-    <w:bookmarkStart w:id="33" w:name="step-7-one-file-three-outputs-optional"/>
+    <w:bookmarkEnd w:id="33"/>
+    <w:bookmarkStart w:id="34" w:name="step-7-one-file-three-outputs-optional"/>
     <w:p>
       <w:pPr>
         <w:pStyle w:val="Heading2"/>
@@ -2350,8 +2399,8 @@
         </w:pict>
       </w:r>
     </w:p>
-    <w:bookmarkEnd w:id="33"/>
-    <w:bookmarkStart w:id="36" w:name="check-yourself"/>
+    <w:bookmarkEnd w:id="34"/>
+    <w:bookmarkStart w:id="37" w:name="check-yourself"/>
     <w:p>
       <w:pPr>
         <w:pStyle w:val="Heading2"/>
@@ -2373,7 +2422,7 @@
         <w:pStyle w:val="Compact"/>
         <w:numPr>
           <w:ilvl w:val="0"/>
-          <w:numId w:val="1001"/>
+          <w:numId w:val="1002"/>
         </w:numPr>
       </w:pPr>
       <w:r>
@@ -2416,7 +2465,7 @@
         <w:pStyle w:val="Compact"/>
         <w:numPr>
           <w:ilvl w:val="0"/>
-          <w:numId w:val="1001"/>
+          <w:numId w:val="1002"/>
         </w:numPr>
       </w:pPr>
       <w:r>
@@ -2460,7 +2509,7 @@
         <w:pStyle w:val="Compact"/>
         <w:numPr>
           <w:ilvl w:val="0"/>
-          <w:numId w:val="1001"/>
+          <w:numId w:val="1002"/>
         </w:numPr>
       </w:pPr>
       <w:r>
@@ -2488,7 +2537,7 @@
         <w:pStyle w:val="Compact"/>
         <w:numPr>
           <w:ilvl w:val="0"/>
-          <w:numId w:val="1001"/>
+          <w:numId w:val="1002"/>
         </w:numPr>
       </w:pPr>
       <w:r>
@@ -2552,12 +2601,12 @@
                 <wp:inline>
                   <wp:extent cx="152400" cy="152400"/>
                   <wp:effectExtent b="0" l="0" r="0" t="0"/>
-                  <wp:docPr descr="" title="" id="34" name="Picture"/>
+                  <wp:docPr descr="" title="" id="35" name="Picture"/>
                   <a:graphic>
                     <a:graphicData uri="http://schemas.openxmlformats.org/drawingml/2006/picture">
                       <pic:pic>
                         <pic:nvPicPr>
-                          <pic:cNvPr descr="/Applications/Positron.app/Contents/Resources/app/quarto/share/formats/docx/tip.png" id="35" name="Picture"/>
+                          <pic:cNvPr descr="/Applications/Positron.app/Contents/Resources/app/quarto/share/formats/docx/tip.png" id="36" name="Picture"/>
                           <pic:cNvPicPr>
                             <a:picLocks noChangeArrowheads="1" noChangeAspect="1"/>
                           </pic:cNvPicPr>
@@ -2641,7 +2690,7 @@
             <w:r>
               <w:t xml:space="preserve"> </w:t>
             </w:r>
-            <w:hyperlink r:id="rId16">
+            <w:hyperlink r:id="rId17">
               <w:r>
                 <w:rPr>
                   <w:rStyle w:val="VerbatimChar"/>
@@ -2666,8 +2715,8 @@
         </w:pict>
       </w:r>
     </w:p>
-    <w:bookmarkEnd w:id="36"/>
-    <w:bookmarkStart w:id="47" w:name="extension-out-of-class-3040-min"/>
+    <w:bookmarkEnd w:id="37"/>
+    <w:bookmarkStart w:id="45" w:name="extension-out-of-class-3040-min"/>
     <w:p>
       <w:pPr>
         <w:pStyle w:val="Heading1"/>
@@ -2685,7 +2734,7 @@
           <w:i/>
           <w:iCs/>
         </w:rPr>
-        <w:t xml:space="preserve">Turn this in with your worksheet, in the same</w:t>
+        <w:t xml:space="preserve">Turn this in in the same</w:t>
       </w:r>
       <w:r>
         <w:rPr>
@@ -2714,7 +2763,7 @@
           <w:i/>
           <w:iCs/>
         </w:rPr>
-        <w:t xml:space="preserve">you built in class. This</w:t>
+        <w:t xml:space="preserve">you built in class. This adds Quarto features you</w:t>
       </w:r>
       <w:r>
         <w:rPr>
@@ -2728,7 +2777,7 @@
           <w:i/>
           <w:iCs/>
         </w:rPr>
-        <w:t xml:space="preserve">adds Quarto features you have</w:t>
+        <w:t xml:space="preserve">have</w:t>
       </w:r>
       <w:r>
         <w:rPr>
@@ -2758,501 +2807,13 @@
           <w:i/>
           <w:iCs/>
         </w:rPr>
-        <w:t xml:space="preserve">seen yet — cross-references and callouts.</w:t>
-      </w:r>
-    </w:p>
-    <w:tbl>
-      <w:tblPr>
-        <w:tblStyle w:val="Table"/>
-        <w:tblLook w:firstRow="0" w:lastRow="0" w:firstColumn="0" w:lastColumn="0" w:noHBand="0" w:noVBand="0" w:val="0000"/>
-        <w:tblBorders>
-          <w:top w:val="single" w:sz="4" w:space="0" w:color="CC1914"/>
-          <w:left w:val="single" w:sz="24" w:space="0" w:color="CC1914"/>
-          <w:bottom w:val="single" w:sz="4" w:space="0" w:color="CC1914"/>
-          <w:right w:val="single" w:sz="4" w:space="0" w:color="CC1914"/>
-        </w:tblBorders>
-        <w:tblCellMar>
-          <w:left w:w="144" w:type="dxa"/>
-          <w:right w:w="144" w:type="dxa"/>
-        </w:tblCellMar>
-        <w:tblLook w:firstRow="0" w:lastRow="0" w:firstColumn="0" w:lastColumn="0" w:noHBand="0" w:noVBand="0" w:val="0000"/>
-      </w:tblPr>
-      <w:tr>
-        <w:trPr>
-          <w:cantSplit/>
-        </w:trPr>
-        <w:tc>
-          <w:tcPr>
-            <w:shd w:color="auto" w:fill="f7dddc" w:val="clear"/>
-            <w:tcMar>
-              <w:top w:w="92" w:type="dxa"/>
-              <w:bottom w:w="92" w:type="dxa"/>
-            </w:tcMar>
-          </w:tcPr>
-          <w:p>
-            <w:pPr>
-              <w:pStyle w:val="BodyText"/>
-            </w:pPr>
-            <w:pPr>
-              <w:spacing w:before="0" w:after="0"/>
-              <w:textAlignment w:val="center"/>
-            </w:pPr>
-            <w:r>
-              <w:drawing>
-                <wp:inline>
-                  <wp:extent cx="152400" cy="152400"/>
-                  <wp:effectExtent b="0" l="0" r="0" t="0"/>
-                  <wp:docPr descr="" title="" id="38" name="Picture"/>
-                  <a:graphic>
-                    <a:graphicData uri="http://schemas.openxmlformats.org/drawingml/2006/picture">
-                      <pic:pic>
-                        <pic:nvPicPr>
-                          <pic:cNvPr descr="/Applications/Positron.app/Contents/Resources/app/quarto/share/formats/docx/important.png" id="39" name="Picture"/>
-                          <pic:cNvPicPr>
-                            <a:picLocks noChangeArrowheads="1" noChangeAspect="1"/>
-                          </pic:cNvPicPr>
-                        </pic:nvPicPr>
-                        <pic:blipFill>
-                          <a:blip r:embed="rId37"/>
-                          <a:stretch>
-                            <a:fillRect/>
-                          </a:stretch>
-                        </pic:blipFill>
-                        <pic:spPr bwMode="auto">
-                          <a:xfrm>
-                            <a:off x="0" y="0"/>
-                            <a:ext cx="152400" cy="152400"/>
-                          </a:xfrm>
-                          <a:prstGeom prst="rect">
-                            <a:avLst/>
-                          </a:prstGeom>
-                          <a:noFill/>
-                          <a:ln w="9525">
-                            <a:noFill/>
-                            <a:headEnd/>
-                            <a:tailEnd/>
-                          </a:ln>
-                        </pic:spPr>
-                      </pic:pic>
-                    </a:graphicData>
-                  </a:graphic>
-                </wp:inline>
-              </w:drawing>
-            </w:r>
-            <w:r>
-              <w:t xml:space="preserve"> </w:t>
-            </w:r>
-            <w:r>
-              <w:t xml:space="preserve"> </w:t>
-            </w:r>
-            <w:r>
-              <w:t xml:space="preserve">Important</w:t>
-            </w:r>
-          </w:p>
-        </w:tc>
-      </w:tr>
-      <w:tr>
-        <w:trPr>
-          <w:cantSplit/>
-        </w:trPr>
-        <w:tc>
-          <w:tcPr>
-            <w:tcMar>
-              <w:top w:w="108" w:type="dxa"/>
-              <w:bottom w:w="108" w:type="dxa"/>
-            </w:tcMar>
-          </w:tcPr>
-          <w:p>
-            <w:pPr>
-              <w:pStyle w:val="BodyText"/>
-            </w:pPr>
-            <w:pPr>
-              <w:spacing w:before="16" w:after="16"/>
-            </w:pPr>
-            <w:r>
-              <w:rPr>
-                <w:b/>
-                <w:bCs/>
-              </w:rPr>
-              <w:t xml:space="preserve">E2 and E3 must be handwritten</w:t>
-            </w:r>
-            <w:r>
-              <w:t xml:space="preserve"> </w:t>
-            </w:r>
-            <w:r>
-              <w:t xml:space="preserve">on paper, photographed, and embedded in the</w:t>
-            </w:r>
-            <w:r>
-              <w:t xml:space="preserve"> </w:t>
-            </w:r>
-            <w:r>
-              <w:t xml:space="preserve">report. Typed answers get</w:t>
-            </w:r>
-            <w:r>
-              <w:t xml:space="preserve"> </w:t>
-            </w:r>
-            <w:r>
-              <w:rPr>
-                <w:b/>
-                <w:bCs/>
-              </w:rPr>
-              <w:t xml:space="preserve">at most half credit, even if correct</w:t>
-            </w:r>
-            <w:r>
-              <w:t xml:space="preserve"> </w:t>
-            </w:r>
-            <w:r>
-              <w:t xml:space="preserve">— E2 is your</w:t>
-            </w:r>
-            <w:r>
-              <w:t xml:space="preserve"> </w:t>
-            </w:r>
-            <w:r>
-              <w:t xml:space="preserve">prediction</w:t>
-            </w:r>
-            <w:r>
-              <w:t xml:space="preserve"> </w:t>
-            </w:r>
-            <w:r>
-              <w:rPr>
-                <w:i/>
-                <w:iCs/>
-              </w:rPr>
-              <w:t xml:space="preserve">before</w:t>
-            </w:r>
-            <w:r>
-              <w:t xml:space="preserve"> </w:t>
-            </w:r>
-            <w:r>
-              <w:t xml:space="preserve">the render.</w:t>
-            </w:r>
-          </w:p>
-          <w:p/>
-        </w:tc>
-      </w:tr>
-    </w:tbl>
-    <w:bookmarkStart w:id="40" w:name="X3f9c435d42e927b60d89987787733d02684b6bb"/>
-    <w:p>
-      <w:pPr>
-        <w:pStyle w:val="Heading2"/>
-      </w:pPr>
-      <w:r>
-        <w:t xml:space="preserve">E1 · Cross-reference your table and figure (4 pts)</w:t>
-      </w:r>
-    </w:p>
-    <w:p>
-      <w:pPr>
-        <w:pStyle w:val="FirstParagraph"/>
-      </w:pPr>
-      <w:r>
-        <w:t xml:space="preserve">Quarto can number your table and figure and let your prose refer to them by</w:t>
-      </w:r>
-      <w:r>
-        <w:t xml:space="preserve"> </w:t>
-      </w:r>
-      <w:r>
-        <w:t xml:space="preserve">number automatically, so it stays correct even if you reorder things.</w:t>
-      </w:r>
-    </w:p>
-    <w:p>
-      <w:pPr>
-        <w:pStyle w:val="Compact"/>
-        <w:numPr>
-          <w:ilvl w:val="0"/>
-          <w:numId w:val="1002"/>
-        </w:numPr>
-      </w:pPr>
-      <w:r>
-        <w:t xml:space="preserve">Give your table chunk</w:t>
-      </w:r>
-      <w:r>
-        <w:t xml:space="preserve"> </w:t>
-      </w:r>
-      <w:r>
-        <w:rPr>
-          <w:rStyle w:val="VerbatimChar"/>
-        </w:rPr>
-        <w:t xml:space="preserve">#| label: tbl-summary</w:t>
-      </w:r>
-      <w:r>
-        <w:t xml:space="preserve"> </w:t>
-      </w:r>
-      <w:r>
-        <w:t xml:space="preserve">and</w:t>
-      </w:r>
-      <w:r>
-        <w:t xml:space="preserve"> </w:t>
-      </w:r>
-      <w:r>
-        <w:rPr>
-          <w:rStyle w:val="VerbatimChar"/>
-        </w:rPr>
-        <w:t xml:space="preserve">#| tbl-cap: "..."</w:t>
-      </w:r>
-      <w:r>
-        <w:t xml:space="preserve">.</w:t>
-      </w:r>
-    </w:p>
-    <w:p>
-      <w:pPr>
-        <w:pStyle w:val="Compact"/>
-        <w:numPr>
-          <w:ilvl w:val="0"/>
-          <w:numId w:val="1002"/>
-        </w:numPr>
-      </w:pPr>
-      <w:r>
-        <w:t xml:space="preserve">Give your figure chunk</w:t>
-      </w:r>
-      <w:r>
-        <w:t xml:space="preserve"> </w:t>
-      </w:r>
-      <w:r>
-        <w:rPr>
-          <w:rStyle w:val="VerbatimChar"/>
-        </w:rPr>
-        <w:t xml:space="preserve">#| label: fig-leaf</w:t>
-      </w:r>
-      <w:r>
-        <w:t xml:space="preserve"> </w:t>
-      </w:r>
-      <w:r>
-        <w:t xml:space="preserve">and</w:t>
-      </w:r>
-      <w:r>
-        <w:t xml:space="preserve"> </w:t>
-      </w:r>
-      <w:r>
-        <w:rPr>
-          <w:rStyle w:val="VerbatimChar"/>
-        </w:rPr>
-        <w:t xml:space="preserve">#| fig-cap: "..."</w:t>
-      </w:r>
-      <w:r>
-        <w:t xml:space="preserve">.</w:t>
-      </w:r>
-    </w:p>
-    <w:p>
-      <w:pPr>
-        <w:pStyle w:val="Compact"/>
-        <w:numPr>
-          <w:ilvl w:val="0"/>
-          <w:numId w:val="1002"/>
-        </w:numPr>
-      </w:pPr>
-      <w:r>
-        <w:t xml:space="preserve">In your Results prose, write</w:t>
-      </w:r>
-      <w:r>
-        <w:t xml:space="preserve"> </w:t>
-      </w:r>
-      <w:r>
-        <w:rPr>
-          <w:rStyle w:val="VerbatimChar"/>
-        </w:rPr>
-        <w:t xml:space="preserve">@tbl-summary</w:t>
-      </w:r>
-      <w:r>
-        <w:t xml:space="preserve"> </w:t>
-      </w:r>
-      <w:r>
-        <w:t xml:space="preserve">and</w:t>
-      </w:r>
-      <w:r>
-        <w:t xml:space="preserve"> </w:t>
-      </w:r>
-      <w:r>
-        <w:rPr>
-          <w:rStyle w:val="VerbatimChar"/>
-        </w:rPr>
-        <w:t xml:space="preserve">@fig-leaf</w:t>
-      </w:r>
-      <w:r>
-        <w:t xml:space="preserve"> </w:t>
-      </w:r>
-      <w:r>
-        <w:t xml:space="preserve">instead of</w:t>
-      </w:r>
-      <w:r>
-        <w:t xml:space="preserve"> </w:t>
-      </w:r>
-      <w:r>
-        <w:t xml:space="preserve">“the</w:t>
-      </w:r>
-      <w:r>
-        <w:t xml:space="preserve"> </w:t>
-      </w:r>
-      <w:r>
-        <w:t xml:space="preserve">table above”</w:t>
-      </w:r>
-      <w:r>
-        <w:t xml:space="preserve"> </w:t>
-      </w:r>
-      <w:r>
-        <w:t xml:space="preserve">/</w:t>
-      </w:r>
-      <w:r>
-        <w:t xml:space="preserve"> </w:t>
-      </w:r>
-      <w:r>
-        <w:t xml:space="preserve">“the figure below”</w:t>
-      </w:r>
-      <w:r>
-        <w:t xml:space="preserve">. Render and check the numbers appear.</w:t>
-      </w:r>
-    </w:p>
-    <w:p>
-      <w:pPr>
-        <w:pStyle w:val="Compact"/>
-        <w:numPr>
-          <w:ilvl w:val="0"/>
-          <w:numId w:val="1002"/>
-        </w:numPr>
-      </w:pPr>
-      <w:r>
-        <w:t xml:space="preserve">Add</w:t>
-      </w:r>
-      <w:r>
-        <w:t xml:space="preserve"> </w:t>
-      </w:r>
-      <w:r>
-        <w:rPr>
-          <w:b/>
-          <w:bCs/>
-        </w:rPr>
-        <w:t xml:space="preserve">one callout of your own</w:t>
-      </w:r>
-      <w:r>
-        <w:t xml:space="preserve"> </w:t>
-      </w:r>
-      <w:r>
-        <w:t xml:space="preserve">(</w:t>
-      </w:r>
-      <w:r>
-        <w:rPr>
-          <w:rStyle w:val="VerbatimChar"/>
-        </w:rPr>
-        <w:t xml:space="preserve">::: callout-note/-warning/-tip</w:t>
-      </w:r>
-      <w:r>
-        <w:t xml:space="preserve">) flagging a</w:t>
-      </w:r>
-      <w:r>
-        <w:t xml:space="preserve"> </w:t>
+        <w:t xml:space="preserve">seen yet — cross-references and callouts. Put your written answers in</w:t>
       </w:r>
       <w:r>
         <w:rPr>
           <w:i/>
           <w:iCs/>
         </w:rPr>
-        <w:t xml:space="preserve">real</w:t>
-      </w:r>
-      <w:r>
-        <w:t xml:space="preserve"> </w:t>
-      </w:r>
-      <w:r>
-        <w:t xml:space="preserve">limitation of your analysis (small n, an outlier you kept, an</w:t>
-      </w:r>
-      <w:r>
-        <w:t xml:space="preserve"> </w:t>
-      </w:r>
-      <w:r>
-        <w:t xml:space="preserve">assumption you’re unsure of) — not a generic one.</w:t>
-      </w:r>
-    </w:p>
-    <w:p>
-      <w:pPr>
-        <w:pStyle w:val="FirstParagraph"/>
-      </w:pPr>
-      <w:r>
-        <w:t xml:space="preserve">Record the</w:t>
-      </w:r>
-      <w:r>
-        <w:t xml:space="preserve"> </w:t>
-      </w:r>
-      <w:r>
-        <w:rPr>
-          <w:rStyle w:val="VerbatimChar"/>
-        </w:rPr>
-        <w:t xml:space="preserve">label:</w:t>
-      </w:r>
-      <w:r>
-        <w:t xml:space="preserve"> </w:t>
-      </w:r>
-      <w:r>
-        <w:t xml:space="preserve">lines you added and the exact sentence where you used</w:t>
-      </w:r>
-      <w:r>
-        <w:t xml:space="preserve"> </w:t>
-      </w:r>
-      <w:r>
-        <w:rPr>
-          <w:rStyle w:val="VerbatimChar"/>
-        </w:rPr>
-        <w:t xml:space="preserve">@tbl-summary</w:t>
-      </w:r>
-      <w:r>
-        <w:t xml:space="preserve"> </w:t>
-      </w:r>
-      <w:r>
-        <w:t xml:space="preserve">or</w:t>
-      </w:r>
-      <w:r>
-        <w:t xml:space="preserve"> </w:t>
-      </w:r>
-      <w:r>
-        <w:rPr>
-          <w:rStyle w:val="VerbatimChar"/>
-        </w:rPr>
-        <w:t xml:space="preserve">@fig-leaf</w:t>
-      </w:r>
-      <w:r>
-        <w:t xml:space="preserve">.</w:t>
-      </w:r>
-    </w:p>
-    <w:bookmarkEnd w:id="40"/>
-    <w:bookmarkStart w:id="41" w:name="e2-predict-then-check-by-hand-3-pts"/>
-    <w:p>
-      <w:pPr>
-        <w:pStyle w:val="Heading2"/>
-      </w:pPr>
-      <w:r>
-        <w:t xml:space="preserve">E2 · Predict, then check — ✍️ by hand (3 pts)</w:t>
-      </w:r>
-    </w:p>
-    <w:p>
-      <w:pPr>
-        <w:pStyle w:val="FirstParagraph"/>
-      </w:pPr>
-      <w:r>
-        <w:rPr>
-          <w:b/>
-          <w:bCs/>
-        </w:rPr>
-        <w:t xml:space="preserve">Before touching any chunk options:</w:t>
-      </w:r>
-      <w:r>
-        <w:t xml:space="preserve"> </w:t>
-      </w:r>
-      <w:r>
-        <w:t xml:space="preserve">if you added</w:t>
-      </w:r>
-      <w:r>
-        <w:t xml:space="preserve"> </w:t>
-      </w:r>
-      <w:r>
-        <w:rPr>
-          <w:rStyle w:val="VerbatimChar"/>
-        </w:rPr>
-        <w:t xml:space="preserve">#| echo: false</w:t>
-      </w:r>
-      <w:r>
-        <w:t xml:space="preserve"> </w:t>
-      </w:r>
-      <w:r>
-        <w:t xml:space="preserve">to</w:t>
-      </w:r>
-      <w:r>
         <w:t xml:space="preserve"> </w:t>
       </w:r>
       <w:r>
@@ -3260,41 +2821,38 @@
           <w:i/>
           <w:iCs/>
         </w:rPr>
-        <w:t xml:space="preserve">only</w:t>
-      </w:r>
-      <w:r>
-        <w:t xml:space="preserve"> </w:t>
-      </w:r>
-      <w:r>
-        <w:t xml:space="preserve">the chunk that computes your summary table (not the whole document), what</w:t>
-      </w:r>
-      <w:r>
-        <w:t xml:space="preserve"> </w:t>
-      </w:r>
-      <w:r>
-        <w:t xml:space="preserve">exactly changes in the rendered Word doc, and what stays identical? Be specific</w:t>
-      </w:r>
-      <w:r>
-        <w:t xml:space="preserve"> </w:t>
-      </w:r>
-      <w:r>
-        <w:t xml:space="preserve">about which chunks are affected. Then make the change, render, and write whether</w:t>
-      </w:r>
-      <w:r>
-        <w:t xml:space="preserve"> </w:t>
-      </w:r>
-      <w:r>
-        <w:t xml:space="preserve">you were right.</w:t>
-      </w:r>
-    </w:p>
-    <w:bookmarkEnd w:id="41"/>
-    <w:bookmarkStart w:id="42" w:name="e3-explain-it-by-hand-3-pts"/>
+        <w:t xml:space="preserve">the report prose (or in</w:t>
+      </w:r>
+      <w:r>
+        <w:rPr>
+          <w:i/>
+          <w:iCs/>
+        </w:rPr>
+        <w:t xml:space="preserve"> </w:t>
+      </w:r>
+      <w:r>
+        <w:rPr>
+          <w:rStyle w:val="VerbatimChar"/>
+          <w:i/>
+          <w:iCs/>
+        </w:rPr>
+        <w:t xml:space="preserve">&lt;!-- comments --&gt;</w:t>
+      </w:r>
+      <w:r>
+        <w:rPr>
+          <w:i/>
+          <w:iCs/>
+        </w:rPr>
+        <w:t xml:space="preserve">) right where they belong.</w:t>
+      </w:r>
+    </w:p>
+    <w:bookmarkStart w:id="38" w:name="X3f9c435d42e927b60d89987787733d02684b6bb"/>
     <w:p>
       <w:pPr>
         <w:pStyle w:val="Heading2"/>
       </w:pPr>
       <w:r>
-        <w:t xml:space="preserve">E3 · Explain it — ✍️ by hand (3 pts)</w:t>
+        <w:t xml:space="preserve">E1 · Cross-reference your table and figure (4 pts)</w:t>
       </w:r>
     </w:p>
     <w:p>
@@ -3302,7 +2860,13 @@
         <w:pStyle w:val="FirstParagraph"/>
       </w:pPr>
       <w:r>
-        <w:t xml:space="preserve">As if explaining to a classmate who missed this unit:</w:t>
+        <w:t xml:space="preserve">Quarto can number your table and figure and let your prose refer to them by</w:t>
+      </w:r>
+      <w:r>
+        <w:t xml:space="preserve"> </w:t>
+      </w:r>
+      <w:r>
+        <w:t xml:space="preserve">number automatically, so it stays correct even if you reorder things.</w:t>
       </w:r>
     </w:p>
     <w:p>
@@ -3314,23 +2878,7 @@
         </w:numPr>
       </w:pPr>
       <w:r>
-        <w:t xml:space="preserve">Point to</w:t>
-      </w:r>
-      <w:r>
-        <w:t xml:space="preserve"> </w:t>
-      </w:r>
-      <w:r>
-        <w:rPr>
-          <w:b/>
-          <w:bCs/>
-        </w:rPr>
-        <w:t xml:space="preserve">one chunk in your own report</w:t>
-      </w:r>
-      <w:r>
-        <w:t xml:space="preserve"> </w:t>
-      </w:r>
-      <w:r>
-        <w:t xml:space="preserve">and say why you set</w:t>
+        <w:t xml:space="preserve">Give your table chunk</w:t>
       </w:r>
       <w:r>
         <w:t xml:space="preserve"> </w:t>
@@ -3339,35 +2887,25 @@
         <w:rPr>
           <w:rStyle w:val="VerbatimChar"/>
         </w:rPr>
-        <w:t xml:space="preserve">echo</w:t>
-      </w:r>
-      <w:r>
-        <w:t xml:space="preserve"> </w:t>
-      </w:r>
-      <w:r>
-        <w:t xml:space="preserve">the way</w:t>
-      </w:r>
-      <w:r>
-        <w:t xml:space="preserve"> </w:t>
-      </w:r>
-      <w:r>
-        <w:t xml:space="preserve">you did for</w:t>
-      </w:r>
-      <w:r>
-        <w:t xml:space="preserve"> </w:t>
-      </w:r>
-      <w:r>
-        <w:rPr>
-          <w:i/>
-          <w:iCs/>
-        </w:rPr>
-        <w:t xml:space="preserve">that</w:t>
-      </w:r>
-      <w:r>
-        <w:t xml:space="preserve"> </w:t>
-      </w:r>
-      <w:r>
-        <w:t xml:space="preserve">chunk.</w:t>
+        <w:t xml:space="preserve">#| label: tbl-summary</w:t>
+      </w:r>
+      <w:r>
+        <w:t xml:space="preserve"> </w:t>
+      </w:r>
+      <w:r>
+        <w:t xml:space="preserve">and</w:t>
+      </w:r>
+      <w:r>
+        <w:t xml:space="preserve"> </w:t>
+      </w:r>
+      <w:r>
+        <w:rPr>
+          <w:rStyle w:val="VerbatimChar"/>
+        </w:rPr>
+        <w:t xml:space="preserve">#| tbl-cap: "..."</w:t>
+      </w:r>
+      <w:r>
+        <w:t xml:space="preserve">.</w:t>
       </w:r>
     </w:p>
     <w:p>
@@ -3379,19 +2917,34 @@
         </w:numPr>
       </w:pPr>
       <w:r>
-        <w:t xml:space="preserve">If someone changed one number in your raw data file, walk through exactly</w:t>
-      </w:r>
-      <w:r>
-        <w:t xml:space="preserve"> </w:t>
-      </w:r>
-      <w:r>
-        <w:t xml:space="preserve">what happens the next time you press Render — which chunks rerun, which</w:t>
-      </w:r>
-      <w:r>
-        <w:t xml:space="preserve"> </w:t>
-      </w:r>
-      <w:r>
-        <w:t xml:space="preserve">outputs change, which don’t.</w:t>
+        <w:t xml:space="preserve">Give your figure chunk</w:t>
+      </w:r>
+      <w:r>
+        <w:t xml:space="preserve"> </w:t>
+      </w:r>
+      <w:r>
+        <w:rPr>
+          <w:rStyle w:val="VerbatimChar"/>
+        </w:rPr>
+        <w:t xml:space="preserve">#| label: fig-leaf</w:t>
+      </w:r>
+      <w:r>
+        <w:t xml:space="preserve"> </w:t>
+      </w:r>
+      <w:r>
+        <w:t xml:space="preserve">and</w:t>
+      </w:r>
+      <w:r>
+        <w:t xml:space="preserve"> </w:t>
+      </w:r>
+      <w:r>
+        <w:rPr>
+          <w:rStyle w:val="VerbatimChar"/>
+        </w:rPr>
+        <w:t xml:space="preserve">#| fig-cap: "..."</w:t>
+      </w:r>
+      <w:r>
+        <w:t xml:space="preserve">.</w:t>
       </w:r>
     </w:p>
     <w:p>
@@ -3403,7 +2956,7 @@
         </w:numPr>
       </w:pPr>
       <w:r>
-        <w:t xml:space="preserve">Why is referring to</w:t>
+        <w:t xml:space="preserve">In your Results prose, write</w:t>
       </w:r>
       <w:r>
         <w:t xml:space="preserve"> </w:t>
@@ -3418,36 +2971,168 @@
         <w:t xml:space="preserve"> </w:t>
       </w:r>
       <w:r>
-        <w:t xml:space="preserve">safer than typing</w:t>
-      </w:r>
-      <w:r>
-        <w:t xml:space="preserve"> </w:t>
-      </w:r>
-      <w:r>
-        <w:t xml:space="preserve">“Table 1”</w:t>
-      </w:r>
-      <w:r>
-        <w:t xml:space="preserve"> </w:t>
-      </w:r>
-      <w:r>
-        <w:t xml:space="preserve">by hand?</w:t>
-      </w:r>
-    </w:p>
-    <w:p>
-      <w:r>
-        <w:pict>
-          <v:rect style="width:0;height:1.5pt" o:hralign="center" o:hrstd="t" o:hr="t"/>
-        </w:pict>
-      </w:r>
-    </w:p>
-    <w:bookmarkEnd w:id="42"/>
-    <w:bookmarkStart w:id="46" w:name="turn-it-in"/>
+        <w:t xml:space="preserve">and</w:t>
+      </w:r>
+      <w:r>
+        <w:t xml:space="preserve"> </w:t>
+      </w:r>
+      <w:r>
+        <w:rPr>
+          <w:rStyle w:val="VerbatimChar"/>
+        </w:rPr>
+        <w:t xml:space="preserve">@fig-leaf</w:t>
+      </w:r>
+      <w:r>
+        <w:t xml:space="preserve"> </w:t>
+      </w:r>
+      <w:r>
+        <w:t xml:space="preserve">instead of</w:t>
+      </w:r>
+      <w:r>
+        <w:t xml:space="preserve"> </w:t>
+      </w:r>
+      <w:r>
+        <w:t xml:space="preserve">“the</w:t>
+      </w:r>
+      <w:r>
+        <w:t xml:space="preserve"> </w:t>
+      </w:r>
+      <w:r>
+        <w:t xml:space="preserve">table above”</w:t>
+      </w:r>
+      <w:r>
+        <w:t xml:space="preserve"> </w:t>
+      </w:r>
+      <w:r>
+        <w:t xml:space="preserve">/</w:t>
+      </w:r>
+      <w:r>
+        <w:t xml:space="preserve"> </w:t>
+      </w:r>
+      <w:r>
+        <w:t xml:space="preserve">“the figure below”</w:t>
+      </w:r>
+      <w:r>
+        <w:t xml:space="preserve">. Render and check the numbers appear.</w:t>
+      </w:r>
+    </w:p>
+    <w:p>
+      <w:pPr>
+        <w:pStyle w:val="Compact"/>
+        <w:numPr>
+          <w:ilvl w:val="0"/>
+          <w:numId w:val="1003"/>
+        </w:numPr>
+      </w:pPr>
+      <w:r>
+        <w:t xml:space="preserve">Add</w:t>
+      </w:r>
+      <w:r>
+        <w:t xml:space="preserve"> </w:t>
+      </w:r>
+      <w:r>
+        <w:rPr>
+          <w:b/>
+          <w:bCs/>
+        </w:rPr>
+        <w:t xml:space="preserve">one callout of your own</w:t>
+      </w:r>
+      <w:r>
+        <w:t xml:space="preserve"> </w:t>
+      </w:r>
+      <w:r>
+        <w:t xml:space="preserve">(</w:t>
+      </w:r>
+      <w:r>
+        <w:rPr>
+          <w:rStyle w:val="VerbatimChar"/>
+        </w:rPr>
+        <w:t xml:space="preserve">::: callout-note/-warning/-tip</w:t>
+      </w:r>
+      <w:r>
+        <w:t xml:space="preserve">) flagging a</w:t>
+      </w:r>
+      <w:r>
+        <w:t xml:space="preserve"> </w:t>
+      </w:r>
+      <w:r>
+        <w:rPr>
+          <w:i/>
+          <w:iCs/>
+        </w:rPr>
+        <w:t xml:space="preserve">real</w:t>
+      </w:r>
+      <w:r>
+        <w:t xml:space="preserve"> </w:t>
+      </w:r>
+      <w:r>
+        <w:t xml:space="preserve">limitation of your analysis (small n, an outlier you kept, an</w:t>
+      </w:r>
+      <w:r>
+        <w:t xml:space="preserve"> </w:t>
+      </w:r>
+      <w:r>
+        <w:t xml:space="preserve">assumption you’re unsure of) — not a generic one.</w:t>
+      </w:r>
+    </w:p>
+    <w:p>
+      <w:pPr>
+        <w:pStyle w:val="FirstParagraph"/>
+      </w:pPr>
+      <w:r>
+        <w:t xml:space="preserve">Record the</w:t>
+      </w:r>
+      <w:r>
+        <w:t xml:space="preserve"> </w:t>
+      </w:r>
+      <w:r>
+        <w:rPr>
+          <w:rStyle w:val="VerbatimChar"/>
+        </w:rPr>
+        <w:t xml:space="preserve">label:</w:t>
+      </w:r>
+      <w:r>
+        <w:t xml:space="preserve"> </w:t>
+      </w:r>
+      <w:r>
+        <w:t xml:space="preserve">lines you added and the exact sentence where you used</w:t>
+      </w:r>
+      <w:r>
+        <w:t xml:space="preserve"> </w:t>
+      </w:r>
+      <w:r>
+        <w:rPr>
+          <w:rStyle w:val="VerbatimChar"/>
+        </w:rPr>
+        <w:t xml:space="preserve">@tbl-summary</w:t>
+      </w:r>
+      <w:r>
+        <w:t xml:space="preserve"> </w:t>
+      </w:r>
+      <w:r>
+        <w:t xml:space="preserve">or</w:t>
+      </w:r>
+      <w:r>
+        <w:t xml:space="preserve"> </w:t>
+      </w:r>
+      <w:r>
+        <w:rPr>
+          <w:rStyle w:val="VerbatimChar"/>
+        </w:rPr>
+        <w:t xml:space="preserve">@fig-leaf</w:t>
+      </w:r>
+      <w:r>
+        <w:t xml:space="preserve">.</w:t>
+      </w:r>
+    </w:p>
+    <w:bookmarkEnd w:id="38"/>
+    <w:bookmarkStart w:id="39" w:name="e2-predict-then-check-3-pts"/>
     <w:p>
       <w:pPr>
         <w:pStyle w:val="Heading2"/>
       </w:pPr>
       <w:r>
-        <w:t xml:space="preserve">Turn it in</w:t>
+        <w:t xml:space="preserve">E2 · Predict, then check (3 pts)</w:t>
       </w:r>
     </w:p>
     <w:p>
@@ -3455,7 +3140,84 @@
         <w:pStyle w:val="FirstParagraph"/>
       </w:pPr>
       <w:r>
-        <w:t xml:space="preserve">Render to Word and submit both:</w:t>
+        <w:rPr>
+          <w:b/>
+          <w:bCs/>
+        </w:rPr>
+        <w:t xml:space="preserve">Before touching any chunk options:</w:t>
+      </w:r>
+      <w:r>
+        <w:t xml:space="preserve"> </w:t>
+      </w:r>
+      <w:r>
+        <w:t xml:space="preserve">if you added</w:t>
+      </w:r>
+      <w:r>
+        <w:t xml:space="preserve"> </w:t>
+      </w:r>
+      <w:r>
+        <w:rPr>
+          <w:rStyle w:val="VerbatimChar"/>
+        </w:rPr>
+        <w:t xml:space="preserve">#| echo: false</w:t>
+      </w:r>
+      <w:r>
+        <w:t xml:space="preserve"> </w:t>
+      </w:r>
+      <w:r>
+        <w:t xml:space="preserve">to</w:t>
+      </w:r>
+      <w:r>
+        <w:t xml:space="preserve"> </w:t>
+      </w:r>
+      <w:r>
+        <w:rPr>
+          <w:i/>
+          <w:iCs/>
+        </w:rPr>
+        <w:t xml:space="preserve">only</w:t>
+      </w:r>
+      <w:r>
+        <w:t xml:space="preserve"> </w:t>
+      </w:r>
+      <w:r>
+        <w:t xml:space="preserve">the chunk that computes your summary table (not the whole document), what</w:t>
+      </w:r>
+      <w:r>
+        <w:t xml:space="preserve"> </w:t>
+      </w:r>
+      <w:r>
+        <w:t xml:space="preserve">exactly changes in the rendered Word doc, and what stays identical? Be specific</w:t>
+      </w:r>
+      <w:r>
+        <w:t xml:space="preserve"> </w:t>
+      </w:r>
+      <w:r>
+        <w:t xml:space="preserve">about which chunks are affected. Then make the change, render, and write whether</w:t>
+      </w:r>
+      <w:r>
+        <w:t xml:space="preserve"> </w:t>
+      </w:r>
+      <w:r>
+        <w:t xml:space="preserve">you were right.</w:t>
+      </w:r>
+    </w:p>
+    <w:bookmarkEnd w:id="39"/>
+    <w:bookmarkStart w:id="40" w:name="e3-explain-it-3-pts"/>
+    <w:p>
+      <w:pPr>
+        <w:pStyle w:val="Heading2"/>
+      </w:pPr>
+      <w:r>
+        <w:t xml:space="preserve">E3 · Explain it (3 pts)</w:t>
+      </w:r>
+    </w:p>
+    <w:p>
+      <w:pPr>
+        <w:pStyle w:val="FirstParagraph"/>
+      </w:pPr>
+      <w:r>
+        <w:t xml:space="preserve">As if explaining to a classmate who missed this unit:</w:t>
       </w:r>
     </w:p>
     <w:p>
@@ -3467,16 +3229,60 @@
         </w:numPr>
       </w:pPr>
       <w:r>
+        <w:t xml:space="preserve">Point to</w:t>
+      </w:r>
+      <w:r>
+        <w:t xml:space="preserve"> </w:t>
+      </w:r>
+      <w:r>
+        <w:rPr>
+          <w:b/>
+          <w:bCs/>
+        </w:rPr>
+        <w:t xml:space="preserve">one chunk in your own report</w:t>
+      </w:r>
+      <w:r>
+        <w:t xml:space="preserve"> </w:t>
+      </w:r>
+      <w:r>
+        <w:t xml:space="preserve">and say why you set</w:t>
+      </w:r>
+      <w:r>
+        <w:t xml:space="preserve"> </w:t>
+      </w:r>
+      <w:r>
         <w:rPr>
           <w:rStyle w:val="VerbatimChar"/>
         </w:rPr>
-        <w:t xml:space="preserve">my_leaf_report.qmd</w:t>
-      </w:r>
-      <w:r>
-        <w:t xml:space="preserve"> </w:t>
-      </w:r>
-      <w:r>
-        <w:t xml:space="preserve">(your source file)</w:t>
+        <w:t xml:space="preserve">echo</w:t>
+      </w:r>
+      <w:r>
+        <w:t xml:space="preserve"> </w:t>
+      </w:r>
+      <w:r>
+        <w:t xml:space="preserve">the way</w:t>
+      </w:r>
+      <w:r>
+        <w:t xml:space="preserve"> </w:t>
+      </w:r>
+      <w:r>
+        <w:t xml:space="preserve">you did for</w:t>
+      </w:r>
+      <w:r>
+        <w:t xml:space="preserve"> </w:t>
+      </w:r>
+      <w:r>
+        <w:rPr>
+          <w:i/>
+          <w:iCs/>
+        </w:rPr>
+        <w:t xml:space="preserve">that</w:t>
+      </w:r>
+      <w:r>
+        <w:t xml:space="preserve"> </w:t>
+      </w:r>
+      <w:r>
+        <w:t xml:space="preserve">chunk.</w:t>
       </w:r>
     </w:p>
     <w:p>
@@ -3488,6 +3294,115 @@
         </w:numPr>
       </w:pPr>
       <w:r>
+        <w:t xml:space="preserve">If someone changed one number in your raw data file, walk through exactly</w:t>
+      </w:r>
+      <w:r>
+        <w:t xml:space="preserve"> </w:t>
+      </w:r>
+      <w:r>
+        <w:t xml:space="preserve">what happens the next time you press Render — which chunks rerun, which</w:t>
+      </w:r>
+      <w:r>
+        <w:t xml:space="preserve"> </w:t>
+      </w:r>
+      <w:r>
+        <w:t xml:space="preserve">outputs change, which don’t.</w:t>
+      </w:r>
+    </w:p>
+    <w:p>
+      <w:pPr>
+        <w:pStyle w:val="Compact"/>
+        <w:numPr>
+          <w:ilvl w:val="0"/>
+          <w:numId w:val="1004"/>
+        </w:numPr>
+      </w:pPr>
+      <w:r>
+        <w:t xml:space="preserve">Why is referring to</w:t>
+      </w:r>
+      <w:r>
+        <w:t xml:space="preserve"> </w:t>
+      </w:r>
+      <w:r>
+        <w:rPr>
+          <w:rStyle w:val="VerbatimChar"/>
+        </w:rPr>
+        <w:t xml:space="preserve">@tbl-summary</w:t>
+      </w:r>
+      <w:r>
+        <w:t xml:space="preserve"> </w:t>
+      </w:r>
+      <w:r>
+        <w:t xml:space="preserve">safer than typing</w:t>
+      </w:r>
+      <w:r>
+        <w:t xml:space="preserve"> </w:t>
+      </w:r>
+      <w:r>
+        <w:t xml:space="preserve">“Table 1”</w:t>
+      </w:r>
+      <w:r>
+        <w:t xml:space="preserve"> </w:t>
+      </w:r>
+      <w:r>
+        <w:t xml:space="preserve">by hand?</w:t>
+      </w:r>
+    </w:p>
+    <w:p>
+      <w:r>
+        <w:pict>
+          <v:rect style="width:0;height:1.5pt" o:hralign="center" o:hrstd="t" o:hr="t"/>
+        </w:pict>
+      </w:r>
+    </w:p>
+    <w:bookmarkEnd w:id="40"/>
+    <w:bookmarkStart w:id="44" w:name="turn-it-in"/>
+    <w:p>
+      <w:pPr>
+        <w:pStyle w:val="Heading2"/>
+      </w:pPr>
+      <w:r>
+        <w:t xml:space="preserve">Turn it in</w:t>
+      </w:r>
+    </w:p>
+    <w:p>
+      <w:pPr>
+        <w:pStyle w:val="FirstParagraph"/>
+      </w:pPr>
+      <w:r>
+        <w:t xml:space="preserve">Render to Word and submit both:</w:t>
+      </w:r>
+    </w:p>
+    <w:p>
+      <w:pPr>
+        <w:pStyle w:val="Compact"/>
+        <w:numPr>
+          <w:ilvl w:val="0"/>
+          <w:numId w:val="1005"/>
+        </w:numPr>
+      </w:pPr>
+      <w:r>
+        <w:rPr>
+          <w:rStyle w:val="VerbatimChar"/>
+        </w:rPr>
+        <w:t xml:space="preserve">my_leaf_report.qmd</w:t>
+      </w:r>
+      <w:r>
+        <w:t xml:space="preserve"> </w:t>
+      </w:r>
+      <w:r>
+        <w:t xml:space="preserve">(your source file)</w:t>
+      </w:r>
+    </w:p>
+    <w:p>
+      <w:pPr>
+        <w:pStyle w:val="Compact"/>
+        <w:numPr>
+          <w:ilvl w:val="0"/>
+          <w:numId w:val="1005"/>
+        </w:numPr>
+      </w:pPr>
+      <w:r>
         <w:rPr>
           <w:rStyle w:val="VerbatimChar"/>
         </w:rPr>
@@ -3520,7 +3435,7 @@
       <w:r>
         <w:t xml:space="preserve"> </w:t>
       </w:r>
-      <w:hyperlink r:id="rId43">
+      <w:hyperlink r:id="rId41">
         <w:r>
           <w:rPr>
             <w:rStyle w:val="Hyperlink"/>
@@ -3537,7 +3452,7 @@
       <w:r>
         <w:t xml:space="preserve"> </w:t>
       </w:r>
-      <w:hyperlink r:id="rId44">
+      <w:hyperlink r:id="rId42">
         <w:r>
           <w:rPr>
             <w:rStyle w:val="Hyperlink"/>
@@ -3554,7 +3469,7 @@
       <w:r>
         <w:t xml:space="preserve"> </w:t>
       </w:r>
-      <w:hyperlink r:id="rId45">
+      <w:hyperlink r:id="rId43">
         <w:r>
           <w:rPr>
             <w:rStyle w:val="Hyperlink"/>
@@ -3563,8 +3478,8 @@
         </w:r>
       </w:hyperlink>
     </w:p>
-    <w:bookmarkEnd w:id="46"/>
-    <w:bookmarkEnd w:id="47"/>
+    <w:bookmarkEnd w:id="44"/>
+    <w:bookmarkEnd w:id="45"/>
     <w:sectPr>
       <w:pgSz w:h="15840" w:w="12240"/>
       <w:pgMar w:bottom="1440" w:footer="720" w:gutter="0" w:header="720" w:left="1440" w:right="1440" w:top="1440"/>
@@ -3871,34 +3786,7 @@
     <w:abstractNumId w:val="991"/>
   </w:num>
   <w:num w:numId="1002">
-    <w:abstractNumId w:val="99411"/>
-    <w:lvlOverride w:ilvl="0">
-      <w:startOverride w:val="1"/>
-    </w:lvlOverride>
-    <w:lvlOverride w:ilvl="1">
-      <w:startOverride w:val="1"/>
-    </w:lvlOverride>
-    <w:lvlOverride w:ilvl="2">
-      <w:startOverride w:val="1"/>
-    </w:lvlOverride>
-    <w:lvlOverride w:ilvl="3">
-      <w:startOverride w:val="1"/>
-    </w:lvlOverride>
-    <w:lvlOverride w:ilvl="4">
-      <w:startOverride w:val="1"/>
-    </w:lvlOverride>
-    <w:lvlOverride w:ilvl="5">
-      <w:startOverride w:val="1"/>
-    </w:lvlOverride>
-    <w:lvlOverride w:ilvl="6">
-      <w:startOverride w:val="1"/>
-    </w:lvlOverride>
-    <w:lvlOverride w:ilvl="7">
-      <w:startOverride w:val="1"/>
-    </w:lvlOverride>
-    <w:lvlOverride w:ilvl="8">
-      <w:startOverride w:val="1"/>
-    </w:lvlOverride>
+    <w:abstractNumId w:val="991"/>
   </w:num>
   <w:num w:numId="1003">
     <w:abstractNumId w:val="99411"/>
@@ -3931,6 +3819,36 @@
     </w:lvlOverride>
   </w:num>
   <w:num w:numId="1004">
+    <w:abstractNumId w:val="99411"/>
+    <w:lvlOverride w:ilvl="0">
+      <w:startOverride w:val="1"/>
+    </w:lvlOverride>
+    <w:lvlOverride w:ilvl="1">
+      <w:startOverride w:val="1"/>
+    </w:lvlOverride>
+    <w:lvlOverride w:ilvl="2">
+      <w:startOverride w:val="1"/>
+    </w:lvlOverride>
+    <w:lvlOverride w:ilvl="3">
+      <w:startOverride w:val="1"/>
+    </w:lvlOverride>
+    <w:lvlOverride w:ilvl="4">
+      <w:startOverride w:val="1"/>
+    </w:lvlOverride>
+    <w:lvlOverride w:ilvl="5">
+      <w:startOverride w:val="1"/>
+    </w:lvlOverride>
+    <w:lvlOverride w:ilvl="6">
+      <w:startOverride w:val="1"/>
+    </w:lvlOverride>
+    <w:lvlOverride w:ilvl="7">
+      <w:startOverride w:val="1"/>
+    </w:lvlOverride>
+    <w:lvlOverride w:ilvl="8">
+      <w:startOverride w:val="1"/>
+    </w:lvlOverride>
+  </w:num>
+  <w:num w:numId="1005">
     <w:abstractNumId w:val="99411"/>
     <w:lvlOverride w:ilvl="0">
       <w:startOverride w:val="1"/>

--- a/docs/content/quarto/quarto_activity.docx
+++ b/docs/content/quarto/quarto_activity.docx
@@ -31,7 +31,7 @@
         <w:pStyle w:val="Date"/>
       </w:pPr>
       <w:r>
-        <w:t xml:space="preserve">2026-09-08</w:t>
+        <w:t xml:space="preserve">2026-09-10</w:t>
       </w:r>
     </w:p>
     <w:bookmarkStart w:id="18" w:name="before-you-start"/>

--- a/docs/content/quarto/quarto_activity.docx
+++ b/docs/content/quarto/quarto_activity.docx
@@ -31,7 +31,7 @@
         <w:pStyle w:val="Date"/>
       </w:pPr>
       <w:r>
-        <w:t xml:space="preserve">2026-09-10</w:t>
+        <w:t xml:space="preserve">2026-09-14</w:t>
       </w:r>
     </w:p>
     <w:bookmarkStart w:id="18" w:name="before-you-start"/>

--- a/docs/content/quarto/quarto_activity.docx
+++ b/docs/content/quarto/quarto_activity.docx
@@ -4812,7 +4812,6 @@
         <w:bottom w:color="FF0000" w:space="1" w:sz="8" w:val="single"/>
         <w:right w:color="FF0000" w:space="4" w:sz="8" w:val="single"/>
       </w:pBdr>
-      <w:shd w:color="auto" w:fill="auto" w:val="pct15"/>
       <w:spacing w:after="120" w:before="120"/>
       <w:ind w:left="432" w:right="432"/>
     </w:pPr>
@@ -4833,7 +4832,6 @@
         <w:bottom w:color="auto" w:space="1" w:sz="8" w:val="single"/>
         <w:right w:color="auto" w:space="4" w:sz="8" w:val="single"/>
       </w:pBdr>
-      <w:shd w:color="auto" w:fill="auto" w:val="pct15"/>
       <w:spacing w:after="240" w:before="240"/>
       <w:ind w:left="432" w:right="432"/>
     </w:pPr>
@@ -4848,7 +4846,6 @@
     <w:qFormat/>
     <w:rsid w:val="00771E03"/>
     <w:pPr>
-      <w:shd w:color="auto" w:fill="auto" w:val="pct15"/>
       <w:spacing w:after="240" w:before="240"/>
       <w:ind w:left="432" w:right="432"/>
     </w:pPr>

--- a/docs/content/quarto/quarto_activity.docx
+++ b/docs/content/quarto/quarto_activity.docx
@@ -31,7 +31,7 @@
         <w:pStyle w:val="Date"/>
       </w:pPr>
       <w:r>
-        <w:t xml:space="preserve">2026-09-14</w:t>
+        <w:t xml:space="preserve">2026-09-21</w:t>
       </w:r>
     </w:p>
     <w:bookmarkStart w:id="18" w:name="before-you-start"/>

--- a/docs/content/quarto/quarto_activity.docx
+++ b/docs/content/quarto/quarto_activity.docx
@@ -31,7 +31,7 @@
         <w:pStyle w:val="Date"/>
       </w:pPr>
       <w:r>
-        <w:t xml:space="preserve">2026-09-21</w:t>
+        <w:t xml:space="preserve">2026-09-22</w:t>
       </w:r>
     </w:p>
     <w:bookmarkStart w:id="18" w:name="before-you-start"/>

--- a/docs/content/quarto/quarto_activity.docx
+++ b/docs/content/quarto/quarto_activity.docx
@@ -31,7 +31,7 @@
         <w:pStyle w:val="Date"/>
       </w:pPr>
       <w:r>
-        <w:t xml:space="preserve">2026-09-22</w:t>
+        <w:t xml:space="preserve">2026-09-23</w:t>
       </w:r>
     </w:p>
     <w:bookmarkStart w:id="18" w:name="before-you-start"/>

--- a/docs/content/quarto/quarto_activity.docx
+++ b/docs/content/quarto/quarto_activity.docx
@@ -93,6 +93,28 @@
       </w:r>
       <w:r>
         <w:t xml:space="preserve">that also holds your writing.</w:t>
+      </w:r>
+    </w:p>
+    <w:p>
+      <w:pPr>
+        <w:pStyle w:val="Compact"/>
+        <w:numPr>
+          <w:ilvl w:val="0"/>
+          <w:numId w:val="1001"/>
+        </w:numPr>
+      </w:pPr>
+      <w:r>
+        <w:rPr>
+          <w:b/>
+          <w:bCs/>
+        </w:rPr>
+        <w:t xml:space="preserve">The analysis code is already in the starter file, and it runs.</w:t>
+      </w:r>
+      <w:r>
+        <w:t xml:space="preserve"> </w:t>
+      </w:r>
+      <w:r>
+        <w:t xml:space="preserve">You add the finishing touches (colors, labels, theme, table formatting), write the text, and render. Whatever time is left is for Part 9 — play.</w:t>
       </w:r>
     </w:p>
     <w:p>
@@ -353,7 +375,7 @@
               <w:t xml:space="preserve">leaf_report.qmd</w:t>
             </w:r>
             <w:r>
-              <w:t xml:space="preserve">. It already has the YAML, the library chunk, the data chunk, every section heading, and an empty, named chunk for each step.</w:t>
+              <w:t xml:space="preserve">. It already has the YAML, every section heading, and working code for every step — plots, summary table, and t-test — ready for you to finish.</w:t>
             </w:r>
           </w:p>
           <w:p>
@@ -979,7 +1001,7 @@
         <w:t xml:space="preserve">before you change anything</w:t>
       </w:r>
       <w:r>
-        <w:t xml:space="preserve">. You should get a document with a title, headings, and the library code.</w:t>
+        <w:t xml:space="preserve">. You should get a document with a title, headings, three plain plots, two plain tables, and a t-test printout. It all works — it just isn’t finished.</w:t>
       </w:r>
     </w:p>
     <w:p>
@@ -1506,7 +1528,7 @@
         <w:rPr>
           <w:rStyle w:val="CommentTok"/>
         </w:rPr>
-        <w:t xml:space="preserve">       # change to false to hide ALL the code with one edit</w:t>
+        <w:t xml:space="preserve">       # false = hide ALL the code</w:t>
       </w:r>
       <w:r>
         <w:br/>
@@ -2010,7 +2032,7 @@
         <w:rPr>
           <w:rStyle w:val="NormalTok"/>
         </w:rPr>
-        <w:t xml:space="preserve">Leaves on the **shady** side of a tree may grow larger and heavier to catch</w:t>
+        <w:t xml:space="preserve">Leaves on the **shady** side of a tree may grow larger and</w:t>
       </w:r>
       <w:r>
         <w:br/>
@@ -2019,7 +2041,7 @@
         <w:rPr>
           <w:rStyle w:val="NormalTok"/>
         </w:rPr>
-        <w:t xml:space="preserve">more of the limited light. We collected leaves from the sunny and shady sides</w:t>
+        <w:t xml:space="preserve">heavier to catch more of the limited light. We collected leaves</w:t>
       </w:r>
       <w:r>
         <w:br/>
@@ -2028,7 +2050,7 @@
         <w:rPr>
           <w:rStyle w:val="NormalTok"/>
         </w:rPr>
-        <w:t xml:space="preserve">of a tree and weighed each one.</w:t>
+        <w:t xml:space="preserve">from the sunny and shady sides of a tree and weighed each one.</w:t>
       </w:r>
       <w:r>
         <w:br/>
@@ -3295,10 +3317,13 @@
         <w:t xml:space="preserve">&lt;-</w:t>
       </w:r>
       <w:r>
+        <w:br/>
+      </w:r>
+      <w:r>
         <w:rPr>
           <w:rStyle w:val="NormalTok"/>
         </w:rPr>
-        <w:t xml:space="preserve"> </w:t>
+        <w:t xml:space="preserve">  </w:t>
       </w:r>
       <w:r>
         <w:rPr>
@@ -3637,13 +3662,13 @@
       </w:r>
     </w:p>
     <w:bookmarkEnd w:id="31"/>
-    <w:bookmarkStart w:id="35" w:name="part-5-plot-the-data"/>
+    <w:bookmarkStart w:id="41" w:name="part-5-finish-the-plots"/>
     <w:p>
       <w:pPr>
         <w:pStyle w:val="Heading1"/>
       </w:pPr>
       <w:r>
-        <w:t xml:space="preserve">Part 5 · Plot the data</w:t>
+        <w:t xml:space="preserve">Part 5 · Finish the plots</w:t>
       </w:r>
     </w:p>
     <w:p>
@@ -3651,7 +3676,7 @@
         <w:pStyle w:val="FirstParagraph"/>
       </w:pPr>
       <w:r>
-        <w:t xml:space="preserve">These are the same plots you built in Activities 03–04. Type each one</w:t>
+        <w:t xml:space="preserve">The three plots are</w:t>
       </w:r>
       <w:r>
         <w:t xml:space="preserve"> </w:t>
@@ -3661,13 +3686,10 @@
           <w:b/>
           <w:bCs/>
         </w:rPr>
-        <w:t xml:space="preserve">into the empty chunk that already has its label and options</w:t>
-      </w:r>
-      <w:r>
-        <w:t xml:space="preserve"> </w:t>
-      </w:r>
-      <w:r>
-        <w:t xml:space="preserve">— only the code under the</w:t>
+        <w:t xml:space="preserve">already in your skeleton, and they run</w:t>
+      </w:r>
+      <w:r>
+        <w:t xml:space="preserve">. Render and look at them. They are correct, but they are not ready for a report: default colors, axis labels that read</w:t>
       </w:r>
       <w:r>
         <w:t xml:space="preserve"> </w:t>
@@ -3676,605 +3698,72 @@
         <w:rPr>
           <w:rStyle w:val="VerbatimChar"/>
         </w:rPr>
-        <w:t xml:space="preserve">#</w:t>
-      </w:r>
-      <w:r>
-        <w:t xml:space="preserve"> </w:t>
-      </w:r>
-      <w:r>
-        <w:t xml:space="preserve">comment is new.</w:t>
-      </w:r>
-    </w:p>
-    <w:bookmarkStart w:id="32" w:name="box-plot"/>
-    <w:p>
-      <w:pPr>
-        <w:pStyle w:val="Heading3"/>
-      </w:pPr>
-      <w:r>
-        <w:t xml:space="preserve">Box plot</w:t>
+        <w:t xml:space="preserve">mass_g</w:t>
+      </w:r>
+      <w:r>
+        <w:t xml:space="preserve"> </w:t>
+      </w:r>
+      <w:r>
+        <w:t xml:space="preserve">and</w:t>
+      </w:r>
+      <w:r>
+        <w:t xml:space="preserve"> </w:t>
+      </w:r>
+      <w:r>
+        <w:rPr>
+          <w:rStyle w:val="VerbatimChar"/>
+        </w:rPr>
+        <w:t xml:space="preserve">shade</w:t>
+      </w:r>
+      <w:r>
+        <w:t xml:space="preserve">, and a legend that repeats what the x-axis already says.</w:t>
       </w:r>
     </w:p>
     <w:p>
       <w:pPr>
-        <w:pStyle w:val="SourceCode"/>
-      </w:pPr>
-      <w:r>
-        <w:rPr>
-          <w:rStyle w:val="InformationTok"/>
-        </w:rPr>
-        <w:t xml:space="preserve">```{r}</w:t>
-      </w:r>
-      <w:r>
-        <w:br/>
-      </w:r>
-      <w:r>
-        <w:rPr>
-          <w:rStyle w:val="CommentTok"/>
-        </w:rPr>
-        <w:t xml:space="preserve">#| label: fig-boxplot</w:t>
-      </w:r>
-      <w:r>
-        <w:br/>
-      </w:r>
-      <w:r>
-        <w:rPr>
-          <w:rStyle w:val="CommentTok"/>
-        </w:rPr>
-        <w:t xml:space="preserve">#| fig-cap: "Leaf mass by side of the tree. Points are individual leaves."</w:t>
-      </w:r>
-      <w:r>
-        <w:br/>
-      </w:r>
-      <w:r>
-        <w:rPr>
-          <w:rStyle w:val="CommentTok"/>
-        </w:rPr>
-        <w:t xml:space="preserve">#| fig-width: 5</w:t>
-      </w:r>
-      <w:r>
-        <w:br/>
-      </w:r>
-      <w:r>
-        <w:rPr>
-          <w:rStyle w:val="CommentTok"/>
-        </w:rPr>
-        <w:t xml:space="preserve">#| fig-height: 4</w:t>
-      </w:r>
-      <w:r>
-        <w:br/>
-      </w:r>
-      <w:r>
-        <w:rPr>
-          <w:rStyle w:val="CommentTok"/>
-        </w:rPr>
-        <w:t xml:space="preserve"># box plot with raw points on top ----</w:t>
-      </w:r>
-      <w:r>
-        <w:br/>
-      </w:r>
-      <w:r>
-        <w:rPr>
-          <w:rStyle w:val="NormalTok"/>
-        </w:rPr>
-        <w:t xml:space="preserve">leaf_df </w:t>
-      </w:r>
-      <w:r>
-        <w:rPr>
-          <w:rStyle w:val="SpecialCharTok"/>
-        </w:rPr>
-        <w:t xml:space="preserve">%&gt;%</w:t>
-      </w:r>
-      <w:r>
-        <w:br/>
-      </w:r>
-      <w:r>
-        <w:rPr>
-          <w:rStyle w:val="NormalTok"/>
-        </w:rPr>
-        <w:t xml:space="preserve">  </w:t>
-      </w:r>
-      <w:r>
-        <w:rPr>
-          <w:rStyle w:val="FunctionTok"/>
-        </w:rPr>
-        <w:t xml:space="preserve">ggplot</w:t>
-      </w:r>
-      <w:r>
-        <w:rPr>
-          <w:rStyle w:val="NormalTok"/>
-        </w:rPr>
-        <w:t xml:space="preserve">(</w:t>
-      </w:r>
-      <w:r>
-        <w:rPr>
-          <w:rStyle w:val="FunctionTok"/>
-        </w:rPr>
-        <w:t xml:space="preserve">aes</w:t>
-      </w:r>
-      <w:r>
-        <w:rPr>
-          <w:rStyle w:val="NormalTok"/>
-        </w:rPr>
-        <w:t xml:space="preserve">(</w:t>
-      </w:r>
-      <w:r>
-        <w:rPr>
-          <w:rStyle w:val="AttributeTok"/>
-        </w:rPr>
-        <w:t xml:space="preserve">x =</w:t>
-      </w:r>
-      <w:r>
-        <w:rPr>
-          <w:rStyle w:val="NormalTok"/>
-        </w:rPr>
-        <w:t xml:space="preserve"> shade, </w:t>
-      </w:r>
-      <w:r>
-        <w:rPr>
-          <w:rStyle w:val="AttributeTok"/>
-        </w:rPr>
-        <w:t xml:space="preserve">y =</w:t>
-      </w:r>
-      <w:r>
-        <w:rPr>
-          <w:rStyle w:val="NormalTok"/>
-        </w:rPr>
-        <w:t xml:space="preserve"> mass_g, </w:t>
-      </w:r>
-      <w:r>
-        <w:rPr>
-          <w:rStyle w:val="AttributeTok"/>
-        </w:rPr>
-        <w:t xml:space="preserve">fill =</w:t>
-      </w:r>
-      <w:r>
-        <w:rPr>
-          <w:rStyle w:val="NormalTok"/>
-        </w:rPr>
-        <w:t xml:space="preserve"> shade)) </w:t>
-      </w:r>
-      <w:r>
-        <w:rPr>
-          <w:rStyle w:val="SpecialCharTok"/>
-        </w:rPr>
-        <w:t xml:space="preserve">+</w:t>
-      </w:r>
-      <w:r>
-        <w:br/>
-      </w:r>
-      <w:r>
-        <w:rPr>
-          <w:rStyle w:val="NormalTok"/>
-        </w:rPr>
-        <w:t xml:space="preserve">  </w:t>
-      </w:r>
-      <w:r>
-        <w:rPr>
-          <w:rStyle w:val="FunctionTok"/>
-        </w:rPr>
-        <w:t xml:space="preserve">geom_boxplot</w:t>
-      </w:r>
-      <w:r>
-        <w:rPr>
-          <w:rStyle w:val="NormalTok"/>
-        </w:rPr>
-        <w:t xml:space="preserve">(</w:t>
-      </w:r>
-      <w:r>
-        <w:rPr>
-          <w:rStyle w:val="AttributeTok"/>
-        </w:rPr>
-        <w:t xml:space="preserve">alpha =</w:t>
-      </w:r>
-      <w:r>
-        <w:rPr>
-          <w:rStyle w:val="NormalTok"/>
-        </w:rPr>
-        <w:t xml:space="preserve"> </w:t>
-      </w:r>
-      <w:r>
-        <w:rPr>
-          <w:rStyle w:val="FloatTok"/>
-        </w:rPr>
-        <w:t xml:space="preserve">0.6</w:t>
-      </w:r>
-      <w:r>
-        <w:rPr>
-          <w:rStyle w:val="NormalTok"/>
-        </w:rPr>
-        <w:t xml:space="preserve">, </w:t>
-      </w:r>
-      <w:r>
-        <w:rPr>
-          <w:rStyle w:val="AttributeTok"/>
-        </w:rPr>
-        <w:t xml:space="preserve">outlier.shape =</w:t>
-      </w:r>
-      <w:r>
-        <w:rPr>
-          <w:rStyle w:val="NormalTok"/>
-        </w:rPr>
-        <w:t xml:space="preserve"> </w:t>
-      </w:r>
-      <w:r>
-        <w:rPr>
-          <w:rStyle w:val="ConstantTok"/>
-        </w:rPr>
-        <w:t xml:space="preserve">NA</w:t>
-      </w:r>
-      <w:r>
-        <w:rPr>
-          <w:rStyle w:val="NormalTok"/>
-        </w:rPr>
-        <w:t xml:space="preserve">) </w:t>
-      </w:r>
-      <w:r>
-        <w:rPr>
-          <w:rStyle w:val="SpecialCharTok"/>
-        </w:rPr>
-        <w:t xml:space="preserve">+</w:t>
-      </w:r>
-      <w:r>
-        <w:br/>
-      </w:r>
-      <w:r>
-        <w:rPr>
-          <w:rStyle w:val="NormalTok"/>
-        </w:rPr>
-        <w:t xml:space="preserve">  </w:t>
-      </w:r>
-      <w:r>
-        <w:rPr>
-          <w:rStyle w:val="FunctionTok"/>
-        </w:rPr>
-        <w:t xml:space="preserve">geom_jitter</w:t>
-      </w:r>
-      <w:r>
-        <w:rPr>
-          <w:rStyle w:val="NormalTok"/>
-        </w:rPr>
-        <w:t xml:space="preserve">(</w:t>
-      </w:r>
-      <w:r>
-        <w:rPr>
-          <w:rStyle w:val="AttributeTok"/>
-        </w:rPr>
-        <w:t xml:space="preserve">width =</w:t>
-      </w:r>
-      <w:r>
-        <w:rPr>
-          <w:rStyle w:val="NormalTok"/>
-        </w:rPr>
-        <w:t xml:space="preserve"> </w:t>
-      </w:r>
-      <w:r>
-        <w:rPr>
-          <w:rStyle w:val="FloatTok"/>
-        </w:rPr>
-        <w:t xml:space="preserve">0.15</w:t>
-      </w:r>
-      <w:r>
-        <w:rPr>
-          <w:rStyle w:val="NormalTok"/>
-        </w:rPr>
-        <w:t xml:space="preserve">, </w:t>
-      </w:r>
-      <w:r>
-        <w:rPr>
-          <w:rStyle w:val="AttributeTok"/>
-        </w:rPr>
-        <w:t xml:space="preserve">alpha =</w:t>
-      </w:r>
-      <w:r>
-        <w:rPr>
-          <w:rStyle w:val="NormalTok"/>
-        </w:rPr>
-        <w:t xml:space="preserve"> </w:t>
-      </w:r>
-      <w:r>
-        <w:rPr>
-          <w:rStyle w:val="FloatTok"/>
-        </w:rPr>
-        <w:t xml:space="preserve">0.6</w:t>
-      </w:r>
-      <w:r>
-        <w:rPr>
-          <w:rStyle w:val="NormalTok"/>
-        </w:rPr>
-        <w:t xml:space="preserve">) </w:t>
-      </w:r>
-      <w:r>
-        <w:rPr>
-          <w:rStyle w:val="SpecialCharTok"/>
-        </w:rPr>
-        <w:t xml:space="preserve">+</w:t>
-      </w:r>
-      <w:r>
-        <w:br/>
-      </w:r>
-      <w:r>
-        <w:rPr>
-          <w:rStyle w:val="NormalTok"/>
-        </w:rPr>
-        <w:t xml:space="preserve">  </w:t>
-      </w:r>
-      <w:r>
-        <w:rPr>
-          <w:rStyle w:val="FunctionTok"/>
-        </w:rPr>
-        <w:t xml:space="preserve">scale_fill_manual</w:t>
-      </w:r>
-      <w:r>
-        <w:rPr>
-          <w:rStyle w:val="NormalTok"/>
-        </w:rPr>
-        <w:t xml:space="preserve">(</w:t>
-      </w:r>
-      <w:r>
-        <w:rPr>
-          <w:rStyle w:val="AttributeTok"/>
-        </w:rPr>
-        <w:t xml:space="preserve">values =</w:t>
-      </w:r>
-      <w:r>
-        <w:rPr>
-          <w:rStyle w:val="NormalTok"/>
-        </w:rPr>
-        <w:t xml:space="preserve"> </w:t>
-      </w:r>
-      <w:r>
-        <w:rPr>
-          <w:rStyle w:val="FunctionTok"/>
-        </w:rPr>
-        <w:t xml:space="preserve">c</w:t>
-      </w:r>
-      <w:r>
-        <w:rPr>
-          <w:rStyle w:val="NormalTok"/>
-        </w:rPr>
-        <w:t xml:space="preserve">(</w:t>
-      </w:r>
-      <w:r>
-        <w:rPr>
-          <w:rStyle w:val="StringTok"/>
-        </w:rPr>
-        <w:t xml:space="preserve">"sunny"</w:t>
-      </w:r>
-      <w:r>
-        <w:rPr>
-          <w:rStyle w:val="NormalTok"/>
-        </w:rPr>
-        <w:t xml:space="preserve"> </w:t>
-      </w:r>
-      <w:r>
-        <w:rPr>
-          <w:rStyle w:val="OtherTok"/>
-        </w:rPr>
-        <w:t xml:space="preserve">=</w:t>
-      </w:r>
-      <w:r>
-        <w:rPr>
-          <w:rStyle w:val="NormalTok"/>
-        </w:rPr>
-        <w:t xml:space="preserve"> </w:t>
-      </w:r>
-      <w:r>
-        <w:rPr>
-          <w:rStyle w:val="StringTok"/>
-        </w:rPr>
-        <w:t xml:space="preserve">"goldenrod"</w:t>
-      </w:r>
-      <w:r>
-        <w:rPr>
-          <w:rStyle w:val="NormalTok"/>
-        </w:rPr>
-        <w:t xml:space="preserve">, </w:t>
-      </w:r>
-      <w:r>
-        <w:rPr>
-          <w:rStyle w:val="StringTok"/>
-        </w:rPr>
-        <w:t xml:space="preserve">"shady"</w:t>
-      </w:r>
-      <w:r>
-        <w:rPr>
-          <w:rStyle w:val="NormalTok"/>
-        </w:rPr>
-        <w:t xml:space="preserve"> </w:t>
-      </w:r>
-      <w:r>
-        <w:rPr>
-          <w:rStyle w:val="OtherTok"/>
-        </w:rPr>
-        <w:t xml:space="preserve">=</w:t>
-      </w:r>
-      <w:r>
-        <w:rPr>
-          <w:rStyle w:val="NormalTok"/>
-        </w:rPr>
-        <w:t xml:space="preserve"> </w:t>
-      </w:r>
-      <w:r>
-        <w:rPr>
-          <w:rStyle w:val="StringTok"/>
-        </w:rPr>
-        <w:t xml:space="preserve">"forestgreen"</w:t>
-      </w:r>
-      <w:r>
-        <w:rPr>
-          <w:rStyle w:val="NormalTok"/>
-        </w:rPr>
-        <w:t xml:space="preserve">)) </w:t>
-      </w:r>
-      <w:r>
-        <w:rPr>
-          <w:rStyle w:val="SpecialCharTok"/>
-        </w:rPr>
-        <w:t xml:space="preserve">+</w:t>
-      </w:r>
-      <w:r>
-        <w:br/>
-      </w:r>
-      <w:r>
-        <w:rPr>
-          <w:rStyle w:val="NormalTok"/>
-        </w:rPr>
-        <w:t xml:space="preserve">  </w:t>
-      </w:r>
-      <w:r>
-        <w:rPr>
-          <w:rStyle w:val="FunctionTok"/>
-        </w:rPr>
-        <w:t xml:space="preserve">labs</w:t>
-      </w:r>
-      <w:r>
-        <w:rPr>
-          <w:rStyle w:val="NormalTok"/>
-        </w:rPr>
-        <w:t xml:space="preserve">(</w:t>
-      </w:r>
-      <w:r>
-        <w:rPr>
-          <w:rStyle w:val="AttributeTok"/>
-        </w:rPr>
-        <w:t xml:space="preserve">x =</w:t>
-      </w:r>
-      <w:r>
-        <w:rPr>
-          <w:rStyle w:val="NormalTok"/>
-        </w:rPr>
-        <w:t xml:space="preserve"> </w:t>
-      </w:r>
-      <w:r>
-        <w:rPr>
-          <w:rStyle w:val="StringTok"/>
-        </w:rPr>
-        <w:t xml:space="preserve">"Side of tree"</w:t>
-      </w:r>
-      <w:r>
-        <w:rPr>
-          <w:rStyle w:val="NormalTok"/>
-        </w:rPr>
-        <w:t xml:space="preserve">, </w:t>
-      </w:r>
-      <w:r>
-        <w:rPr>
-          <w:rStyle w:val="AttributeTok"/>
-        </w:rPr>
-        <w:t xml:space="preserve">y =</w:t>
-      </w:r>
-      <w:r>
-        <w:rPr>
-          <w:rStyle w:val="NormalTok"/>
-        </w:rPr>
-        <w:t xml:space="preserve"> </w:t>
-      </w:r>
-      <w:r>
-        <w:rPr>
-          <w:rStyle w:val="StringTok"/>
-        </w:rPr>
-        <w:t xml:space="preserve">"Leaf mass (g)"</w:t>
-      </w:r>
-      <w:r>
-        <w:rPr>
-          <w:rStyle w:val="NormalTok"/>
-        </w:rPr>
-        <w:t xml:space="preserve">) </w:t>
-      </w:r>
-      <w:r>
-        <w:rPr>
-          <w:rStyle w:val="SpecialCharTok"/>
-        </w:rPr>
-        <w:t xml:space="preserve">+</w:t>
-      </w:r>
-      <w:r>
-        <w:br/>
-      </w:r>
-      <w:r>
-        <w:rPr>
-          <w:rStyle w:val="NormalTok"/>
-        </w:rPr>
-        <w:t xml:space="preserve">  </w:t>
-      </w:r>
-      <w:r>
-        <w:rPr>
-          <w:rStyle w:val="FunctionTok"/>
-        </w:rPr>
-        <w:t xml:space="preserve">theme_regular</w:t>
-      </w:r>
-      <w:r>
-        <w:rPr>
-          <w:rStyle w:val="NormalTok"/>
-        </w:rPr>
-        <w:t xml:space="preserve">() </w:t>
-      </w:r>
-      <w:r>
-        <w:rPr>
-          <w:rStyle w:val="SpecialCharTok"/>
-        </w:rPr>
-        <w:t xml:space="preserve">+</w:t>
-      </w:r>
-      <w:r>
-        <w:br/>
-      </w:r>
-      <w:r>
-        <w:rPr>
-          <w:rStyle w:val="NormalTok"/>
-        </w:rPr>
-        <w:t xml:space="preserve">  </w:t>
-      </w:r>
-      <w:r>
-        <w:rPr>
-          <w:rStyle w:val="FunctionTok"/>
-        </w:rPr>
-        <w:t xml:space="preserve">theme</w:t>
-      </w:r>
-      <w:r>
-        <w:rPr>
-          <w:rStyle w:val="NormalTok"/>
-        </w:rPr>
-        <w:t xml:space="preserve">(</w:t>
-      </w:r>
-      <w:r>
-        <w:rPr>
-          <w:rStyle w:val="AttributeTok"/>
-        </w:rPr>
-        <w:t xml:space="preserve">legend.position =</w:t>
-      </w:r>
-      <w:r>
-        <w:rPr>
-          <w:rStyle w:val="NormalTok"/>
-        </w:rPr>
-        <w:t xml:space="preserve"> </w:t>
-      </w:r>
-      <w:r>
-        <w:rPr>
-          <w:rStyle w:val="StringTok"/>
-        </w:rPr>
-        <w:t xml:space="preserve">"none"</w:t>
-      </w:r>
-      <w:r>
-        <w:rPr>
-          <w:rStyle w:val="NormalTok"/>
-        </w:rPr>
-        <w:t xml:space="preserve">)</w:t>
-      </w:r>
-      <w:r>
-        <w:br/>
-      </w:r>
-      <w:r>
-        <w:rPr>
-          <w:rStyle w:val="InformationTok"/>
-        </w:rPr>
-        <w:t xml:space="preserve">```</w:t>
+        <w:pStyle w:val="BodyText"/>
+      </w:pPr>
+      <w:r>
+        <w:t xml:space="preserve">Your job is the</w:t>
+      </w:r>
+      <w:r>
+        <w:t xml:space="preserve"> </w:t>
+      </w:r>
+      <w:r>
+        <w:rPr>
+          <w:b/>
+          <w:bCs/>
+        </w:rPr>
+        <w:t xml:space="preserve">finishing touches</w:t>
+      </w:r>
+      <w:r>
+        <w:t xml:space="preserve"> </w:t>
+      </w:r>
+      <w:r>
+        <w:t xml:space="preserve">— the same layers you learned in Activities 03–04. Each chunk ends with a</w:t>
+      </w:r>
+      <w:r>
+        <w:t xml:space="preserve"> </w:t>
+      </w:r>
+      <w:r>
+        <w:rPr>
+          <w:rStyle w:val="VerbatimChar"/>
+        </w:rPr>
+        <w:t xml:space="preserve"># TODO:</w:t>
+      </w:r>
+      <w:r>
+        <w:t xml:space="preserve"> </w:t>
+      </w:r>
+      <w:r>
+        <w:t xml:space="preserve">comment showing where they go.</w:t>
       </w:r>
     </w:p>
     <w:p>
       <w:pPr>
-        <w:pStyle w:val="FirstParagraph"/>
-      </w:pPr>
-      <w:r>
-        <w:t xml:space="preserve">Render. Notice the caption starts</w:t>
+        <w:pStyle w:val="BodyText"/>
+      </w:pPr>
+      <w:r>
+        <w:t xml:space="preserve">🔮</w:t>
       </w:r>
       <w:r>
         <w:t xml:space="preserve"> </w:t>
@@ -4284,38 +3773,13 @@
           <w:b/>
           <w:bCs/>
         </w:rPr>
-        <w:t xml:space="preserve">“Figure 1:”</w:t>
-      </w:r>
-      <w:r>
-        <w:t xml:space="preserve"> </w:t>
-      </w:r>
-      <w:r>
-        <w:t xml:space="preserve">— that number came from the</w:t>
-      </w:r>
-      <w:r>
-        <w:t xml:space="preserve"> </w:t>
-      </w:r>
-      <w:r>
-        <w:rPr>
-          <w:rStyle w:val="VerbatimChar"/>
-        </w:rPr>
-        <w:t xml:space="preserve">fig-</w:t>
-      </w:r>
-      <w:r>
-        <w:t xml:space="preserve"> </w:t>
-      </w:r>
-      <w:r>
-        <w:t xml:space="preserve">at the front of the label.</w:t>
-      </w:r>
-    </w:p>
-    <w:bookmarkEnd w:id="32"/>
-    <w:bookmarkStart w:id="33" w:name="mean-se"/>
-    <w:p>
-      <w:pPr>
-        <w:pStyle w:val="Heading3"/>
-      </w:pPr>
-      <w:r>
-        <w:t xml:space="preserve">Mean ± SE</w:t>
+        <w:t xml:space="preserve">Predict:</w:t>
+      </w:r>
+      <w:r>
+        <w:t xml:space="preserve"> </w:t>
+      </w:r>
+      <w:r>
+        <w:t xml:space="preserve">Before you change anything, list three things about the plain box plot a reader would find confusing.</w:t>
       </w:r>
     </w:p>
     <w:p>
@@ -4324,734 +3788,79 @@
       </w:pPr>
       <w:r>
         <w:rPr>
-          <w:rStyle w:val="InformationTok"/>
-        </w:rPr>
-        <w:t xml:space="preserve">```{r}</w:t>
+          <w:rStyle w:val="VerbatimChar"/>
+        </w:rPr>
+        <w:t xml:space="preserve">1.</w:t>
       </w:r>
       <w:r>
         <w:br/>
       </w:r>
       <w:r>
         <w:rPr>
-          <w:rStyle w:val="CommentTok"/>
-        </w:rPr>
-        <w:t xml:space="preserve">#| label: fig-mean-se</w:t>
+          <w:rStyle w:val="VerbatimChar"/>
+        </w:rPr>
+        <w:t xml:space="preserve">2.</w:t>
       </w:r>
       <w:r>
         <w:br/>
       </w:r>
       <w:r>
         <w:rPr>
-          <w:rStyle w:val="CommentTok"/>
-        </w:rPr>
-        <w:t xml:space="preserve">#| fig-cap: "Mean leaf mass (± 1 SE) by side of the tree."</w:t>
-      </w:r>
-      <w:r>
-        <w:br/>
-      </w:r>
-      <w:r>
-        <w:rPr>
-          <w:rStyle w:val="CommentTok"/>
-        </w:rPr>
-        <w:t xml:space="preserve">#| fig-width: 5</w:t>
-      </w:r>
-      <w:r>
-        <w:br/>
-      </w:r>
-      <w:r>
-        <w:rPr>
-          <w:rStyle w:val="CommentTok"/>
-        </w:rPr>
-        <w:t xml:space="preserve">#| fig-height: 4</w:t>
-      </w:r>
-      <w:r>
-        <w:br/>
-      </w:r>
-      <w:r>
-        <w:rPr>
-          <w:rStyle w:val="CommentTok"/>
-        </w:rPr>
-        <w:t xml:space="preserve"># mean +/- standard error plot ----</w:t>
-      </w:r>
-      <w:r>
-        <w:br/>
-      </w:r>
-      <w:r>
-        <w:rPr>
-          <w:rStyle w:val="NormalTok"/>
-        </w:rPr>
-        <w:t xml:space="preserve">leaf_df </w:t>
-      </w:r>
-      <w:r>
-        <w:rPr>
-          <w:rStyle w:val="SpecialCharTok"/>
-        </w:rPr>
-        <w:t xml:space="preserve">%&gt;%</w:t>
-      </w:r>
-      <w:r>
-        <w:br/>
-      </w:r>
-      <w:r>
-        <w:rPr>
-          <w:rStyle w:val="NormalTok"/>
-        </w:rPr>
-        <w:t xml:space="preserve">  </w:t>
-      </w:r>
-      <w:r>
-        <w:rPr>
-          <w:rStyle w:val="FunctionTok"/>
-        </w:rPr>
-        <w:t xml:space="preserve">ggplot</w:t>
-      </w:r>
-      <w:r>
-        <w:rPr>
-          <w:rStyle w:val="NormalTok"/>
-        </w:rPr>
-        <w:t xml:space="preserve">(</w:t>
-      </w:r>
-      <w:r>
-        <w:rPr>
-          <w:rStyle w:val="FunctionTok"/>
-        </w:rPr>
-        <w:t xml:space="preserve">aes</w:t>
-      </w:r>
-      <w:r>
-        <w:rPr>
-          <w:rStyle w:val="NormalTok"/>
-        </w:rPr>
-        <w:t xml:space="preserve">(</w:t>
-      </w:r>
-      <w:r>
-        <w:rPr>
-          <w:rStyle w:val="AttributeTok"/>
-        </w:rPr>
-        <w:t xml:space="preserve">x =</w:t>
-      </w:r>
-      <w:r>
-        <w:rPr>
-          <w:rStyle w:val="NormalTok"/>
-        </w:rPr>
-        <w:t xml:space="preserve"> shade, </w:t>
-      </w:r>
-      <w:r>
-        <w:rPr>
-          <w:rStyle w:val="AttributeTok"/>
-        </w:rPr>
-        <w:t xml:space="preserve">y =</w:t>
-      </w:r>
-      <w:r>
-        <w:rPr>
-          <w:rStyle w:val="NormalTok"/>
-        </w:rPr>
-        <w:t xml:space="preserve"> mass_g, </w:t>
-      </w:r>
-      <w:r>
-        <w:rPr>
-          <w:rStyle w:val="AttributeTok"/>
-        </w:rPr>
-        <w:t xml:space="preserve">color =</w:t>
-      </w:r>
-      <w:r>
-        <w:rPr>
-          <w:rStyle w:val="NormalTok"/>
-        </w:rPr>
-        <w:t xml:space="preserve"> shade)) </w:t>
-      </w:r>
-      <w:r>
-        <w:rPr>
-          <w:rStyle w:val="SpecialCharTok"/>
-        </w:rPr>
-        <w:t xml:space="preserve">+</w:t>
-      </w:r>
-      <w:r>
-        <w:br/>
-      </w:r>
-      <w:r>
-        <w:rPr>
-          <w:rStyle w:val="NormalTok"/>
-        </w:rPr>
-        <w:t xml:space="preserve">  </w:t>
-      </w:r>
-      <w:r>
-        <w:rPr>
-          <w:rStyle w:val="FunctionTok"/>
-        </w:rPr>
-        <w:t xml:space="preserve">geom_jitter</w:t>
-      </w:r>
-      <w:r>
-        <w:rPr>
-          <w:rStyle w:val="NormalTok"/>
-        </w:rPr>
-        <w:t xml:space="preserve">(</w:t>
-      </w:r>
-      <w:r>
-        <w:rPr>
-          <w:rStyle w:val="AttributeTok"/>
-        </w:rPr>
-        <w:t xml:space="preserve">width =</w:t>
-      </w:r>
-      <w:r>
-        <w:rPr>
-          <w:rStyle w:val="NormalTok"/>
-        </w:rPr>
-        <w:t xml:space="preserve"> </w:t>
-      </w:r>
-      <w:r>
-        <w:rPr>
-          <w:rStyle w:val="FloatTok"/>
-        </w:rPr>
-        <w:t xml:space="preserve">0.15</w:t>
-      </w:r>
-      <w:r>
-        <w:rPr>
-          <w:rStyle w:val="NormalTok"/>
-        </w:rPr>
-        <w:t xml:space="preserve">, </w:t>
-      </w:r>
-      <w:r>
-        <w:rPr>
-          <w:rStyle w:val="AttributeTok"/>
-        </w:rPr>
-        <w:t xml:space="preserve">alpha =</w:t>
-      </w:r>
-      <w:r>
-        <w:rPr>
-          <w:rStyle w:val="NormalTok"/>
-        </w:rPr>
-        <w:t xml:space="preserve"> </w:t>
-      </w:r>
-      <w:r>
-        <w:rPr>
-          <w:rStyle w:val="FloatTok"/>
-        </w:rPr>
-        <w:t xml:space="preserve">0.35</w:t>
-      </w:r>
-      <w:r>
-        <w:rPr>
-          <w:rStyle w:val="NormalTok"/>
-        </w:rPr>
-        <w:t xml:space="preserve">, </w:t>
-      </w:r>
-      <w:r>
-        <w:rPr>
-          <w:rStyle w:val="AttributeTok"/>
-        </w:rPr>
-        <w:t xml:space="preserve">size =</w:t>
-      </w:r>
-      <w:r>
-        <w:rPr>
-          <w:rStyle w:val="NormalTok"/>
-        </w:rPr>
-        <w:t xml:space="preserve"> </w:t>
-      </w:r>
-      <w:r>
-        <w:rPr>
-          <w:rStyle w:val="DecValTok"/>
-        </w:rPr>
-        <w:t xml:space="preserve">2</w:t>
-      </w:r>
-      <w:r>
-        <w:rPr>
-          <w:rStyle w:val="NormalTok"/>
-        </w:rPr>
-        <w:t xml:space="preserve">) </w:t>
-      </w:r>
-      <w:r>
-        <w:rPr>
-          <w:rStyle w:val="SpecialCharTok"/>
-        </w:rPr>
-        <w:t xml:space="preserve">+</w:t>
-      </w:r>
-      <w:r>
-        <w:br/>
-      </w:r>
-      <w:r>
-        <w:rPr>
-          <w:rStyle w:val="NormalTok"/>
-        </w:rPr>
-        <w:t xml:space="preserve">  </w:t>
-      </w:r>
-      <w:r>
-        <w:rPr>
-          <w:rStyle w:val="FunctionTok"/>
-        </w:rPr>
-        <w:t xml:space="preserve">stat_summary</w:t>
-      </w:r>
-      <w:r>
-        <w:rPr>
-          <w:rStyle w:val="NormalTok"/>
-        </w:rPr>
-        <w:t xml:space="preserve">(</w:t>
-      </w:r>
-      <w:r>
-        <w:rPr>
-          <w:rStyle w:val="AttributeTok"/>
-        </w:rPr>
-        <w:t xml:space="preserve">fun =</w:t>
-      </w:r>
-      <w:r>
-        <w:rPr>
-          <w:rStyle w:val="NormalTok"/>
-        </w:rPr>
-        <w:t xml:space="preserve"> mean, </w:t>
-      </w:r>
-      <w:r>
-        <w:rPr>
-          <w:rStyle w:val="AttributeTok"/>
-        </w:rPr>
-        <w:t xml:space="preserve">geom =</w:t>
-      </w:r>
-      <w:r>
-        <w:rPr>
-          <w:rStyle w:val="NormalTok"/>
-        </w:rPr>
-        <w:t xml:space="preserve"> </w:t>
-      </w:r>
-      <w:r>
-        <w:rPr>
-          <w:rStyle w:val="StringTok"/>
-        </w:rPr>
-        <w:t xml:space="preserve">"point"</w:t>
-      </w:r>
-      <w:r>
-        <w:rPr>
-          <w:rStyle w:val="NormalTok"/>
-        </w:rPr>
-        <w:t xml:space="preserve">, </w:t>
-      </w:r>
-      <w:r>
-        <w:rPr>
-          <w:rStyle w:val="AttributeTok"/>
-        </w:rPr>
-        <w:t xml:space="preserve">size =</w:t>
-      </w:r>
-      <w:r>
-        <w:rPr>
-          <w:rStyle w:val="NormalTok"/>
-        </w:rPr>
-        <w:t xml:space="preserve"> </w:t>
-      </w:r>
-      <w:r>
-        <w:rPr>
-          <w:rStyle w:val="DecValTok"/>
-        </w:rPr>
-        <w:t xml:space="preserve">4</w:t>
-      </w:r>
-      <w:r>
-        <w:rPr>
-          <w:rStyle w:val="NormalTok"/>
-        </w:rPr>
-        <w:t xml:space="preserve">) </w:t>
-      </w:r>
-      <w:r>
-        <w:rPr>
-          <w:rStyle w:val="SpecialCharTok"/>
-        </w:rPr>
-        <w:t xml:space="preserve">+</w:t>
-      </w:r>
-      <w:r>
-        <w:br/>
-      </w:r>
-      <w:r>
-        <w:rPr>
-          <w:rStyle w:val="NormalTok"/>
-        </w:rPr>
-        <w:t xml:space="preserve">  </w:t>
-      </w:r>
-      <w:r>
-        <w:rPr>
-          <w:rStyle w:val="FunctionTok"/>
-        </w:rPr>
-        <w:t xml:space="preserve">stat_summary</w:t>
-      </w:r>
-      <w:r>
-        <w:rPr>
-          <w:rStyle w:val="NormalTok"/>
-        </w:rPr>
-        <w:t xml:space="preserve">(</w:t>
-      </w:r>
-      <w:r>
-        <w:rPr>
-          <w:rStyle w:val="AttributeTok"/>
-        </w:rPr>
-        <w:t xml:space="preserve">fun.data =</w:t>
-      </w:r>
-      <w:r>
-        <w:rPr>
-          <w:rStyle w:val="NormalTok"/>
-        </w:rPr>
-        <w:t xml:space="preserve"> mean_se, </w:t>
-      </w:r>
-      <w:r>
-        <w:rPr>
-          <w:rStyle w:val="AttributeTok"/>
-        </w:rPr>
-        <w:t xml:space="preserve">geom =</w:t>
-      </w:r>
-      <w:r>
-        <w:rPr>
-          <w:rStyle w:val="NormalTok"/>
-        </w:rPr>
-        <w:t xml:space="preserve"> </w:t>
-      </w:r>
-      <w:r>
-        <w:rPr>
-          <w:rStyle w:val="StringTok"/>
-        </w:rPr>
-        <w:t xml:space="preserve">"errorbar"</w:t>
-      </w:r>
-      <w:r>
-        <w:rPr>
-          <w:rStyle w:val="NormalTok"/>
-        </w:rPr>
-        <w:t xml:space="preserve">, </w:t>
-      </w:r>
-      <w:r>
-        <w:rPr>
-          <w:rStyle w:val="AttributeTok"/>
-        </w:rPr>
-        <w:t xml:space="preserve">width =</w:t>
-      </w:r>
-      <w:r>
-        <w:rPr>
-          <w:rStyle w:val="NormalTok"/>
-        </w:rPr>
-        <w:t xml:space="preserve"> </w:t>
-      </w:r>
-      <w:r>
-        <w:rPr>
-          <w:rStyle w:val="FloatTok"/>
-        </w:rPr>
-        <w:t xml:space="preserve">0.15</w:t>
-      </w:r>
-      <w:r>
-        <w:rPr>
-          <w:rStyle w:val="NormalTok"/>
-        </w:rPr>
-        <w:t xml:space="preserve">, </w:t>
-      </w:r>
-      <w:r>
-        <w:rPr>
-          <w:rStyle w:val="AttributeTok"/>
-        </w:rPr>
-        <w:t xml:space="preserve">linewidth =</w:t>
-      </w:r>
-      <w:r>
-        <w:rPr>
-          <w:rStyle w:val="NormalTok"/>
-        </w:rPr>
-        <w:t xml:space="preserve"> </w:t>
-      </w:r>
-      <w:r>
-        <w:rPr>
-          <w:rStyle w:val="FloatTok"/>
-        </w:rPr>
-        <w:t xml:space="preserve">0.9</w:t>
-      </w:r>
-      <w:r>
-        <w:rPr>
-          <w:rStyle w:val="NormalTok"/>
-        </w:rPr>
-        <w:t xml:space="preserve">) </w:t>
-      </w:r>
-      <w:r>
-        <w:rPr>
-          <w:rStyle w:val="SpecialCharTok"/>
-        </w:rPr>
-        <w:t xml:space="preserve">+</w:t>
-      </w:r>
-      <w:r>
-        <w:br/>
-      </w:r>
-      <w:r>
-        <w:rPr>
-          <w:rStyle w:val="NormalTok"/>
-        </w:rPr>
-        <w:t xml:space="preserve">  </w:t>
-      </w:r>
-      <w:r>
-        <w:rPr>
-          <w:rStyle w:val="FunctionTok"/>
-        </w:rPr>
-        <w:t xml:space="preserve">scale_color_manual</w:t>
-      </w:r>
-      <w:r>
-        <w:rPr>
-          <w:rStyle w:val="NormalTok"/>
-        </w:rPr>
-        <w:t xml:space="preserve">(</w:t>
-      </w:r>
-      <w:r>
-        <w:rPr>
-          <w:rStyle w:val="AttributeTok"/>
-        </w:rPr>
-        <w:t xml:space="preserve">values =</w:t>
-      </w:r>
-      <w:r>
-        <w:rPr>
-          <w:rStyle w:val="NormalTok"/>
-        </w:rPr>
-        <w:t xml:space="preserve"> </w:t>
-      </w:r>
-      <w:r>
-        <w:rPr>
-          <w:rStyle w:val="FunctionTok"/>
-        </w:rPr>
-        <w:t xml:space="preserve">c</w:t>
-      </w:r>
-      <w:r>
-        <w:rPr>
-          <w:rStyle w:val="NormalTok"/>
-        </w:rPr>
-        <w:t xml:space="preserve">(</w:t>
-      </w:r>
-      <w:r>
-        <w:rPr>
-          <w:rStyle w:val="StringTok"/>
-        </w:rPr>
-        <w:t xml:space="preserve">"sunny"</w:t>
-      </w:r>
-      <w:r>
-        <w:rPr>
-          <w:rStyle w:val="NormalTok"/>
-        </w:rPr>
-        <w:t xml:space="preserve"> </w:t>
-      </w:r>
-      <w:r>
-        <w:rPr>
-          <w:rStyle w:val="OtherTok"/>
-        </w:rPr>
-        <w:t xml:space="preserve">=</w:t>
-      </w:r>
-      <w:r>
-        <w:rPr>
-          <w:rStyle w:val="NormalTok"/>
-        </w:rPr>
-        <w:t xml:space="preserve"> </w:t>
-      </w:r>
-      <w:r>
-        <w:rPr>
-          <w:rStyle w:val="StringTok"/>
-        </w:rPr>
-        <w:t xml:space="preserve">"goldenrod"</w:t>
-      </w:r>
-      <w:r>
-        <w:rPr>
-          <w:rStyle w:val="NormalTok"/>
-        </w:rPr>
-        <w:t xml:space="preserve">, </w:t>
-      </w:r>
-      <w:r>
-        <w:rPr>
-          <w:rStyle w:val="StringTok"/>
-        </w:rPr>
-        <w:t xml:space="preserve">"shady"</w:t>
-      </w:r>
-      <w:r>
-        <w:rPr>
-          <w:rStyle w:val="NormalTok"/>
-        </w:rPr>
-        <w:t xml:space="preserve"> </w:t>
-      </w:r>
-      <w:r>
-        <w:rPr>
-          <w:rStyle w:val="OtherTok"/>
-        </w:rPr>
-        <w:t xml:space="preserve">=</w:t>
-      </w:r>
-      <w:r>
-        <w:rPr>
-          <w:rStyle w:val="NormalTok"/>
-        </w:rPr>
-        <w:t xml:space="preserve"> </w:t>
-      </w:r>
-      <w:r>
-        <w:rPr>
-          <w:rStyle w:val="StringTok"/>
-        </w:rPr>
-        <w:t xml:space="preserve">"forestgreen"</w:t>
-      </w:r>
-      <w:r>
-        <w:rPr>
-          <w:rStyle w:val="NormalTok"/>
-        </w:rPr>
-        <w:t xml:space="preserve">)) </w:t>
-      </w:r>
-      <w:r>
-        <w:rPr>
-          <w:rStyle w:val="SpecialCharTok"/>
-        </w:rPr>
-        <w:t xml:space="preserve">+</w:t>
-      </w:r>
-      <w:r>
-        <w:br/>
-      </w:r>
-      <w:r>
-        <w:rPr>
-          <w:rStyle w:val="NormalTok"/>
-        </w:rPr>
-        <w:t xml:space="preserve">  </w:t>
-      </w:r>
-      <w:r>
-        <w:rPr>
-          <w:rStyle w:val="FunctionTok"/>
-        </w:rPr>
-        <w:t xml:space="preserve">labs</w:t>
-      </w:r>
-      <w:r>
-        <w:rPr>
-          <w:rStyle w:val="NormalTok"/>
-        </w:rPr>
-        <w:t xml:space="preserve">(</w:t>
-      </w:r>
-      <w:r>
-        <w:rPr>
-          <w:rStyle w:val="AttributeTok"/>
-        </w:rPr>
-        <w:t xml:space="preserve">x =</w:t>
-      </w:r>
-      <w:r>
-        <w:rPr>
-          <w:rStyle w:val="NormalTok"/>
-        </w:rPr>
-        <w:t xml:space="preserve"> </w:t>
-      </w:r>
-      <w:r>
-        <w:rPr>
-          <w:rStyle w:val="StringTok"/>
-        </w:rPr>
-        <w:t xml:space="preserve">"Side of tree"</w:t>
-      </w:r>
-      <w:r>
-        <w:rPr>
-          <w:rStyle w:val="NormalTok"/>
-        </w:rPr>
-        <w:t xml:space="preserve">, </w:t>
-      </w:r>
-      <w:r>
-        <w:rPr>
-          <w:rStyle w:val="AttributeTok"/>
-        </w:rPr>
-        <w:t xml:space="preserve">y =</w:t>
-      </w:r>
-      <w:r>
-        <w:rPr>
-          <w:rStyle w:val="NormalTok"/>
-        </w:rPr>
-        <w:t xml:space="preserve"> </w:t>
-      </w:r>
-      <w:r>
-        <w:rPr>
-          <w:rStyle w:val="StringTok"/>
-        </w:rPr>
-        <w:t xml:space="preserve">"Leaf mass (g)"</w:t>
-      </w:r>
-      <w:r>
-        <w:rPr>
-          <w:rStyle w:val="NormalTok"/>
-        </w:rPr>
-        <w:t xml:space="preserve">) </w:t>
-      </w:r>
-      <w:r>
-        <w:rPr>
-          <w:rStyle w:val="SpecialCharTok"/>
-        </w:rPr>
-        <w:t xml:space="preserve">+</w:t>
-      </w:r>
-      <w:r>
-        <w:br/>
-      </w:r>
-      <w:r>
-        <w:rPr>
-          <w:rStyle w:val="NormalTok"/>
-        </w:rPr>
-        <w:t xml:space="preserve">  </w:t>
-      </w:r>
-      <w:r>
-        <w:rPr>
-          <w:rStyle w:val="FunctionTok"/>
-        </w:rPr>
-        <w:t xml:space="preserve">theme_regular</w:t>
-      </w:r>
-      <w:r>
-        <w:rPr>
-          <w:rStyle w:val="NormalTok"/>
-        </w:rPr>
-        <w:t xml:space="preserve">() </w:t>
-      </w:r>
-      <w:r>
-        <w:rPr>
-          <w:rStyle w:val="SpecialCharTok"/>
-        </w:rPr>
-        <w:t xml:space="preserve">+</w:t>
-      </w:r>
-      <w:r>
-        <w:br/>
-      </w:r>
-      <w:r>
-        <w:rPr>
-          <w:rStyle w:val="NormalTok"/>
-        </w:rPr>
-        <w:t xml:space="preserve">  </w:t>
-      </w:r>
-      <w:r>
-        <w:rPr>
-          <w:rStyle w:val="FunctionTok"/>
-        </w:rPr>
-        <w:t xml:space="preserve">theme</w:t>
-      </w:r>
-      <w:r>
-        <w:rPr>
-          <w:rStyle w:val="NormalTok"/>
-        </w:rPr>
-        <w:t xml:space="preserve">(</w:t>
-      </w:r>
-      <w:r>
-        <w:rPr>
-          <w:rStyle w:val="AttributeTok"/>
-        </w:rPr>
-        <w:t xml:space="preserve">legend.position =</w:t>
-      </w:r>
-      <w:r>
-        <w:rPr>
-          <w:rStyle w:val="NormalTok"/>
-        </w:rPr>
-        <w:t xml:space="preserve"> </w:t>
-      </w:r>
-      <w:r>
-        <w:rPr>
-          <w:rStyle w:val="StringTok"/>
-        </w:rPr>
-        <w:t xml:space="preserve">"none"</w:t>
-      </w:r>
-      <w:r>
-        <w:rPr>
-          <w:rStyle w:val="NormalTok"/>
-        </w:rPr>
-        <w:t xml:space="preserve">)</w:t>
-      </w:r>
-      <w:r>
-        <w:br/>
-      </w:r>
-      <w:r>
-        <w:rPr>
-          <w:rStyle w:val="InformationTok"/>
-        </w:rPr>
-        <w:t xml:space="preserve">```</w:t>
+          <w:rStyle w:val="VerbatimChar"/>
+        </w:rPr>
+        <w:t xml:space="preserve">3.</w:t>
       </w:r>
     </w:p>
-    <w:bookmarkEnd w:id="33"/>
-    <w:bookmarkStart w:id="34" w:name="histogram"/>
+    <w:bookmarkStart w:id="34" w:name="box-plot"/>
     <w:p>
       <w:pPr>
         <w:pStyle w:val="Heading3"/>
       </w:pPr>
       <w:r>
-        <w:t xml:space="preserve">Histogram</w:t>
+        <w:t xml:space="preserve">Box plot</w:t>
       </w:r>
     </w:p>
     <w:p>
       <w:pPr>
+        <w:pStyle w:val="FirstParagraph"/>
+      </w:pPr>
+      <w:r>
+        <w:t xml:space="preserve">Here is the finished chunk. The</w:t>
+      </w:r>
+      <w:r>
+        <w:t xml:space="preserve"> </w:t>
+      </w:r>
+      <w:r>
+        <w:rPr>
+          <w:b/>
+          <w:bCs/>
+        </w:rPr>
+        <w:t xml:space="preserve">last four lines</w:t>
+      </w:r>
+      <w:r>
+        <w:t xml:space="preserve"> </w:t>
+      </w:r>
+      <w:r>
+        <w:t xml:space="preserve">are yours to add in place of the</w:t>
+      </w:r>
+      <w:r>
+        <w:t xml:space="preserve"> </w:t>
+      </w:r>
+      <w:r>
+        <w:rPr>
+          <w:rStyle w:val="VerbatimChar"/>
+        </w:rPr>
+        <w:t xml:space="preserve"># TODO:</w:t>
+      </w:r>
+      <w:r>
+        <w:t xml:space="preserve"> </w:t>
+      </w:r>
+      <w:r>
+        <w:t xml:space="preserve">comment:</w:t>
+      </w:r>
+    </w:p>
+    <w:p>
+      <w:pPr>
         <w:pStyle w:val="SourceCode"/>
       </w:pPr>
       <w:r>
@@ -5067,7 +3876,7 @@
         <w:rPr>
           <w:rStyle w:val="CommentTok"/>
         </w:rPr>
-        <w:t xml:space="preserve">#| label: fig-histogram</w:t>
+        <w:t xml:space="preserve">#| label: fig-boxplot</w:t>
       </w:r>
       <w:r>
         <w:br/>
@@ -5076,7 +3885,7 @@
         <w:rPr>
           <w:rStyle w:val="CommentTok"/>
         </w:rPr>
-        <w:t xml:space="preserve">#| fig-cap: "Distribution of leaf mass on each side of the tree."</w:t>
+        <w:t xml:space="preserve">#| fig-cap: "Leaf mass by side; each point is one leaf."</w:t>
       </w:r>
       <w:r>
         <w:br/>
@@ -5085,7 +3894,7 @@
         <w:rPr>
           <w:rStyle w:val="CommentTok"/>
         </w:rPr>
-        <w:t xml:space="preserve">#| fig-width: 6</w:t>
+        <w:t xml:space="preserve">#| fig-width: 5</w:t>
       </w:r>
       <w:r>
         <w:br/>
@@ -5094,7 +3903,7 @@
         <w:rPr>
           <w:rStyle w:val="CommentTok"/>
         </w:rPr>
-        <w:t xml:space="preserve">#| fig-height: 3.5</w:t>
+        <w:t xml:space="preserve">#| fig-height: 4</w:t>
       </w:r>
       <w:r>
         <w:br/>
@@ -5103,7 +3912,7 @@
         <w:rPr>
           <w:rStyle w:val="CommentTok"/>
         </w:rPr>
-        <w:t xml:space="preserve"># one histogram per side ----</w:t>
+        <w:t xml:space="preserve"># box plot with raw points on top ----</w:t>
       </w:r>
       <w:r>
         <w:br/>
@@ -5163,6 +3972,18 @@
         <w:rPr>
           <w:rStyle w:val="NormalTok"/>
         </w:rPr>
+        <w:t xml:space="preserve"> shade, </w:t>
+      </w:r>
+      <w:r>
+        <w:rPr>
+          <w:rStyle w:val="AttributeTok"/>
+        </w:rPr>
+        <w:t xml:space="preserve">y =</w:t>
+      </w:r>
+      <w:r>
+        <w:rPr>
+          <w:rStyle w:val="NormalTok"/>
+        </w:rPr>
         <w:t xml:space="preserve"> mass_g, </w:t>
       </w:r>
       <w:r>
@@ -5196,7 +4017,7 @@
         <w:rPr>
           <w:rStyle w:val="FunctionTok"/>
         </w:rPr>
-        <w:t xml:space="preserve">geom_histogram</w:t>
+        <w:t xml:space="preserve">geom_boxplot</w:t>
       </w:r>
       <w:r>
         <w:rPr>
@@ -5208,7 +4029,7 @@
         <w:rPr>
           <w:rStyle w:val="AttributeTok"/>
         </w:rPr>
-        <w:t xml:space="preserve">binwidth =</w:t>
+        <w:t xml:space="preserve">alpha =</w:t>
       </w:r>
       <w:r>
         <w:rPr>
@@ -5220,7 +4041,7 @@
         <w:rPr>
           <w:rStyle w:val="FloatTok"/>
         </w:rPr>
-        <w:t xml:space="preserve">0.05</w:t>
+        <w:t xml:space="preserve">0.6</w:t>
       </w:r>
       <w:r>
         <w:rPr>
@@ -5232,7 +4053,7 @@
         <w:rPr>
           <w:rStyle w:val="AttributeTok"/>
         </w:rPr>
-        <w:t xml:space="preserve">color =</w:t>
+        <w:t xml:space="preserve">outlier.shape =</w:t>
       </w:r>
       <w:r>
         <w:rPr>
@@ -5242,14 +4063,296 @@
       </w:r>
       <w:r>
         <w:rPr>
+          <w:rStyle w:val="ConstantTok"/>
+        </w:rPr>
+        <w:t xml:space="preserve">NA</w:t>
+      </w:r>
+      <w:r>
+        <w:rPr>
+          <w:rStyle w:val="NormalTok"/>
+        </w:rPr>
+        <w:t xml:space="preserve">) </w:t>
+      </w:r>
+      <w:r>
+        <w:rPr>
+          <w:rStyle w:val="SpecialCharTok"/>
+        </w:rPr>
+        <w:t xml:space="preserve">+</w:t>
+      </w:r>
+      <w:r>
+        <w:br/>
+      </w:r>
+      <w:r>
+        <w:rPr>
+          <w:rStyle w:val="NormalTok"/>
+        </w:rPr>
+        <w:t xml:space="preserve">  </w:t>
+      </w:r>
+      <w:r>
+        <w:rPr>
+          <w:rStyle w:val="FunctionTok"/>
+        </w:rPr>
+        <w:t xml:space="preserve">geom_jitter</w:t>
+      </w:r>
+      <w:r>
+        <w:rPr>
+          <w:rStyle w:val="NormalTok"/>
+        </w:rPr>
+        <w:t xml:space="preserve">(</w:t>
+      </w:r>
+      <w:r>
+        <w:rPr>
+          <w:rStyle w:val="AttributeTok"/>
+        </w:rPr>
+        <w:t xml:space="preserve">width =</w:t>
+      </w:r>
+      <w:r>
+        <w:rPr>
+          <w:rStyle w:val="NormalTok"/>
+        </w:rPr>
+        <w:t xml:space="preserve"> </w:t>
+      </w:r>
+      <w:r>
+        <w:rPr>
+          <w:rStyle w:val="FloatTok"/>
+        </w:rPr>
+        <w:t xml:space="preserve">0.15</w:t>
+      </w:r>
+      <w:r>
+        <w:rPr>
+          <w:rStyle w:val="NormalTok"/>
+        </w:rPr>
+        <w:t xml:space="preserve">, </w:t>
+      </w:r>
+      <w:r>
+        <w:rPr>
+          <w:rStyle w:val="AttributeTok"/>
+        </w:rPr>
+        <w:t xml:space="preserve">alpha =</w:t>
+      </w:r>
+      <w:r>
+        <w:rPr>
+          <w:rStyle w:val="NormalTok"/>
+        </w:rPr>
+        <w:t xml:space="preserve"> </w:t>
+      </w:r>
+      <w:r>
+        <w:rPr>
+          <w:rStyle w:val="FloatTok"/>
+        </w:rPr>
+        <w:t xml:space="preserve">0.6</w:t>
+      </w:r>
+      <w:r>
+        <w:rPr>
+          <w:rStyle w:val="NormalTok"/>
+        </w:rPr>
+        <w:t xml:space="preserve">) </w:t>
+      </w:r>
+      <w:r>
+        <w:rPr>
+          <w:rStyle w:val="SpecialCharTok"/>
+        </w:rPr>
+        <w:t xml:space="preserve">+</w:t>
+      </w:r>
+      <w:r>
+        <w:br/>
+      </w:r>
+      <w:r>
+        <w:rPr>
+          <w:rStyle w:val="NormalTok"/>
+        </w:rPr>
+        <w:t xml:space="preserve">  </w:t>
+      </w:r>
+      <w:r>
+        <w:rPr>
+          <w:rStyle w:val="FunctionTok"/>
+        </w:rPr>
+        <w:t xml:space="preserve">scale_fill_manual</w:t>
+      </w:r>
+      <w:r>
+        <w:rPr>
+          <w:rStyle w:val="NormalTok"/>
+        </w:rPr>
+        <w:t xml:space="preserve">(</w:t>
+      </w:r>
+      <w:r>
+        <w:rPr>
+          <w:rStyle w:val="AttributeTok"/>
+        </w:rPr>
+        <w:t xml:space="preserve">values =</w:t>
+      </w:r>
+      <w:r>
+        <w:rPr>
+          <w:rStyle w:val="NormalTok"/>
+        </w:rPr>
+        <w:t xml:space="preserve"> </w:t>
+      </w:r>
+      <w:r>
+        <w:rPr>
+          <w:rStyle w:val="FunctionTok"/>
+        </w:rPr>
+        <w:t xml:space="preserve">c</w:t>
+      </w:r>
+      <w:r>
+        <w:rPr>
+          <w:rStyle w:val="NormalTok"/>
+        </w:rPr>
+        <w:t xml:space="preserve">(</w:t>
+      </w:r>
+      <w:r>
+        <w:rPr>
           <w:rStyle w:val="StringTok"/>
         </w:rPr>
-        <w:t xml:space="preserve">"white"</w:t>
+        <w:t xml:space="preserve">"sunny"</w:t>
       </w:r>
       <w:r>
         <w:rPr>
           <w:rStyle w:val="NormalTok"/>
         </w:rPr>
+        <w:t xml:space="preserve"> </w:t>
+      </w:r>
+      <w:r>
+        <w:rPr>
+          <w:rStyle w:val="OtherTok"/>
+        </w:rPr>
+        <w:t xml:space="preserve">=</w:t>
+      </w:r>
+      <w:r>
+        <w:rPr>
+          <w:rStyle w:val="NormalTok"/>
+        </w:rPr>
+        <w:t xml:space="preserve"> </w:t>
+      </w:r>
+      <w:r>
+        <w:rPr>
+          <w:rStyle w:val="StringTok"/>
+        </w:rPr>
+        <w:t xml:space="preserve">"goldenrod"</w:t>
+      </w:r>
+      <w:r>
+        <w:rPr>
+          <w:rStyle w:val="NormalTok"/>
+        </w:rPr>
+        <w:t xml:space="preserve">,</w:t>
+      </w:r>
+      <w:r>
+        <w:br/>
+      </w:r>
+      <w:r>
+        <w:rPr>
+          <w:rStyle w:val="NormalTok"/>
+        </w:rPr>
+        <w:t xml:space="preserve">                               </w:t>
+      </w:r>
+      <w:r>
+        <w:rPr>
+          <w:rStyle w:val="StringTok"/>
+        </w:rPr>
+        <w:t xml:space="preserve">"shady"</w:t>
+      </w:r>
+      <w:r>
+        <w:rPr>
+          <w:rStyle w:val="NormalTok"/>
+        </w:rPr>
+        <w:t xml:space="preserve"> </w:t>
+      </w:r>
+      <w:r>
+        <w:rPr>
+          <w:rStyle w:val="OtherTok"/>
+        </w:rPr>
+        <w:t xml:space="preserve">=</w:t>
+      </w:r>
+      <w:r>
+        <w:rPr>
+          <w:rStyle w:val="NormalTok"/>
+        </w:rPr>
+        <w:t xml:space="preserve"> </w:t>
+      </w:r>
+      <w:r>
+        <w:rPr>
+          <w:rStyle w:val="StringTok"/>
+        </w:rPr>
+        <w:t xml:space="preserve">"forestgreen"</w:t>
+      </w:r>
+      <w:r>
+        <w:rPr>
+          <w:rStyle w:val="NormalTok"/>
+        </w:rPr>
+        <w:t xml:space="preserve">)) </w:t>
+      </w:r>
+      <w:r>
+        <w:rPr>
+          <w:rStyle w:val="SpecialCharTok"/>
+        </w:rPr>
+        <w:t xml:space="preserve">+</w:t>
+      </w:r>
+      <w:r>
+        <w:br/>
+      </w:r>
+      <w:r>
+        <w:rPr>
+          <w:rStyle w:val="NormalTok"/>
+        </w:rPr>
+        <w:t xml:space="preserve">  </w:t>
+      </w:r>
+      <w:r>
+        <w:rPr>
+          <w:rStyle w:val="FunctionTok"/>
+        </w:rPr>
+        <w:t xml:space="preserve">labs</w:t>
+      </w:r>
+      <w:r>
+        <w:rPr>
+          <w:rStyle w:val="NormalTok"/>
+        </w:rPr>
+        <w:t xml:space="preserve">(</w:t>
+      </w:r>
+      <w:r>
+        <w:rPr>
+          <w:rStyle w:val="AttributeTok"/>
+        </w:rPr>
+        <w:t xml:space="preserve">x =</w:t>
+      </w:r>
+      <w:r>
+        <w:rPr>
+          <w:rStyle w:val="NormalTok"/>
+        </w:rPr>
+        <w:t xml:space="preserve"> </w:t>
+      </w:r>
+      <w:r>
+        <w:rPr>
+          <w:rStyle w:val="StringTok"/>
+        </w:rPr>
+        <w:t xml:space="preserve">"Side of tree"</w:t>
+      </w:r>
+      <w:r>
+        <w:rPr>
+          <w:rStyle w:val="NormalTok"/>
+        </w:rPr>
+        <w:t xml:space="preserve">, </w:t>
+      </w:r>
+      <w:r>
+        <w:rPr>
+          <w:rStyle w:val="AttributeTok"/>
+        </w:rPr>
+        <w:t xml:space="preserve">y =</w:t>
+      </w:r>
+      <w:r>
+        <w:rPr>
+          <w:rStyle w:val="NormalTok"/>
+        </w:rPr>
+        <w:t xml:space="preserve"> </w:t>
+      </w:r>
+      <w:r>
+        <w:rPr>
+          <w:rStyle w:val="StringTok"/>
+        </w:rPr>
+        <w:t xml:space="preserve">"Leaf mass (g)"</w:t>
+      </w:r>
+      <w:r>
+        <w:rPr>
+          <w:rStyle w:val="NormalTok"/>
+        </w:rPr>
         <w:t xml:space="preserve">) </w:t>
       </w:r>
       <w:r>
@@ -5271,312 +4374,1902 @@
         <w:rPr>
           <w:rStyle w:val="FunctionTok"/>
         </w:rPr>
-        <w:t xml:space="preserve">facet_wrap</w:t>
+        <w:t xml:space="preserve">theme_regular</w:t>
       </w:r>
       <w:r>
         <w:rPr>
           <w:rStyle w:val="NormalTok"/>
         </w:rPr>
+        <w:t xml:space="preserve">() </w:t>
+      </w:r>
+      <w:r>
+        <w:rPr>
+          <w:rStyle w:val="SpecialCharTok"/>
+        </w:rPr>
+        <w:t xml:space="preserve">+</w:t>
+      </w:r>
+      <w:r>
+        <w:br/>
+      </w:r>
+      <w:r>
+        <w:rPr>
+          <w:rStyle w:val="NormalTok"/>
+        </w:rPr>
+        <w:t xml:space="preserve">  </w:t>
+      </w:r>
+      <w:r>
+        <w:rPr>
+          <w:rStyle w:val="FunctionTok"/>
+        </w:rPr>
+        <w:t xml:space="preserve">theme</w:t>
+      </w:r>
+      <w:r>
+        <w:rPr>
+          <w:rStyle w:val="NormalTok"/>
+        </w:rPr>
         <w:t xml:space="preserve">(</w:t>
       </w:r>
       <w:r>
         <w:rPr>
-          <w:rStyle w:val="SpecialCharTok"/>
-        </w:rPr>
-        <w:t xml:space="preserve">~</w:t>
+          <w:rStyle w:val="AttributeTok"/>
+        </w:rPr>
+        <w:t xml:space="preserve">legend.position =</w:t>
       </w:r>
       <w:r>
         <w:rPr>
           <w:rStyle w:val="NormalTok"/>
         </w:rPr>
-        <w:t xml:space="preserve">shade) </w:t>
-      </w:r>
-      <w:r>
-        <w:rPr>
-          <w:rStyle w:val="SpecialCharTok"/>
-        </w:rPr>
-        <w:t xml:space="preserve">+</w:t>
+        <w:t xml:space="preserve"> </w:t>
+      </w:r>
+      <w:r>
+        <w:rPr>
+          <w:rStyle w:val="StringTok"/>
+        </w:rPr>
+        <w:t xml:space="preserve">"none"</w:t>
+      </w:r>
+      <w:r>
+        <w:rPr>
+          <w:rStyle w:val="NormalTok"/>
+        </w:rPr>
+        <w:t xml:space="preserve">)</w:t>
       </w:r>
       <w:r>
         <w:br/>
       </w:r>
       <w:r>
         <w:rPr>
-          <w:rStyle w:val="NormalTok"/>
-        </w:rPr>
-        <w:t xml:space="preserve">  </w:t>
-      </w:r>
-      <w:r>
-        <w:rPr>
-          <w:rStyle w:val="FunctionTok"/>
-        </w:rPr>
-        <w:t xml:space="preserve">scale_fill_manual</w:t>
-      </w:r>
-      <w:r>
-        <w:rPr>
-          <w:rStyle w:val="NormalTok"/>
-        </w:rPr>
-        <w:t xml:space="preserve">(</w:t>
-      </w:r>
-      <w:r>
-        <w:rPr>
-          <w:rStyle w:val="AttributeTok"/>
-        </w:rPr>
-        <w:t xml:space="preserve">values =</w:t>
-      </w:r>
-      <w:r>
-        <w:rPr>
-          <w:rStyle w:val="NormalTok"/>
-        </w:rPr>
-        <w:t xml:space="preserve"> </w:t>
-      </w:r>
-      <w:r>
-        <w:rPr>
-          <w:rStyle w:val="FunctionTok"/>
-        </w:rPr>
-        <w:t xml:space="preserve">c</w:t>
-      </w:r>
-      <w:r>
-        <w:rPr>
-          <w:rStyle w:val="NormalTok"/>
-        </w:rPr>
-        <w:t xml:space="preserve">(</w:t>
-      </w:r>
-      <w:r>
-        <w:rPr>
-          <w:rStyle w:val="StringTok"/>
-        </w:rPr>
-        <w:t xml:space="preserve">"sunny"</w:t>
-      </w:r>
-      <w:r>
-        <w:rPr>
-          <w:rStyle w:val="NormalTok"/>
-        </w:rPr>
-        <w:t xml:space="preserve"> </w:t>
-      </w:r>
-      <w:r>
-        <w:rPr>
-          <w:rStyle w:val="OtherTok"/>
-        </w:rPr>
-        <w:t xml:space="preserve">=</w:t>
-      </w:r>
-      <w:r>
-        <w:rPr>
-          <w:rStyle w:val="NormalTok"/>
-        </w:rPr>
-        <w:t xml:space="preserve"> </w:t>
-      </w:r>
-      <w:r>
-        <w:rPr>
-          <w:rStyle w:val="StringTok"/>
-        </w:rPr>
-        <w:t xml:space="preserve">"goldenrod"</w:t>
-      </w:r>
-      <w:r>
-        <w:rPr>
-          <w:rStyle w:val="NormalTok"/>
-        </w:rPr>
-        <w:t xml:space="preserve">, </w:t>
-      </w:r>
-      <w:r>
-        <w:rPr>
-          <w:rStyle w:val="StringTok"/>
-        </w:rPr>
-        <w:t xml:space="preserve">"shady"</w:t>
-      </w:r>
-      <w:r>
-        <w:rPr>
-          <w:rStyle w:val="NormalTok"/>
-        </w:rPr>
-        <w:t xml:space="preserve"> </w:t>
-      </w:r>
-      <w:r>
-        <w:rPr>
-          <w:rStyle w:val="OtherTok"/>
-        </w:rPr>
-        <w:t xml:space="preserve">=</w:t>
-      </w:r>
-      <w:r>
-        <w:rPr>
-          <w:rStyle w:val="NormalTok"/>
-        </w:rPr>
-        <w:t xml:space="preserve"> </w:t>
-      </w:r>
-      <w:r>
-        <w:rPr>
-          <w:rStyle w:val="StringTok"/>
-        </w:rPr>
-        <w:t xml:space="preserve">"forestgreen"</w:t>
-      </w:r>
-      <w:r>
-        <w:rPr>
-          <w:rStyle w:val="NormalTok"/>
-        </w:rPr>
-        <w:t xml:space="preserve">)) </w:t>
-      </w:r>
-      <w:r>
-        <w:rPr>
-          <w:rStyle w:val="SpecialCharTok"/>
-        </w:rPr>
-        <w:t xml:space="preserve">+</w:t>
-      </w:r>
-      <w:r>
-        <w:br/>
-      </w:r>
-      <w:r>
-        <w:rPr>
-          <w:rStyle w:val="NormalTok"/>
-        </w:rPr>
-        <w:t xml:space="preserve">  </w:t>
-      </w:r>
-      <w:r>
-        <w:rPr>
-          <w:rStyle w:val="FunctionTok"/>
-        </w:rPr>
-        <w:t xml:space="preserve">labs</w:t>
-      </w:r>
-      <w:r>
-        <w:rPr>
-          <w:rStyle w:val="NormalTok"/>
-        </w:rPr>
-        <w:t xml:space="preserve">(</w:t>
-      </w:r>
-      <w:r>
-        <w:rPr>
-          <w:rStyle w:val="AttributeTok"/>
-        </w:rPr>
-        <w:t xml:space="preserve">x =</w:t>
-      </w:r>
-      <w:r>
-        <w:rPr>
-          <w:rStyle w:val="NormalTok"/>
-        </w:rPr>
-        <w:t xml:space="preserve"> </w:t>
-      </w:r>
-      <w:r>
-        <w:rPr>
-          <w:rStyle w:val="StringTok"/>
-        </w:rPr>
-        <w:t xml:space="preserve">"Leaf mass (g)"</w:t>
-      </w:r>
-      <w:r>
-        <w:rPr>
-          <w:rStyle w:val="NormalTok"/>
-        </w:rPr>
-        <w:t xml:space="preserve">, </w:t>
-      </w:r>
-      <w:r>
-        <w:rPr>
-          <w:rStyle w:val="AttributeTok"/>
-        </w:rPr>
-        <w:t xml:space="preserve">y =</w:t>
-      </w:r>
-      <w:r>
-        <w:rPr>
-          <w:rStyle w:val="NormalTok"/>
-        </w:rPr>
-        <w:t xml:space="preserve"> </w:t>
-      </w:r>
-      <w:r>
-        <w:rPr>
-          <w:rStyle w:val="StringTok"/>
-        </w:rPr>
-        <w:t xml:space="preserve">"Count"</w:t>
-      </w:r>
-      <w:r>
-        <w:rPr>
-          <w:rStyle w:val="NormalTok"/>
-        </w:rPr>
-        <w:t xml:space="preserve">) </w:t>
-      </w:r>
-      <w:r>
-        <w:rPr>
-          <w:rStyle w:val="SpecialCharTok"/>
-        </w:rPr>
-        <w:t xml:space="preserve">+</w:t>
-      </w:r>
-      <w:r>
-        <w:br/>
-      </w:r>
-      <w:r>
-        <w:rPr>
-          <w:rStyle w:val="NormalTok"/>
-        </w:rPr>
-        <w:t xml:space="preserve">  </w:t>
-      </w:r>
-      <w:r>
-        <w:rPr>
-          <w:rStyle w:val="FunctionTok"/>
-        </w:rPr>
-        <w:t xml:space="preserve">theme_regular</w:t>
-      </w:r>
-      <w:r>
-        <w:rPr>
-          <w:rStyle w:val="NormalTok"/>
-        </w:rPr>
-        <w:t xml:space="preserve">() </w:t>
-      </w:r>
-      <w:r>
-        <w:rPr>
-          <w:rStyle w:val="SpecialCharTok"/>
-        </w:rPr>
-        <w:t xml:space="preserve">+</w:t>
-      </w:r>
-      <w:r>
-        <w:br/>
-      </w:r>
-      <w:r>
-        <w:rPr>
-          <w:rStyle w:val="NormalTok"/>
-        </w:rPr>
-        <w:t xml:space="preserve">  </w:t>
-      </w:r>
-      <w:r>
-        <w:rPr>
-          <w:rStyle w:val="FunctionTok"/>
-        </w:rPr>
-        <w:t xml:space="preserve">theme</w:t>
-      </w:r>
-      <w:r>
-        <w:rPr>
-          <w:rStyle w:val="NormalTok"/>
-        </w:rPr>
-        <w:t xml:space="preserve">(</w:t>
-      </w:r>
-      <w:r>
-        <w:rPr>
-          <w:rStyle w:val="AttributeTok"/>
-        </w:rPr>
-        <w:t xml:space="preserve">legend.position =</w:t>
-      </w:r>
-      <w:r>
-        <w:rPr>
-          <w:rStyle w:val="NormalTok"/>
-        </w:rPr>
-        <w:t xml:space="preserve"> </w:t>
-      </w:r>
-      <w:r>
-        <w:rPr>
-          <w:rStyle w:val="StringTok"/>
-        </w:rPr>
-        <w:t xml:space="preserve">"none"</w:t>
-      </w:r>
-      <w:r>
-        <w:rPr>
-          <w:rStyle w:val="NormalTok"/>
-        </w:rPr>
-        <w:t xml:space="preserve">)</w:t>
-      </w:r>
-      <w:r>
-        <w:br/>
-      </w:r>
-      <w:r>
-        <w:rPr>
           <w:rStyle w:val="InformationTok"/>
         </w:rPr>
         <w:t xml:space="preserve">```</w:t>
       </w:r>
     </w:p>
+    <w:tbl>
+      <w:tblPr>
+        <w:tblStyle w:val="Table"/>
+        <w:tblLook w:firstRow="0" w:lastRow="0" w:firstColumn="0" w:lastColumn="0" w:noHBand="0" w:noVBand="0" w:val="0000"/>
+        <w:tblBorders>
+          <w:top w:val="single" w:sz="4" w:space="0" w:color="EB9113"/>
+          <w:left w:val="single" w:sz="24" w:space="0" w:color="EB9113"/>
+          <w:bottom w:val="single" w:sz="4" w:space="0" w:color="EB9113"/>
+          <w:right w:val="single" w:sz="4" w:space="0" w:color="EB9113"/>
+        </w:tblBorders>
+        <w:tblCellMar>
+          <w:left w:w="144" w:type="dxa"/>
+          <w:right w:w="144" w:type="dxa"/>
+        </w:tblCellMar>
+        <w:tblLook w:firstRow="0" w:lastRow="0" w:firstColumn="0" w:lastColumn="0" w:noHBand="0" w:noVBand="0" w:val="0000"/>
+      </w:tblPr>
+      <w:tr>
+        <w:trPr>
+          <w:cantSplit/>
+        </w:trPr>
+        <w:tc>
+          <w:tcPr>
+            <w:shd w:color="auto" w:fill="fcefdc" w:val="clear"/>
+            <w:tcMar>
+              <w:top w:w="92" w:type="dxa"/>
+              <w:bottom w:w="92" w:type="dxa"/>
+            </w:tcMar>
+          </w:tcPr>
+          <w:p>
+            <w:pPr>
+              <w:pStyle w:val="FirstParagraph"/>
+            </w:pPr>
+            <w:pPr>
+              <w:spacing w:before="0" w:after="0"/>
+              <w:textAlignment w:val="center"/>
+            </w:pPr>
+            <w:r>
+              <w:drawing>
+                <wp:inline>
+                  <wp:extent cx="152400" cy="152400"/>
+                  <wp:effectExtent b="0" l="0" r="0" t="0"/>
+                  <wp:docPr descr="" title="" id="32" name="Picture"/>
+                  <a:graphic>
+                    <a:graphicData uri="http://schemas.openxmlformats.org/drawingml/2006/picture">
+                      <pic:pic>
+                        <pic:nvPicPr>
+                          <pic:cNvPr descr="/Applications/Positron.app/Contents/Resources/app/quarto/share/formats/docx/warning.png" id="33" name="Picture"/>
+                          <pic:cNvPicPr>
+                            <a:picLocks noChangeArrowheads="1" noChangeAspect="1"/>
+                          </pic:cNvPicPr>
+                        </pic:nvPicPr>
+                        <pic:blipFill>
+                          <a:blip r:embed="rId22"/>
+                          <a:stretch>
+                            <a:fillRect/>
+                          </a:stretch>
+                        </pic:blipFill>
+                        <pic:spPr bwMode="auto">
+                          <a:xfrm>
+                            <a:off x="0" y="0"/>
+                            <a:ext cx="152400" cy="152400"/>
+                          </a:xfrm>
+                          <a:prstGeom prst="rect">
+                            <a:avLst/>
+                          </a:prstGeom>
+                          <a:noFill/>
+                          <a:ln w="9525">
+                            <a:noFill/>
+                            <a:headEnd/>
+                            <a:tailEnd/>
+                          </a:ln>
+                        </pic:spPr>
+                      </pic:pic>
+                    </a:graphicData>
+                  </a:graphic>
+                </wp:inline>
+              </w:drawing>
+            </w:r>
+            <w:r>
+              <w:t xml:space="preserve"> </w:t>
+            </w:r>
+            <w:r>
+              <w:t xml:space="preserve"> </w:t>
+            </w:r>
+            <w:r>
+              <w:t xml:space="preserve">Warning</w:t>
+            </w:r>
+          </w:p>
+        </w:tc>
+      </w:tr>
+      <w:tr>
+        <w:trPr>
+          <w:cantSplit/>
+        </w:trPr>
+        <w:tc>
+          <w:tcPr>
+            <w:tcMar>
+              <w:top w:w="108" w:type="dxa"/>
+              <w:bottom w:w="108" w:type="dxa"/>
+            </w:tcMar>
+          </w:tcPr>
+          <w:p>
+            <w:pPr>
+              <w:pStyle w:val="BodyText"/>
+            </w:pPr>
+            <w:pPr>
+              <w:spacing w:before="16" w:after="16"/>
+            </w:pPr>
+            <w:r>
+              <w:t xml:space="preserve">Adding a layer means adding a</w:t>
+            </w:r>
+            <w:r>
+              <w:t xml:space="preserve"> </w:t>
+            </w:r>
+            <w:r>
+              <w:rPr>
+                <w:rStyle w:val="VerbatimChar"/>
+                <w:b/>
+                <w:bCs/>
+              </w:rPr>
+              <w:t xml:space="preserve">+</w:t>
+            </w:r>
+            <w:r>
+              <w:t xml:space="preserve"> </w:t>
+            </w:r>
+            <w:r>
+              <w:t xml:space="preserve">to the end of the line</w:t>
+            </w:r>
+            <w:r>
+              <w:t xml:space="preserve"> </w:t>
+            </w:r>
+            <w:r>
+              <w:rPr>
+                <w:b/>
+                <w:bCs/>
+              </w:rPr>
+              <w:t xml:space="preserve">above</w:t>
+            </w:r>
+            <w:r>
+              <w:t xml:space="preserve"> </w:t>
+            </w:r>
+            <w:r>
+              <w:t xml:space="preserve">it. Forget it and R runs the plot without your new lines — or stops with an error.</w:t>
+            </w:r>
+          </w:p>
+          <w:p/>
+        </w:tc>
+      </w:tr>
+    </w:tbl>
+    <w:p>
+      <w:pPr>
+        <w:pStyle w:val="BodyText"/>
+      </w:pPr>
+      <w:r>
+        <w:t xml:space="preserve">Render. Notice the caption starts</w:t>
+      </w:r>
+      <w:r>
+        <w:t xml:space="preserve"> </w:t>
+      </w:r>
+      <w:r>
+        <w:rPr>
+          <w:b/>
+          <w:bCs/>
+        </w:rPr>
+        <w:t xml:space="preserve">“Figure 1:”</w:t>
+      </w:r>
+      <w:r>
+        <w:t xml:space="preserve"> </w:t>
+      </w:r>
+      <w:r>
+        <w:t xml:space="preserve">— that number came from the</w:t>
+      </w:r>
+      <w:r>
+        <w:t xml:space="preserve"> </w:t>
+      </w:r>
+      <w:r>
+        <w:rPr>
+          <w:rStyle w:val="VerbatimChar"/>
+        </w:rPr>
+        <w:t xml:space="preserve">fig-</w:t>
+      </w:r>
+      <w:r>
+        <w:t xml:space="preserve"> </w:t>
+      </w:r>
+      <w:r>
+        <w:t xml:space="preserve">at the front of the label.</w:t>
+      </w:r>
+    </w:p>
+    <w:bookmarkEnd w:id="34"/>
+    <w:bookmarkStart w:id="37" w:name="mean-se-your-turn"/>
+    <w:p>
+      <w:pPr>
+        <w:pStyle w:val="Heading3"/>
+      </w:pPr>
+      <w:r>
+        <w:t xml:space="preserve">Mean ± SE — your turn</w:t>
+      </w:r>
+    </w:p>
+    <w:p>
+      <w:pPr>
+        <w:pStyle w:val="FirstParagraph"/>
+      </w:pPr>
+      <w:r>
+        <w:t xml:space="preserve">✏️ Add the same four finishing lines to the</w:t>
+      </w:r>
+      <w:r>
+        <w:t xml:space="preserve"> </w:t>
+      </w:r>
+      <w:r>
+        <w:rPr>
+          <w:rStyle w:val="VerbatimChar"/>
+        </w:rPr>
+        <w:t xml:space="preserve">fig-mean-se</w:t>
+      </w:r>
+      <w:r>
+        <w:t xml:space="preserve"> </w:t>
+      </w:r>
+      <w:r>
+        <w:t xml:space="preserve">chunk.</w:t>
+      </w:r>
+      <w:r>
+        <w:t xml:space="preserve"> </w:t>
+      </w:r>
+      <w:r>
+        <w:rPr>
+          <w:b/>
+          <w:bCs/>
+        </w:rPr>
+        <w:t xml:space="preserve">Careful:</w:t>
+      </w:r>
+      <w:r>
+        <w:t xml:space="preserve"> </w:t>
+      </w:r>
+      <w:r>
+        <w:t xml:space="preserve">this plot maps</w:t>
+      </w:r>
+      <w:r>
+        <w:t xml:space="preserve"> </w:t>
+      </w:r>
+      <w:r>
+        <w:rPr>
+          <w:rStyle w:val="VerbatimChar"/>
+        </w:rPr>
+        <w:t xml:space="preserve">color = shade</w:t>
+      </w:r>
+      <w:r>
+        <w:t xml:space="preserve">, not</w:t>
+      </w:r>
+      <w:r>
+        <w:t xml:space="preserve"> </w:t>
+      </w:r>
+      <w:r>
+        <w:rPr>
+          <w:rStyle w:val="VerbatimChar"/>
+        </w:rPr>
+        <w:t xml:space="preserve">fill = shade</w:t>
+      </w:r>
+      <w:r>
+        <w:t xml:space="preserve">. Which</w:t>
+      </w:r>
+      <w:r>
+        <w:t xml:space="preserve"> </w:t>
+      </w:r>
+      <w:r>
+        <w:rPr>
+          <w:rStyle w:val="VerbatimChar"/>
+        </w:rPr>
+        <w:t xml:space="preserve">scale_..._manual()</w:t>
+      </w:r>
+      <w:r>
+        <w:t xml:space="preserve"> </w:t>
+      </w:r>
+      <w:r>
+        <w:t xml:space="preserve">do you need?</w:t>
+      </w:r>
+    </w:p>
+    <w:tbl>
+      <w:tblPr>
+        <w:tblStyle w:val="Table"/>
+        <w:tblLook w:firstRow="0" w:lastRow="0" w:firstColumn="0" w:lastColumn="0" w:noHBand="0" w:noVBand="0" w:val="0000"/>
+        <w:tblBorders>
+          <w:top w:val="single" w:sz="4" w:space="0" w:color="00A047"/>
+          <w:left w:val="single" w:sz="24" w:space="0" w:color="00A047"/>
+          <w:bottom w:val="single" w:sz="4" w:space="0" w:color="00A047"/>
+          <w:right w:val="single" w:sz="4" w:space="0" w:color="00A047"/>
+        </w:tblBorders>
+        <w:tblCellMar>
+          <w:left w:w="144" w:type="dxa"/>
+          <w:right w:w="144" w:type="dxa"/>
+        </w:tblCellMar>
+        <w:tblLook w:firstRow="0" w:lastRow="0" w:firstColumn="0" w:lastColumn="0" w:noHBand="0" w:noVBand="0" w:val="0000"/>
+      </w:tblPr>
+      <w:tr>
+        <w:trPr>
+          <w:cantSplit/>
+        </w:trPr>
+        <w:tc>
+          <w:tcPr>
+            <w:shd w:color="auto" w:fill="ccf1e3" w:val="clear"/>
+            <w:tcMar>
+              <w:top w:w="92" w:type="dxa"/>
+              <w:bottom w:w="92" w:type="dxa"/>
+            </w:tcMar>
+          </w:tcPr>
+          <w:p>
+            <w:pPr>
+              <w:pStyle w:val="BodyText"/>
+            </w:pPr>
+            <w:pPr>
+              <w:spacing w:before="0" w:after="0"/>
+              <w:textAlignment w:val="center"/>
+            </w:pPr>
+            <w:r>
+              <w:drawing>
+                <wp:inline>
+                  <wp:extent cx="152400" cy="152400"/>
+                  <wp:effectExtent b="0" l="0" r="0" t="0"/>
+                  <wp:docPr descr="" title="" id="35" name="Picture"/>
+                  <a:graphic>
+                    <a:graphicData uri="http://schemas.openxmlformats.org/drawingml/2006/picture">
+                      <pic:pic>
+                        <pic:nvPicPr>
+                          <pic:cNvPr descr="/Applications/Positron.app/Contents/Resources/app/quarto/share/formats/docx/tip.png" id="36" name="Picture"/>
+                          <pic:cNvPicPr>
+                            <a:picLocks noChangeArrowheads="1" noChangeAspect="1"/>
+                          </pic:cNvPicPr>
+                        </pic:nvPicPr>
+                        <pic:blipFill>
+                          <a:blip r:embed="rId10"/>
+                          <a:stretch>
+                            <a:fillRect/>
+                          </a:stretch>
+                        </pic:blipFill>
+                        <pic:spPr bwMode="auto">
+                          <a:xfrm>
+                            <a:off x="0" y="0"/>
+                            <a:ext cx="152400" cy="152400"/>
+                          </a:xfrm>
+                          <a:prstGeom prst="rect">
+                            <a:avLst/>
+                          </a:prstGeom>
+                          <a:noFill/>
+                          <a:ln w="9525">
+                            <a:noFill/>
+                            <a:headEnd/>
+                            <a:tailEnd/>
+                          </a:ln>
+                        </pic:spPr>
+                      </pic:pic>
+                    </a:graphicData>
+                  </a:graphic>
+                </wp:inline>
+              </w:drawing>
+            </w:r>
+            <w:r>
+              <w:t xml:space="preserve"> </w:t>
+            </w:r>
+            <w:r>
+              <w:t xml:space="preserve"> </w:t>
+            </w:r>
+            <w:r>
+              <w:t xml:space="preserve">Check your answer</w:t>
+            </w:r>
+          </w:p>
+        </w:tc>
+      </w:tr>
+      <w:tr>
+        <w:trPr>
+          <w:cantSplit/>
+        </w:trPr>
+        <w:tc>
+          <w:tcPr>
+            <w:tcMar>
+              <w:top w:w="108" w:type="dxa"/>
+              <w:bottom w:w="108" w:type="dxa"/>
+            </w:tcMar>
+          </w:tcPr>
+          <w:p>
+            <w:pPr>
+              <w:pStyle w:val="SourceCode"/>
+            </w:pPr>
+            <w:r>
+              <w:rPr>
+                <w:rStyle w:val="InformationTok"/>
+              </w:rPr>
+              <w:t xml:space="preserve">```{r}</w:t>
+            </w:r>
+            <w:r>
+              <w:br/>
+            </w:r>
+            <w:r>
+              <w:rPr>
+                <w:rStyle w:val="CommentTok"/>
+              </w:rPr>
+              <w:t xml:space="preserve">#| label: fig-mean-se</w:t>
+            </w:r>
+            <w:r>
+              <w:br/>
+            </w:r>
+            <w:r>
+              <w:rPr>
+                <w:rStyle w:val="CommentTok"/>
+              </w:rPr>
+              <w:t xml:space="preserve">#| fig-cap: "Mean leaf mass (± 1 SE) by side of the tree."</w:t>
+            </w:r>
+            <w:r>
+              <w:br/>
+            </w:r>
+            <w:r>
+              <w:rPr>
+                <w:rStyle w:val="CommentTok"/>
+              </w:rPr>
+              <w:t xml:space="preserve">#| fig-width: 5</w:t>
+            </w:r>
+            <w:r>
+              <w:br/>
+            </w:r>
+            <w:r>
+              <w:rPr>
+                <w:rStyle w:val="CommentTok"/>
+              </w:rPr>
+              <w:t xml:space="preserve">#| fig-height: 4</w:t>
+            </w:r>
+            <w:r>
+              <w:br/>
+            </w:r>
+            <w:r>
+              <w:rPr>
+                <w:rStyle w:val="CommentTok"/>
+              </w:rPr>
+              <w:t xml:space="preserve"># mean +/- standard error plot ----</w:t>
+            </w:r>
+            <w:r>
+              <w:br/>
+            </w:r>
+            <w:r>
+              <w:rPr>
+                <w:rStyle w:val="NormalTok"/>
+              </w:rPr>
+              <w:t xml:space="preserve">leaf_df </w:t>
+            </w:r>
+            <w:r>
+              <w:rPr>
+                <w:rStyle w:val="SpecialCharTok"/>
+              </w:rPr>
+              <w:t xml:space="preserve">%&gt;%</w:t>
+            </w:r>
+            <w:r>
+              <w:br/>
+            </w:r>
+            <w:r>
+              <w:rPr>
+                <w:rStyle w:val="NormalTok"/>
+              </w:rPr>
+              <w:t xml:space="preserve">  </w:t>
+            </w:r>
+            <w:r>
+              <w:rPr>
+                <w:rStyle w:val="FunctionTok"/>
+              </w:rPr>
+              <w:t xml:space="preserve">ggplot</w:t>
+            </w:r>
+            <w:r>
+              <w:rPr>
+                <w:rStyle w:val="NormalTok"/>
+              </w:rPr>
+              <w:t xml:space="preserve">(</w:t>
+            </w:r>
+            <w:r>
+              <w:rPr>
+                <w:rStyle w:val="FunctionTok"/>
+              </w:rPr>
+              <w:t xml:space="preserve">aes</w:t>
+            </w:r>
+            <w:r>
+              <w:rPr>
+                <w:rStyle w:val="NormalTok"/>
+              </w:rPr>
+              <w:t xml:space="preserve">(</w:t>
+            </w:r>
+            <w:r>
+              <w:rPr>
+                <w:rStyle w:val="AttributeTok"/>
+              </w:rPr>
+              <w:t xml:space="preserve">x =</w:t>
+            </w:r>
+            <w:r>
+              <w:rPr>
+                <w:rStyle w:val="NormalTok"/>
+              </w:rPr>
+              <w:t xml:space="preserve"> shade, </w:t>
+            </w:r>
+            <w:r>
+              <w:rPr>
+                <w:rStyle w:val="AttributeTok"/>
+              </w:rPr>
+              <w:t xml:space="preserve">y =</w:t>
+            </w:r>
+            <w:r>
+              <w:rPr>
+                <w:rStyle w:val="NormalTok"/>
+              </w:rPr>
+              <w:t xml:space="preserve"> mass_g, </w:t>
+            </w:r>
+            <w:r>
+              <w:rPr>
+                <w:rStyle w:val="AttributeTok"/>
+              </w:rPr>
+              <w:t xml:space="preserve">color =</w:t>
+            </w:r>
+            <w:r>
+              <w:rPr>
+                <w:rStyle w:val="NormalTok"/>
+              </w:rPr>
+              <w:t xml:space="preserve"> shade)) </w:t>
+            </w:r>
+            <w:r>
+              <w:rPr>
+                <w:rStyle w:val="SpecialCharTok"/>
+              </w:rPr>
+              <w:t xml:space="preserve">+</w:t>
+            </w:r>
+            <w:r>
+              <w:br/>
+            </w:r>
+            <w:r>
+              <w:rPr>
+                <w:rStyle w:val="NormalTok"/>
+              </w:rPr>
+              <w:t xml:space="preserve">  </w:t>
+            </w:r>
+            <w:r>
+              <w:rPr>
+                <w:rStyle w:val="FunctionTok"/>
+              </w:rPr>
+              <w:t xml:space="preserve">geom_jitter</w:t>
+            </w:r>
+            <w:r>
+              <w:rPr>
+                <w:rStyle w:val="NormalTok"/>
+              </w:rPr>
+              <w:t xml:space="preserve">(</w:t>
+            </w:r>
+            <w:r>
+              <w:rPr>
+                <w:rStyle w:val="AttributeTok"/>
+              </w:rPr>
+              <w:t xml:space="preserve">width =</w:t>
+            </w:r>
+            <w:r>
+              <w:rPr>
+                <w:rStyle w:val="NormalTok"/>
+              </w:rPr>
+              <w:t xml:space="preserve"> </w:t>
+            </w:r>
+            <w:r>
+              <w:rPr>
+                <w:rStyle w:val="FloatTok"/>
+              </w:rPr>
+              <w:t xml:space="preserve">0.15</w:t>
+            </w:r>
+            <w:r>
+              <w:rPr>
+                <w:rStyle w:val="NormalTok"/>
+              </w:rPr>
+              <w:t xml:space="preserve">, </w:t>
+            </w:r>
+            <w:r>
+              <w:rPr>
+                <w:rStyle w:val="AttributeTok"/>
+              </w:rPr>
+              <w:t xml:space="preserve">alpha =</w:t>
+            </w:r>
+            <w:r>
+              <w:rPr>
+                <w:rStyle w:val="NormalTok"/>
+              </w:rPr>
+              <w:t xml:space="preserve"> </w:t>
+            </w:r>
+            <w:r>
+              <w:rPr>
+                <w:rStyle w:val="FloatTok"/>
+              </w:rPr>
+              <w:t xml:space="preserve">0.35</w:t>
+            </w:r>
+            <w:r>
+              <w:rPr>
+                <w:rStyle w:val="NormalTok"/>
+              </w:rPr>
+              <w:t xml:space="preserve">, </w:t>
+            </w:r>
+            <w:r>
+              <w:rPr>
+                <w:rStyle w:val="AttributeTok"/>
+              </w:rPr>
+              <w:t xml:space="preserve">size =</w:t>
+            </w:r>
+            <w:r>
+              <w:rPr>
+                <w:rStyle w:val="NormalTok"/>
+              </w:rPr>
+              <w:t xml:space="preserve"> </w:t>
+            </w:r>
+            <w:r>
+              <w:rPr>
+                <w:rStyle w:val="DecValTok"/>
+              </w:rPr>
+              <w:t xml:space="preserve">2</w:t>
+            </w:r>
+            <w:r>
+              <w:rPr>
+                <w:rStyle w:val="NormalTok"/>
+              </w:rPr>
+              <w:t xml:space="preserve">) </w:t>
+            </w:r>
+            <w:r>
+              <w:rPr>
+                <w:rStyle w:val="SpecialCharTok"/>
+              </w:rPr>
+              <w:t xml:space="preserve">+</w:t>
+            </w:r>
+            <w:r>
+              <w:br/>
+            </w:r>
+            <w:r>
+              <w:rPr>
+                <w:rStyle w:val="NormalTok"/>
+              </w:rPr>
+              <w:t xml:space="preserve">  </w:t>
+            </w:r>
+            <w:r>
+              <w:rPr>
+                <w:rStyle w:val="FunctionTok"/>
+              </w:rPr>
+              <w:t xml:space="preserve">stat_summary</w:t>
+            </w:r>
+            <w:r>
+              <w:rPr>
+                <w:rStyle w:val="NormalTok"/>
+              </w:rPr>
+              <w:t xml:space="preserve">(</w:t>
+            </w:r>
+            <w:r>
+              <w:rPr>
+                <w:rStyle w:val="AttributeTok"/>
+              </w:rPr>
+              <w:t xml:space="preserve">fun =</w:t>
+            </w:r>
+            <w:r>
+              <w:rPr>
+                <w:rStyle w:val="NormalTok"/>
+              </w:rPr>
+              <w:t xml:space="preserve"> mean, </w:t>
+            </w:r>
+            <w:r>
+              <w:rPr>
+                <w:rStyle w:val="AttributeTok"/>
+              </w:rPr>
+              <w:t xml:space="preserve">geom =</w:t>
+            </w:r>
+            <w:r>
+              <w:rPr>
+                <w:rStyle w:val="NormalTok"/>
+              </w:rPr>
+              <w:t xml:space="preserve"> </w:t>
+            </w:r>
+            <w:r>
+              <w:rPr>
+                <w:rStyle w:val="StringTok"/>
+              </w:rPr>
+              <w:t xml:space="preserve">"point"</w:t>
+            </w:r>
+            <w:r>
+              <w:rPr>
+                <w:rStyle w:val="NormalTok"/>
+              </w:rPr>
+              <w:t xml:space="preserve">, </w:t>
+            </w:r>
+            <w:r>
+              <w:rPr>
+                <w:rStyle w:val="AttributeTok"/>
+              </w:rPr>
+              <w:t xml:space="preserve">size =</w:t>
+            </w:r>
+            <w:r>
+              <w:rPr>
+                <w:rStyle w:val="NormalTok"/>
+              </w:rPr>
+              <w:t xml:space="preserve"> </w:t>
+            </w:r>
+            <w:r>
+              <w:rPr>
+                <w:rStyle w:val="DecValTok"/>
+              </w:rPr>
+              <w:t xml:space="preserve">4</w:t>
+            </w:r>
+            <w:r>
+              <w:rPr>
+                <w:rStyle w:val="NormalTok"/>
+              </w:rPr>
+              <w:t xml:space="preserve">) </w:t>
+            </w:r>
+            <w:r>
+              <w:rPr>
+                <w:rStyle w:val="SpecialCharTok"/>
+              </w:rPr>
+              <w:t xml:space="preserve">+</w:t>
+            </w:r>
+            <w:r>
+              <w:br/>
+            </w:r>
+            <w:r>
+              <w:rPr>
+                <w:rStyle w:val="NormalTok"/>
+              </w:rPr>
+              <w:t xml:space="preserve">  </w:t>
+            </w:r>
+            <w:r>
+              <w:rPr>
+                <w:rStyle w:val="FunctionTok"/>
+              </w:rPr>
+              <w:t xml:space="preserve">stat_summary</w:t>
+            </w:r>
+            <w:r>
+              <w:rPr>
+                <w:rStyle w:val="NormalTok"/>
+              </w:rPr>
+              <w:t xml:space="preserve">(</w:t>
+            </w:r>
+            <w:r>
+              <w:rPr>
+                <w:rStyle w:val="AttributeTok"/>
+              </w:rPr>
+              <w:t xml:space="preserve">fun.data =</w:t>
+            </w:r>
+            <w:r>
+              <w:rPr>
+                <w:rStyle w:val="NormalTok"/>
+              </w:rPr>
+              <w:t xml:space="preserve"> mean_se, </w:t>
+            </w:r>
+            <w:r>
+              <w:rPr>
+                <w:rStyle w:val="AttributeTok"/>
+              </w:rPr>
+              <w:t xml:space="preserve">geom =</w:t>
+            </w:r>
+            <w:r>
+              <w:rPr>
+                <w:rStyle w:val="NormalTok"/>
+              </w:rPr>
+              <w:t xml:space="preserve"> </w:t>
+            </w:r>
+            <w:r>
+              <w:rPr>
+                <w:rStyle w:val="StringTok"/>
+              </w:rPr>
+              <w:t xml:space="preserve">"errorbar"</w:t>
+            </w:r>
+            <w:r>
+              <w:rPr>
+                <w:rStyle w:val="NormalTok"/>
+              </w:rPr>
+              <w:t xml:space="preserve">,</w:t>
+            </w:r>
+            <w:r>
+              <w:br/>
+            </w:r>
+            <w:r>
+              <w:rPr>
+                <w:rStyle w:val="NormalTok"/>
+              </w:rPr>
+              <w:t xml:space="preserve">               </w:t>
+            </w:r>
+            <w:r>
+              <w:rPr>
+                <w:rStyle w:val="AttributeTok"/>
+              </w:rPr>
+              <w:t xml:space="preserve">width =</w:t>
+            </w:r>
+            <w:r>
+              <w:rPr>
+                <w:rStyle w:val="NormalTok"/>
+              </w:rPr>
+              <w:t xml:space="preserve"> </w:t>
+            </w:r>
+            <w:r>
+              <w:rPr>
+                <w:rStyle w:val="FloatTok"/>
+              </w:rPr>
+              <w:t xml:space="preserve">0.15</w:t>
+            </w:r>
+            <w:r>
+              <w:rPr>
+                <w:rStyle w:val="NormalTok"/>
+              </w:rPr>
+              <w:t xml:space="preserve">, </w:t>
+            </w:r>
+            <w:r>
+              <w:rPr>
+                <w:rStyle w:val="AttributeTok"/>
+              </w:rPr>
+              <w:t xml:space="preserve">linewidth =</w:t>
+            </w:r>
+            <w:r>
+              <w:rPr>
+                <w:rStyle w:val="NormalTok"/>
+              </w:rPr>
+              <w:t xml:space="preserve"> </w:t>
+            </w:r>
+            <w:r>
+              <w:rPr>
+                <w:rStyle w:val="FloatTok"/>
+              </w:rPr>
+              <w:t xml:space="preserve">0.9</w:t>
+            </w:r>
+            <w:r>
+              <w:rPr>
+                <w:rStyle w:val="NormalTok"/>
+              </w:rPr>
+              <w:t xml:space="preserve">) </w:t>
+            </w:r>
+            <w:r>
+              <w:rPr>
+                <w:rStyle w:val="SpecialCharTok"/>
+              </w:rPr>
+              <w:t xml:space="preserve">+</w:t>
+            </w:r>
+            <w:r>
+              <w:br/>
+            </w:r>
+            <w:r>
+              <w:rPr>
+                <w:rStyle w:val="NormalTok"/>
+              </w:rPr>
+              <w:t xml:space="preserve">  </w:t>
+            </w:r>
+            <w:r>
+              <w:rPr>
+                <w:rStyle w:val="FunctionTok"/>
+              </w:rPr>
+              <w:t xml:space="preserve">scale_color_manual</w:t>
+            </w:r>
+            <w:r>
+              <w:rPr>
+                <w:rStyle w:val="NormalTok"/>
+              </w:rPr>
+              <w:t xml:space="preserve">(</w:t>
+            </w:r>
+            <w:r>
+              <w:rPr>
+                <w:rStyle w:val="AttributeTok"/>
+              </w:rPr>
+              <w:t xml:space="preserve">values =</w:t>
+            </w:r>
+            <w:r>
+              <w:rPr>
+                <w:rStyle w:val="NormalTok"/>
+              </w:rPr>
+              <w:t xml:space="preserve"> </w:t>
+            </w:r>
+            <w:r>
+              <w:rPr>
+                <w:rStyle w:val="FunctionTok"/>
+              </w:rPr>
+              <w:t xml:space="preserve">c</w:t>
+            </w:r>
+            <w:r>
+              <w:rPr>
+                <w:rStyle w:val="NormalTok"/>
+              </w:rPr>
+              <w:t xml:space="preserve">(</w:t>
+            </w:r>
+            <w:r>
+              <w:rPr>
+                <w:rStyle w:val="StringTok"/>
+              </w:rPr>
+              <w:t xml:space="preserve">"sunny"</w:t>
+            </w:r>
+            <w:r>
+              <w:rPr>
+                <w:rStyle w:val="NormalTok"/>
+              </w:rPr>
+              <w:t xml:space="preserve"> </w:t>
+            </w:r>
+            <w:r>
+              <w:rPr>
+                <w:rStyle w:val="OtherTok"/>
+              </w:rPr>
+              <w:t xml:space="preserve">=</w:t>
+            </w:r>
+            <w:r>
+              <w:rPr>
+                <w:rStyle w:val="NormalTok"/>
+              </w:rPr>
+              <w:t xml:space="preserve"> </w:t>
+            </w:r>
+            <w:r>
+              <w:rPr>
+                <w:rStyle w:val="StringTok"/>
+              </w:rPr>
+              <w:t xml:space="preserve">"goldenrod"</w:t>
+            </w:r>
+            <w:r>
+              <w:rPr>
+                <w:rStyle w:val="NormalTok"/>
+              </w:rPr>
+              <w:t xml:space="preserve">,</w:t>
+            </w:r>
+            <w:r>
+              <w:br/>
+            </w:r>
+            <w:r>
+              <w:rPr>
+                <w:rStyle w:val="NormalTok"/>
+              </w:rPr>
+              <w:t xml:space="preserve">                                </w:t>
+            </w:r>
+            <w:r>
+              <w:rPr>
+                <w:rStyle w:val="StringTok"/>
+              </w:rPr>
+              <w:t xml:space="preserve">"shady"</w:t>
+            </w:r>
+            <w:r>
+              <w:rPr>
+                <w:rStyle w:val="NormalTok"/>
+              </w:rPr>
+              <w:t xml:space="preserve"> </w:t>
+            </w:r>
+            <w:r>
+              <w:rPr>
+                <w:rStyle w:val="OtherTok"/>
+              </w:rPr>
+              <w:t xml:space="preserve">=</w:t>
+            </w:r>
+            <w:r>
+              <w:rPr>
+                <w:rStyle w:val="NormalTok"/>
+              </w:rPr>
+              <w:t xml:space="preserve"> </w:t>
+            </w:r>
+            <w:r>
+              <w:rPr>
+                <w:rStyle w:val="StringTok"/>
+              </w:rPr>
+              <w:t xml:space="preserve">"forestgreen"</w:t>
+            </w:r>
+            <w:r>
+              <w:rPr>
+                <w:rStyle w:val="NormalTok"/>
+              </w:rPr>
+              <w:t xml:space="preserve">)) </w:t>
+            </w:r>
+            <w:r>
+              <w:rPr>
+                <w:rStyle w:val="SpecialCharTok"/>
+              </w:rPr>
+              <w:t xml:space="preserve">+</w:t>
+            </w:r>
+            <w:r>
+              <w:br/>
+            </w:r>
+            <w:r>
+              <w:rPr>
+                <w:rStyle w:val="NormalTok"/>
+              </w:rPr>
+              <w:t xml:space="preserve">  </w:t>
+            </w:r>
+            <w:r>
+              <w:rPr>
+                <w:rStyle w:val="FunctionTok"/>
+              </w:rPr>
+              <w:t xml:space="preserve">labs</w:t>
+            </w:r>
+            <w:r>
+              <w:rPr>
+                <w:rStyle w:val="NormalTok"/>
+              </w:rPr>
+              <w:t xml:space="preserve">(</w:t>
+            </w:r>
+            <w:r>
+              <w:rPr>
+                <w:rStyle w:val="AttributeTok"/>
+              </w:rPr>
+              <w:t xml:space="preserve">x =</w:t>
+            </w:r>
+            <w:r>
+              <w:rPr>
+                <w:rStyle w:val="NormalTok"/>
+              </w:rPr>
+              <w:t xml:space="preserve"> </w:t>
+            </w:r>
+            <w:r>
+              <w:rPr>
+                <w:rStyle w:val="StringTok"/>
+              </w:rPr>
+              <w:t xml:space="preserve">"Side of tree"</w:t>
+            </w:r>
+            <w:r>
+              <w:rPr>
+                <w:rStyle w:val="NormalTok"/>
+              </w:rPr>
+              <w:t xml:space="preserve">, </w:t>
+            </w:r>
+            <w:r>
+              <w:rPr>
+                <w:rStyle w:val="AttributeTok"/>
+              </w:rPr>
+              <w:t xml:space="preserve">y =</w:t>
+            </w:r>
+            <w:r>
+              <w:rPr>
+                <w:rStyle w:val="NormalTok"/>
+              </w:rPr>
+              <w:t xml:space="preserve"> </w:t>
+            </w:r>
+            <w:r>
+              <w:rPr>
+                <w:rStyle w:val="StringTok"/>
+              </w:rPr>
+              <w:t xml:space="preserve">"Leaf mass (g)"</w:t>
+            </w:r>
+            <w:r>
+              <w:rPr>
+                <w:rStyle w:val="NormalTok"/>
+              </w:rPr>
+              <w:t xml:space="preserve">) </w:t>
+            </w:r>
+            <w:r>
+              <w:rPr>
+                <w:rStyle w:val="SpecialCharTok"/>
+              </w:rPr>
+              <w:t xml:space="preserve">+</w:t>
+            </w:r>
+            <w:r>
+              <w:br/>
+            </w:r>
+            <w:r>
+              <w:rPr>
+                <w:rStyle w:val="NormalTok"/>
+              </w:rPr>
+              <w:t xml:space="preserve">  </w:t>
+            </w:r>
+            <w:r>
+              <w:rPr>
+                <w:rStyle w:val="FunctionTok"/>
+              </w:rPr>
+              <w:t xml:space="preserve">theme_regular</w:t>
+            </w:r>
+            <w:r>
+              <w:rPr>
+                <w:rStyle w:val="NormalTok"/>
+              </w:rPr>
+              <w:t xml:space="preserve">() </w:t>
+            </w:r>
+            <w:r>
+              <w:rPr>
+                <w:rStyle w:val="SpecialCharTok"/>
+              </w:rPr>
+              <w:t xml:space="preserve">+</w:t>
+            </w:r>
+            <w:r>
+              <w:br/>
+            </w:r>
+            <w:r>
+              <w:rPr>
+                <w:rStyle w:val="NormalTok"/>
+              </w:rPr>
+              <w:t xml:space="preserve">  </w:t>
+            </w:r>
+            <w:r>
+              <w:rPr>
+                <w:rStyle w:val="FunctionTok"/>
+              </w:rPr>
+              <w:t xml:space="preserve">theme</w:t>
+            </w:r>
+            <w:r>
+              <w:rPr>
+                <w:rStyle w:val="NormalTok"/>
+              </w:rPr>
+              <w:t xml:space="preserve">(</w:t>
+            </w:r>
+            <w:r>
+              <w:rPr>
+                <w:rStyle w:val="AttributeTok"/>
+              </w:rPr>
+              <w:t xml:space="preserve">legend.position =</w:t>
+            </w:r>
+            <w:r>
+              <w:rPr>
+                <w:rStyle w:val="NormalTok"/>
+              </w:rPr>
+              <w:t xml:space="preserve"> </w:t>
+            </w:r>
+            <w:r>
+              <w:rPr>
+                <w:rStyle w:val="StringTok"/>
+              </w:rPr>
+              <w:t xml:space="preserve">"none"</w:t>
+            </w:r>
+            <w:r>
+              <w:rPr>
+                <w:rStyle w:val="NormalTok"/>
+              </w:rPr>
+              <w:t xml:space="preserve">)</w:t>
+            </w:r>
+            <w:r>
+              <w:br/>
+            </w:r>
+            <w:r>
+              <w:rPr>
+                <w:rStyle w:val="InformationTok"/>
+              </w:rPr>
+              <w:t xml:space="preserve">```</w:t>
+            </w:r>
+          </w:p>
+          <w:p/>
+        </w:tc>
+      </w:tr>
+    </w:tbl>
+    <w:bookmarkEnd w:id="37"/>
+    <w:bookmarkStart w:id="40" w:name="histogram-your-turn"/>
+    <w:p>
+      <w:pPr>
+        <w:pStyle w:val="Heading3"/>
+      </w:pPr>
+      <w:r>
+        <w:t xml:space="preserve">Histogram — your turn</w:t>
+      </w:r>
+    </w:p>
+    <w:p>
+      <w:pPr>
+        <w:pStyle w:val="FirstParagraph"/>
+      </w:pPr>
+      <w:r>
+        <w:t xml:space="preserve">✏️ Finish the</w:t>
+      </w:r>
+      <w:r>
+        <w:t xml:space="preserve"> </w:t>
+      </w:r>
+      <w:r>
+        <w:rPr>
+          <w:rStyle w:val="VerbatimChar"/>
+        </w:rPr>
+        <w:t xml:space="preserve">fig-histogram</w:t>
+      </w:r>
+      <w:r>
+        <w:t xml:space="preserve"> </w:t>
+      </w:r>
+      <w:r>
+        <w:t xml:space="preserve">chunk on your own. This time the</w:t>
+      </w:r>
+      <w:r>
+        <w:t xml:space="preserve"> </w:t>
+      </w:r>
+      <w:r>
+        <w:rPr>
+          <w:b/>
+          <w:bCs/>
+        </w:rPr>
+        <w:t xml:space="preserve">x-axis</w:t>
+      </w:r>
+      <w:r>
+        <w:t xml:space="preserve"> </w:t>
+      </w:r>
+      <w:r>
+        <w:t xml:space="preserve">is leaf mass and the</w:t>
+      </w:r>
+      <w:r>
+        <w:t xml:space="preserve"> </w:t>
+      </w:r>
+      <w:r>
+        <w:rPr>
+          <w:b/>
+          <w:bCs/>
+        </w:rPr>
+        <w:t xml:space="preserve">y-axis</w:t>
+      </w:r>
+      <w:r>
+        <w:t xml:space="preserve"> </w:t>
+      </w:r>
+      <w:r>
+        <w:t xml:space="preserve">is a count.</w:t>
+      </w:r>
+    </w:p>
+    <w:tbl>
+      <w:tblPr>
+        <w:tblStyle w:val="Table"/>
+        <w:tblLook w:firstRow="0" w:lastRow="0" w:firstColumn="0" w:lastColumn="0" w:noHBand="0" w:noVBand="0" w:val="0000"/>
+        <w:tblBorders>
+          <w:top w:val="single" w:sz="4" w:space="0" w:color="00A047"/>
+          <w:left w:val="single" w:sz="24" w:space="0" w:color="00A047"/>
+          <w:bottom w:val="single" w:sz="4" w:space="0" w:color="00A047"/>
+          <w:right w:val="single" w:sz="4" w:space="0" w:color="00A047"/>
+        </w:tblBorders>
+        <w:tblCellMar>
+          <w:left w:w="144" w:type="dxa"/>
+          <w:right w:w="144" w:type="dxa"/>
+        </w:tblCellMar>
+        <w:tblLook w:firstRow="0" w:lastRow="0" w:firstColumn="0" w:lastColumn="0" w:noHBand="0" w:noVBand="0" w:val="0000"/>
+      </w:tblPr>
+      <w:tr>
+        <w:trPr>
+          <w:cantSplit/>
+        </w:trPr>
+        <w:tc>
+          <w:tcPr>
+            <w:shd w:color="auto" w:fill="ccf1e3" w:val="clear"/>
+            <w:tcMar>
+              <w:top w:w="92" w:type="dxa"/>
+              <w:bottom w:w="92" w:type="dxa"/>
+            </w:tcMar>
+          </w:tcPr>
+          <w:p>
+            <w:pPr>
+              <w:pStyle w:val="BodyText"/>
+            </w:pPr>
+            <w:pPr>
+              <w:spacing w:before="0" w:after="0"/>
+              <w:textAlignment w:val="center"/>
+            </w:pPr>
+            <w:r>
+              <w:drawing>
+                <wp:inline>
+                  <wp:extent cx="152400" cy="152400"/>
+                  <wp:effectExtent b="0" l="0" r="0" t="0"/>
+                  <wp:docPr descr="" title="" id="38" name="Picture"/>
+                  <a:graphic>
+                    <a:graphicData uri="http://schemas.openxmlformats.org/drawingml/2006/picture">
+                      <pic:pic>
+                        <pic:nvPicPr>
+                          <pic:cNvPr descr="/Applications/Positron.app/Contents/Resources/app/quarto/share/formats/docx/tip.png" id="39" name="Picture"/>
+                          <pic:cNvPicPr>
+                            <a:picLocks noChangeArrowheads="1" noChangeAspect="1"/>
+                          </pic:cNvPicPr>
+                        </pic:nvPicPr>
+                        <pic:blipFill>
+                          <a:blip r:embed="rId10"/>
+                          <a:stretch>
+                            <a:fillRect/>
+                          </a:stretch>
+                        </pic:blipFill>
+                        <pic:spPr bwMode="auto">
+                          <a:xfrm>
+                            <a:off x="0" y="0"/>
+                            <a:ext cx="152400" cy="152400"/>
+                          </a:xfrm>
+                          <a:prstGeom prst="rect">
+                            <a:avLst/>
+                          </a:prstGeom>
+                          <a:noFill/>
+                          <a:ln w="9525">
+                            <a:noFill/>
+                            <a:headEnd/>
+                            <a:tailEnd/>
+                          </a:ln>
+                        </pic:spPr>
+                      </pic:pic>
+                    </a:graphicData>
+                  </a:graphic>
+                </wp:inline>
+              </w:drawing>
+            </w:r>
+            <w:r>
+              <w:t xml:space="preserve"> </w:t>
+            </w:r>
+            <w:r>
+              <w:t xml:space="preserve"> </w:t>
+            </w:r>
+            <w:r>
+              <w:t xml:space="preserve">Check your answer</w:t>
+            </w:r>
+          </w:p>
+        </w:tc>
+      </w:tr>
+      <w:tr>
+        <w:trPr>
+          <w:cantSplit/>
+        </w:trPr>
+        <w:tc>
+          <w:tcPr>
+            <w:tcMar>
+              <w:top w:w="108" w:type="dxa"/>
+              <w:bottom w:w="108" w:type="dxa"/>
+            </w:tcMar>
+          </w:tcPr>
+          <w:p>
+            <w:pPr>
+              <w:pStyle w:val="SourceCode"/>
+            </w:pPr>
+            <w:r>
+              <w:rPr>
+                <w:rStyle w:val="InformationTok"/>
+              </w:rPr>
+              <w:t xml:space="preserve">```{r}</w:t>
+            </w:r>
+            <w:r>
+              <w:br/>
+            </w:r>
+            <w:r>
+              <w:rPr>
+                <w:rStyle w:val="CommentTok"/>
+              </w:rPr>
+              <w:t xml:space="preserve">#| label: fig-histogram</w:t>
+            </w:r>
+            <w:r>
+              <w:br/>
+            </w:r>
+            <w:r>
+              <w:rPr>
+                <w:rStyle w:val="CommentTok"/>
+              </w:rPr>
+              <w:t xml:space="preserve">#| fig-cap: "Distribution of leaf mass on each side of the tree."</w:t>
+            </w:r>
+            <w:r>
+              <w:br/>
+            </w:r>
+            <w:r>
+              <w:rPr>
+                <w:rStyle w:val="CommentTok"/>
+              </w:rPr>
+              <w:t xml:space="preserve">#| fig-width: 6</w:t>
+            </w:r>
+            <w:r>
+              <w:br/>
+            </w:r>
+            <w:r>
+              <w:rPr>
+                <w:rStyle w:val="CommentTok"/>
+              </w:rPr>
+              <w:t xml:space="preserve">#| fig-height: 3.5</w:t>
+            </w:r>
+            <w:r>
+              <w:br/>
+            </w:r>
+            <w:r>
+              <w:rPr>
+                <w:rStyle w:val="CommentTok"/>
+              </w:rPr>
+              <w:t xml:space="preserve"># one histogram per side ----</w:t>
+            </w:r>
+            <w:r>
+              <w:br/>
+            </w:r>
+            <w:r>
+              <w:rPr>
+                <w:rStyle w:val="NormalTok"/>
+              </w:rPr>
+              <w:t xml:space="preserve">leaf_df </w:t>
+            </w:r>
+            <w:r>
+              <w:rPr>
+                <w:rStyle w:val="SpecialCharTok"/>
+              </w:rPr>
+              <w:t xml:space="preserve">%&gt;%</w:t>
+            </w:r>
+            <w:r>
+              <w:br/>
+            </w:r>
+            <w:r>
+              <w:rPr>
+                <w:rStyle w:val="NormalTok"/>
+              </w:rPr>
+              <w:t xml:space="preserve">  </w:t>
+            </w:r>
+            <w:r>
+              <w:rPr>
+                <w:rStyle w:val="FunctionTok"/>
+              </w:rPr>
+              <w:t xml:space="preserve">ggplot</w:t>
+            </w:r>
+            <w:r>
+              <w:rPr>
+                <w:rStyle w:val="NormalTok"/>
+              </w:rPr>
+              <w:t xml:space="preserve">(</w:t>
+            </w:r>
+            <w:r>
+              <w:rPr>
+                <w:rStyle w:val="FunctionTok"/>
+              </w:rPr>
+              <w:t xml:space="preserve">aes</w:t>
+            </w:r>
+            <w:r>
+              <w:rPr>
+                <w:rStyle w:val="NormalTok"/>
+              </w:rPr>
+              <w:t xml:space="preserve">(</w:t>
+            </w:r>
+            <w:r>
+              <w:rPr>
+                <w:rStyle w:val="AttributeTok"/>
+              </w:rPr>
+              <w:t xml:space="preserve">x =</w:t>
+            </w:r>
+            <w:r>
+              <w:rPr>
+                <w:rStyle w:val="NormalTok"/>
+              </w:rPr>
+              <w:t xml:space="preserve"> mass_g, </w:t>
+            </w:r>
+            <w:r>
+              <w:rPr>
+                <w:rStyle w:val="AttributeTok"/>
+              </w:rPr>
+              <w:t xml:space="preserve">fill =</w:t>
+            </w:r>
+            <w:r>
+              <w:rPr>
+                <w:rStyle w:val="NormalTok"/>
+              </w:rPr>
+              <w:t xml:space="preserve"> shade)) </w:t>
+            </w:r>
+            <w:r>
+              <w:rPr>
+                <w:rStyle w:val="SpecialCharTok"/>
+              </w:rPr>
+              <w:t xml:space="preserve">+</w:t>
+            </w:r>
+            <w:r>
+              <w:br/>
+            </w:r>
+            <w:r>
+              <w:rPr>
+                <w:rStyle w:val="NormalTok"/>
+              </w:rPr>
+              <w:t xml:space="preserve">  </w:t>
+            </w:r>
+            <w:r>
+              <w:rPr>
+                <w:rStyle w:val="FunctionTok"/>
+              </w:rPr>
+              <w:t xml:space="preserve">geom_histogram</w:t>
+            </w:r>
+            <w:r>
+              <w:rPr>
+                <w:rStyle w:val="NormalTok"/>
+              </w:rPr>
+              <w:t xml:space="preserve">(</w:t>
+            </w:r>
+            <w:r>
+              <w:rPr>
+                <w:rStyle w:val="AttributeTok"/>
+              </w:rPr>
+              <w:t xml:space="preserve">binwidth =</w:t>
+            </w:r>
+            <w:r>
+              <w:rPr>
+                <w:rStyle w:val="NormalTok"/>
+              </w:rPr>
+              <w:t xml:space="preserve"> </w:t>
+            </w:r>
+            <w:r>
+              <w:rPr>
+                <w:rStyle w:val="FloatTok"/>
+              </w:rPr>
+              <w:t xml:space="preserve">0.05</w:t>
+            </w:r>
+            <w:r>
+              <w:rPr>
+                <w:rStyle w:val="NormalTok"/>
+              </w:rPr>
+              <w:t xml:space="preserve">, </w:t>
+            </w:r>
+            <w:r>
+              <w:rPr>
+                <w:rStyle w:val="AttributeTok"/>
+              </w:rPr>
+              <w:t xml:space="preserve">color =</w:t>
+            </w:r>
+            <w:r>
+              <w:rPr>
+                <w:rStyle w:val="NormalTok"/>
+              </w:rPr>
+              <w:t xml:space="preserve"> </w:t>
+            </w:r>
+            <w:r>
+              <w:rPr>
+                <w:rStyle w:val="StringTok"/>
+              </w:rPr>
+              <w:t xml:space="preserve">"white"</w:t>
+            </w:r>
+            <w:r>
+              <w:rPr>
+                <w:rStyle w:val="NormalTok"/>
+              </w:rPr>
+              <w:t xml:space="preserve">) </w:t>
+            </w:r>
+            <w:r>
+              <w:rPr>
+                <w:rStyle w:val="SpecialCharTok"/>
+              </w:rPr>
+              <w:t xml:space="preserve">+</w:t>
+            </w:r>
+            <w:r>
+              <w:br/>
+            </w:r>
+            <w:r>
+              <w:rPr>
+                <w:rStyle w:val="NormalTok"/>
+              </w:rPr>
+              <w:t xml:space="preserve">  </w:t>
+            </w:r>
+            <w:r>
+              <w:rPr>
+                <w:rStyle w:val="FunctionTok"/>
+              </w:rPr>
+              <w:t xml:space="preserve">facet_wrap</w:t>
+            </w:r>
+            <w:r>
+              <w:rPr>
+                <w:rStyle w:val="NormalTok"/>
+              </w:rPr>
+              <w:t xml:space="preserve">(</w:t>
+            </w:r>
+            <w:r>
+              <w:rPr>
+                <w:rStyle w:val="SpecialCharTok"/>
+              </w:rPr>
+              <w:t xml:space="preserve">~</w:t>
+            </w:r>
+            <w:r>
+              <w:rPr>
+                <w:rStyle w:val="NormalTok"/>
+              </w:rPr>
+              <w:t xml:space="preserve">shade) </w:t>
+            </w:r>
+            <w:r>
+              <w:rPr>
+                <w:rStyle w:val="SpecialCharTok"/>
+              </w:rPr>
+              <w:t xml:space="preserve">+</w:t>
+            </w:r>
+            <w:r>
+              <w:br/>
+            </w:r>
+            <w:r>
+              <w:rPr>
+                <w:rStyle w:val="NormalTok"/>
+              </w:rPr>
+              <w:t xml:space="preserve">  </w:t>
+            </w:r>
+            <w:r>
+              <w:rPr>
+                <w:rStyle w:val="FunctionTok"/>
+              </w:rPr>
+              <w:t xml:space="preserve">scale_fill_manual</w:t>
+            </w:r>
+            <w:r>
+              <w:rPr>
+                <w:rStyle w:val="NormalTok"/>
+              </w:rPr>
+              <w:t xml:space="preserve">(</w:t>
+            </w:r>
+            <w:r>
+              <w:rPr>
+                <w:rStyle w:val="AttributeTok"/>
+              </w:rPr>
+              <w:t xml:space="preserve">values =</w:t>
+            </w:r>
+            <w:r>
+              <w:rPr>
+                <w:rStyle w:val="NormalTok"/>
+              </w:rPr>
+              <w:t xml:space="preserve"> </w:t>
+            </w:r>
+            <w:r>
+              <w:rPr>
+                <w:rStyle w:val="FunctionTok"/>
+              </w:rPr>
+              <w:t xml:space="preserve">c</w:t>
+            </w:r>
+            <w:r>
+              <w:rPr>
+                <w:rStyle w:val="NormalTok"/>
+              </w:rPr>
+              <w:t xml:space="preserve">(</w:t>
+            </w:r>
+            <w:r>
+              <w:rPr>
+                <w:rStyle w:val="StringTok"/>
+              </w:rPr>
+              <w:t xml:space="preserve">"sunny"</w:t>
+            </w:r>
+            <w:r>
+              <w:rPr>
+                <w:rStyle w:val="NormalTok"/>
+              </w:rPr>
+              <w:t xml:space="preserve"> </w:t>
+            </w:r>
+            <w:r>
+              <w:rPr>
+                <w:rStyle w:val="OtherTok"/>
+              </w:rPr>
+              <w:t xml:space="preserve">=</w:t>
+            </w:r>
+            <w:r>
+              <w:rPr>
+                <w:rStyle w:val="NormalTok"/>
+              </w:rPr>
+              <w:t xml:space="preserve"> </w:t>
+            </w:r>
+            <w:r>
+              <w:rPr>
+                <w:rStyle w:val="StringTok"/>
+              </w:rPr>
+              <w:t xml:space="preserve">"goldenrod"</w:t>
+            </w:r>
+            <w:r>
+              <w:rPr>
+                <w:rStyle w:val="NormalTok"/>
+              </w:rPr>
+              <w:t xml:space="preserve">,</w:t>
+            </w:r>
+            <w:r>
+              <w:br/>
+            </w:r>
+            <w:r>
+              <w:rPr>
+                <w:rStyle w:val="NormalTok"/>
+              </w:rPr>
+              <w:t xml:space="preserve">                               </w:t>
+            </w:r>
+            <w:r>
+              <w:rPr>
+                <w:rStyle w:val="StringTok"/>
+              </w:rPr>
+              <w:t xml:space="preserve">"shady"</w:t>
+            </w:r>
+            <w:r>
+              <w:rPr>
+                <w:rStyle w:val="NormalTok"/>
+              </w:rPr>
+              <w:t xml:space="preserve"> </w:t>
+            </w:r>
+            <w:r>
+              <w:rPr>
+                <w:rStyle w:val="OtherTok"/>
+              </w:rPr>
+              <w:t xml:space="preserve">=</w:t>
+            </w:r>
+            <w:r>
+              <w:rPr>
+                <w:rStyle w:val="NormalTok"/>
+              </w:rPr>
+              <w:t xml:space="preserve"> </w:t>
+            </w:r>
+            <w:r>
+              <w:rPr>
+                <w:rStyle w:val="StringTok"/>
+              </w:rPr>
+              <w:t xml:space="preserve">"forestgreen"</w:t>
+            </w:r>
+            <w:r>
+              <w:rPr>
+                <w:rStyle w:val="NormalTok"/>
+              </w:rPr>
+              <w:t xml:space="preserve">)) </w:t>
+            </w:r>
+            <w:r>
+              <w:rPr>
+                <w:rStyle w:val="SpecialCharTok"/>
+              </w:rPr>
+              <w:t xml:space="preserve">+</w:t>
+            </w:r>
+            <w:r>
+              <w:br/>
+            </w:r>
+            <w:r>
+              <w:rPr>
+                <w:rStyle w:val="NormalTok"/>
+              </w:rPr>
+              <w:t xml:space="preserve">  </w:t>
+            </w:r>
+            <w:r>
+              <w:rPr>
+                <w:rStyle w:val="FunctionTok"/>
+              </w:rPr>
+              <w:t xml:space="preserve">labs</w:t>
+            </w:r>
+            <w:r>
+              <w:rPr>
+                <w:rStyle w:val="NormalTok"/>
+              </w:rPr>
+              <w:t xml:space="preserve">(</w:t>
+            </w:r>
+            <w:r>
+              <w:rPr>
+                <w:rStyle w:val="AttributeTok"/>
+              </w:rPr>
+              <w:t xml:space="preserve">x =</w:t>
+            </w:r>
+            <w:r>
+              <w:rPr>
+                <w:rStyle w:val="NormalTok"/>
+              </w:rPr>
+              <w:t xml:space="preserve"> </w:t>
+            </w:r>
+            <w:r>
+              <w:rPr>
+                <w:rStyle w:val="StringTok"/>
+              </w:rPr>
+              <w:t xml:space="preserve">"Leaf mass (g)"</w:t>
+            </w:r>
+            <w:r>
+              <w:rPr>
+                <w:rStyle w:val="NormalTok"/>
+              </w:rPr>
+              <w:t xml:space="preserve">, </w:t>
+            </w:r>
+            <w:r>
+              <w:rPr>
+                <w:rStyle w:val="AttributeTok"/>
+              </w:rPr>
+              <w:t xml:space="preserve">y =</w:t>
+            </w:r>
+            <w:r>
+              <w:rPr>
+                <w:rStyle w:val="NormalTok"/>
+              </w:rPr>
+              <w:t xml:space="preserve"> </w:t>
+            </w:r>
+            <w:r>
+              <w:rPr>
+                <w:rStyle w:val="StringTok"/>
+              </w:rPr>
+              <w:t xml:space="preserve">"Count"</w:t>
+            </w:r>
+            <w:r>
+              <w:rPr>
+                <w:rStyle w:val="NormalTok"/>
+              </w:rPr>
+              <w:t xml:space="preserve">) </w:t>
+            </w:r>
+            <w:r>
+              <w:rPr>
+                <w:rStyle w:val="SpecialCharTok"/>
+              </w:rPr>
+              <w:t xml:space="preserve">+</w:t>
+            </w:r>
+            <w:r>
+              <w:br/>
+            </w:r>
+            <w:r>
+              <w:rPr>
+                <w:rStyle w:val="NormalTok"/>
+              </w:rPr>
+              <w:t xml:space="preserve">  </w:t>
+            </w:r>
+            <w:r>
+              <w:rPr>
+                <w:rStyle w:val="FunctionTok"/>
+              </w:rPr>
+              <w:t xml:space="preserve">theme_regular</w:t>
+            </w:r>
+            <w:r>
+              <w:rPr>
+                <w:rStyle w:val="NormalTok"/>
+              </w:rPr>
+              <w:t xml:space="preserve">() </w:t>
+            </w:r>
+            <w:r>
+              <w:rPr>
+                <w:rStyle w:val="SpecialCharTok"/>
+              </w:rPr>
+              <w:t xml:space="preserve">+</w:t>
+            </w:r>
+            <w:r>
+              <w:br/>
+            </w:r>
+            <w:r>
+              <w:rPr>
+                <w:rStyle w:val="NormalTok"/>
+              </w:rPr>
+              <w:t xml:space="preserve">  </w:t>
+            </w:r>
+            <w:r>
+              <w:rPr>
+                <w:rStyle w:val="FunctionTok"/>
+              </w:rPr>
+              <w:t xml:space="preserve">theme</w:t>
+            </w:r>
+            <w:r>
+              <w:rPr>
+                <w:rStyle w:val="NormalTok"/>
+              </w:rPr>
+              <w:t xml:space="preserve">(</w:t>
+            </w:r>
+            <w:r>
+              <w:rPr>
+                <w:rStyle w:val="AttributeTok"/>
+              </w:rPr>
+              <w:t xml:space="preserve">legend.position =</w:t>
+            </w:r>
+            <w:r>
+              <w:rPr>
+                <w:rStyle w:val="NormalTok"/>
+              </w:rPr>
+              <w:t xml:space="preserve"> </w:t>
+            </w:r>
+            <w:r>
+              <w:rPr>
+                <w:rStyle w:val="StringTok"/>
+              </w:rPr>
+              <w:t xml:space="preserve">"none"</w:t>
+            </w:r>
+            <w:r>
+              <w:rPr>
+                <w:rStyle w:val="NormalTok"/>
+              </w:rPr>
+              <w:t xml:space="preserve">)</w:t>
+            </w:r>
+            <w:r>
+              <w:br/>
+            </w:r>
+            <w:r>
+              <w:rPr>
+                <w:rStyle w:val="InformationTok"/>
+              </w:rPr>
+              <w:t xml:space="preserve">```</w:t>
+            </w:r>
+          </w:p>
+          <w:p/>
+        </w:tc>
+      </w:tr>
+    </w:tbl>
     <w:p>
       <w:pPr>
         <w:pStyle w:val="FirstParagraph"/>
@@ -5673,15 +6366,15 @@
         </w:pict>
       </w:r>
     </w:p>
-    <w:bookmarkEnd w:id="34"/>
-    <w:bookmarkEnd w:id="35"/>
-    <w:bookmarkStart w:id="36" w:name="X7ead8cd8f9ffc0d4a2040638cadaf0cb3368d6a"/>
+    <w:bookmarkEnd w:id="40"/>
+    <w:bookmarkEnd w:id="41"/>
+    <w:bookmarkStart w:id="42" w:name="X3c210c7a85484a23c8b3f274402f179ea5eda33"/>
     <w:p>
       <w:pPr>
         <w:pStyle w:val="Heading1"/>
       </w:pPr>
       <w:r>
-        <w:t xml:space="preserve">Part 6 · Describe the data — a summary statistics table</w:t>
+        <w:t xml:space="preserve">Part 6 · Finish the summary statistics table</w:t>
       </w:r>
     </w:p>
     <w:p>
@@ -5689,7 +6382,23 @@
         <w:pStyle w:val="FirstParagraph"/>
       </w:pPr>
       <w:r>
-        <w:t xml:space="preserve">Same</w:t>
+        <w:t xml:space="preserve">The table chunk is</w:t>
+      </w:r>
+      <w:r>
+        <w:t xml:space="preserve"> </w:t>
+      </w:r>
+      <w:r>
+        <w:rPr>
+          <w:b/>
+          <w:bCs/>
+        </w:rPr>
+        <w:t xml:space="preserve">already in your skeleton</w:t>
+      </w:r>
+      <w:r>
+        <w:t xml:space="preserve"> </w:t>
+      </w:r>
+      <w:r>
+        <w:t xml:space="preserve">— the same</w:t>
       </w:r>
       <w:r>
         <w:t xml:space="preserve"> </w:t>
@@ -5704,7 +6413,7 @@
         <w:t xml:space="preserve"> </w:t>
       </w:r>
       <w:r>
-        <w:t xml:space="preserve">helper from Activity 06. The new part is</w:t>
+        <w:t xml:space="preserve">helper from Activity 06, printed with</w:t>
       </w:r>
       <w:r>
         <w:t xml:space="preserve"> </w:t>
@@ -5716,11 +6425,43 @@
         <w:t xml:space="preserve">knitr::kable()</w:t>
       </w:r>
       <w:r>
-        <w:t xml:space="preserve">, which turns a data frame into a real table in Word, PDF, and slides.</w:t>
+        <w:t xml:space="preserve">, which turns a data frame into a real table in Word, PDF, and slides. Render and look: seven decimal places and headers like</w:t>
+      </w:r>
+      <w:r>
+        <w:t xml:space="preserve"> </w:t>
+      </w:r>
+      <w:r>
+        <w:rPr>
+          <w:rStyle w:val="VerbatimChar"/>
+        </w:rPr>
+        <w:t xml:space="preserve">ci_lower</w:t>
+      </w:r>
+      <w:r>
+        <w:t xml:space="preserve">.</w:t>
       </w:r>
     </w:p>
     <w:p>
       <w:pPr>
+        <w:pStyle w:val="BodyText"/>
+      </w:pPr>
+      <w:r>
+        <w:t xml:space="preserve">✏️ Finish it by filling in</w:t>
+      </w:r>
+      <w:r>
+        <w:t xml:space="preserve"> </w:t>
+      </w:r>
+      <w:r>
+        <w:rPr>
+          <w:rStyle w:val="VerbatimChar"/>
+        </w:rPr>
+        <w:t xml:space="preserve">kable()</w:t>
+      </w:r>
+      <w:r>
+        <w:t xml:space="preserve">:</w:t>
+      </w:r>
+    </w:p>
+    <w:p>
+      <w:pPr>
         <w:pStyle w:val="SourceCode"/>
       </w:pPr>
       <w:r>
@@ -5745,7 +6486,7 @@
         <w:rPr>
           <w:rStyle w:val="CommentTok"/>
         </w:rPr>
-        <w:t xml:space="preserve">#| tbl-cap: "Summary statistics for leaf mass (g) on each side of the tree."</w:t>
+        <w:t xml:space="preserve">#| tbl-cap: "Summary statistics for leaf mass (g) by side."</w:t>
       </w:r>
       <w:r>
         <w:br/>
@@ -5886,6 +6627,15 @@
         <w:t xml:space="preserve">(</w:t>
       </w:r>
       <w:r>
+        <w:br/>
+      </w:r>
+      <w:r>
+        <w:rPr>
+          <w:rStyle w:val="NormalTok"/>
+        </w:rPr>
+        <w:t xml:space="preserve">    </w:t>
+      </w:r>
+      <w:r>
         <w:rPr>
           <w:rStyle w:val="AttributeTok"/>
         </w:rPr>
@@ -5916,7 +6666,7 @@
         <w:rPr>
           <w:rStyle w:val="NormalTok"/>
         </w:rPr>
-        <w:t xml:space="preserve">               </w:t>
+        <w:t xml:space="preserve">    </w:t>
       </w:r>
       <w:r>
         <w:rPr>
@@ -5988,40 +6738,40 @@
         <w:rPr>
           <w:rStyle w:val="NormalTok"/>
         </w:rPr>
+        <w:t xml:space="preserve">,</w:t>
+      </w:r>
+      <w:r>
+        <w:br/>
+      </w:r>
+      <w:r>
+        <w:rPr>
+          <w:rStyle w:val="NormalTok"/>
+        </w:rPr>
+        <w:t xml:space="preserve">                  </w:t>
+      </w:r>
+      <w:r>
+        <w:rPr>
+          <w:rStyle w:val="StringTok"/>
+        </w:rPr>
+        <w:t xml:space="preserve">"SD"</w:t>
+      </w:r>
+      <w:r>
+        <w:rPr>
+          <w:rStyle w:val="NormalTok"/>
+        </w:rPr>
         <w:t xml:space="preserve">, </w:t>
       </w:r>
       <w:r>
         <w:rPr>
           <w:rStyle w:val="StringTok"/>
         </w:rPr>
-        <w:t xml:space="preserve">"SD"</w:t>
+        <w:t xml:space="preserve">"SE"</w:t>
       </w:r>
       <w:r>
         <w:rPr>
           <w:rStyle w:val="NormalTok"/>
         </w:rPr>
         <w:t xml:space="preserve">, </w:t>
-      </w:r>
-      <w:r>
-        <w:rPr>
-          <w:rStyle w:val="StringTok"/>
-        </w:rPr>
-        <w:t xml:space="preserve">"SE"</w:t>
-      </w:r>
-      <w:r>
-        <w:rPr>
-          <w:rStyle w:val="NormalTok"/>
-        </w:rPr>
-        <w:t xml:space="preserve">,</w:t>
-      </w:r>
-      <w:r>
-        <w:br/>
-      </w:r>
-      <w:r>
-        <w:rPr>
-          <w:rStyle w:val="NormalTok"/>
-        </w:rPr>
-        <w:t xml:space="preserve">                             </w:t>
       </w:r>
       <w:r>
         <w:rPr>
@@ -6132,7 +6882,7 @@
         <w:t xml:space="preserve"> </w:t>
       </w:r>
       <w:r>
-        <w:t xml:space="preserve">sets each column’s width in</w:t>
+        <w:t xml:space="preserve">(already in the skeleton) sets each column’s width in</w:t>
       </w:r>
       <w:r>
         <w:t xml:space="preserve"> </w:t>
@@ -6167,7 +6917,7 @@
         <w:rPr>
           <w:rStyle w:val="NormalTok"/>
         </w:rPr>
-        <w:t xml:space="preserve">@tbl-summary gives the sample size, mean, variance, standard deviation,</w:t>
+        <w:t xml:space="preserve">@tbl-summary gives the sample size, mean, variance, standard</w:t>
       </w:r>
       <w:r>
         <w:br/>
@@ -6176,7 +6926,16 @@
         <w:rPr>
           <w:rStyle w:val="NormalTok"/>
         </w:rPr>
-        <w:t xml:space="preserve">standard error, and 95% confidence interval for leaf mass on each side.</w:t>
+        <w:t xml:space="preserve">deviation, standard error, and 95% confidence interval for leaf</w:t>
+      </w:r>
+      <w:r>
+        <w:br/>
+      </w:r>
+      <w:r>
+        <w:rPr>
+          <w:rStyle w:val="NormalTok"/>
+        </w:rPr>
+        <w:t xml:space="preserve">mass on each side.</w:t>
       </w:r>
     </w:p>
     <w:p>
@@ -6245,8 +7004,8 @@
         </w:pict>
       </w:r>
     </w:p>
-    <w:bookmarkEnd w:id="36"/>
-    <w:bookmarkStart w:id="39" w:name="part-7-test-it-welchs-two-sample-t-test"/>
+    <w:bookmarkEnd w:id="42"/>
+    <w:bookmarkStart w:id="47" w:name="part-7-test-it-welchs-two-sample-t-test"/>
     <w:p>
       <w:pPr>
         <w:pStyle w:val="Heading1"/>
@@ -6312,6 +7071,27 @@
     </w:p>
     <w:p>
       <w:pPr>
+        <w:pStyle w:val="BodyText"/>
+      </w:pPr>
+      <w:r>
+        <w:t xml:space="preserve">The test is</w:t>
+      </w:r>
+      <w:r>
+        <w:t xml:space="preserve"> </w:t>
+      </w:r>
+      <w:r>
+        <w:rPr>
+          <w:b/>
+          <w:bCs/>
+        </w:rPr>
+        <w:t xml:space="preserve">already in your skeleton</w:t>
+      </w:r>
+      <w:r>
+        <w:t xml:space="preserve">:</w:t>
+      </w:r>
+    </w:p>
+    <w:p>
+      <w:pPr>
         <w:pStyle w:val="SourceCode"/>
       </w:pPr>
       <w:r>
@@ -6336,7 +7116,7 @@
         <w:rPr>
           <w:rStyle w:val="CommentTok"/>
         </w:rPr>
-        <w:t xml:space="preserve"># Welch's two-sample t-test (does NOT assume equal variances) ----</w:t>
+        <w:t xml:space="preserve"># Welch's t-test (does NOT assume equal variances) ----</w:t>
       </w:r>
       <w:r>
         <w:br/>
@@ -6393,7 +7173,16 @@
         <w:rPr>
           <w:rStyle w:val="NormalTok"/>
         </w:rPr>
-        <w:t xml:space="preserve"> leaf_df, </w:t>
+        <w:t xml:space="preserve"> leaf_df,</w:t>
+      </w:r>
+      <w:r>
+        <w:br/>
+      </w:r>
+      <w:r>
+        <w:rPr>
+          <w:rStyle w:val="NormalTok"/>
+        </w:rPr>
+        <w:t xml:space="preserve">                     </w:t>
       </w:r>
       <w:r>
         <w:rPr>
@@ -6520,7 +7309,7 @@
         <w:pStyle w:val="FirstParagraph"/>
       </w:pPr>
       <w:r>
-        <w:t xml:space="preserve">The printout is fine for you, but ugly in a report.</w:t>
+        <w:t xml:space="preserve">The printout is fine for you, but ugly in a report. The next chunk uses</w:t>
       </w:r>
       <w:r>
         <w:t xml:space="preserve"> </w:t>
@@ -6550,7 +7339,7 @@
         <w:t xml:space="preserve"> </w:t>
       </w:r>
       <w:r>
-        <w:t xml:space="preserve">turns it into a data frame, so</w:t>
+        <w:t xml:space="preserve">to turn it into a data frame, so</w:t>
       </w:r>
       <w:r>
         <w:t xml:space="preserve"> </w:t>
@@ -6565,299 +7354,488 @@
         <w:t xml:space="preserve"> </w:t>
       </w:r>
       <w:r>
-        <w:t xml:space="preserve">can make it a table:</w:t>
+        <w:t xml:space="preserve">can make it a table.</w:t>
       </w:r>
     </w:p>
     <w:p>
       <w:pPr>
-        <w:pStyle w:val="SourceCode"/>
-      </w:pPr>
-      <w:r>
-        <w:rPr>
-          <w:rStyle w:val="InformationTok"/>
-        </w:rPr>
-        <w:t xml:space="preserve">```{r}</w:t>
-      </w:r>
-      <w:r>
-        <w:br/>
-      </w:r>
-      <w:r>
-        <w:rPr>
-          <w:rStyle w:val="CommentTok"/>
-        </w:rPr>
-        <w:t xml:space="preserve">#| label: tbl-ttest</w:t>
-      </w:r>
-      <w:r>
-        <w:br/>
-      </w:r>
-      <w:r>
-        <w:rPr>
-          <w:rStyle w:val="CommentTok"/>
-        </w:rPr>
-        <w:t xml:space="preserve">#| tbl-cap: "Welch's two-sample t-test of leaf mass by side of the tree."</w:t>
-      </w:r>
-      <w:r>
-        <w:br/>
-      </w:r>
-      <w:r>
-        <w:rPr>
-          <w:rStyle w:val="CommentTok"/>
-        </w:rPr>
-        <w:t xml:space="preserve">#| tbl-colwidths: [20, 20, 15, 15, 15, 15]</w:t>
-      </w:r>
-      <w:r>
-        <w:br/>
-      </w:r>
-      <w:r>
-        <w:rPr>
-          <w:rStyle w:val="CommentTok"/>
-        </w:rPr>
-        <w:t xml:space="preserve"># the same result as a clean table ----</w:t>
-      </w:r>
-      <w:r>
-        <w:br/>
-      </w:r>
-      <w:r>
-        <w:rPr>
-          <w:rStyle w:val="NormalTok"/>
-        </w:rPr>
-        <w:t xml:space="preserve">leaf_ttest </w:t>
-      </w:r>
-      <w:r>
-        <w:rPr>
-          <w:rStyle w:val="SpecialCharTok"/>
-        </w:rPr>
-        <w:t xml:space="preserve">%&gt;%</w:t>
-      </w:r>
-      <w:r>
-        <w:br/>
-      </w:r>
-      <w:r>
-        <w:rPr>
-          <w:rStyle w:val="NormalTok"/>
-        </w:rPr>
-        <w:t xml:space="preserve">  </w:t>
-      </w:r>
-      <w:r>
-        <w:rPr>
-          <w:rStyle w:val="FunctionTok"/>
-        </w:rPr>
-        <w:t xml:space="preserve">tidy</w:t>
-      </w:r>
-      <w:r>
-        <w:rPr>
-          <w:rStyle w:val="NormalTok"/>
-        </w:rPr>
-        <w:t xml:space="preserve">() </w:t>
-      </w:r>
-      <w:r>
-        <w:rPr>
-          <w:rStyle w:val="SpecialCharTok"/>
-        </w:rPr>
-        <w:t xml:space="preserve">%&gt;%</w:t>
-      </w:r>
-      <w:r>
-        <w:br/>
-      </w:r>
-      <w:r>
-        <w:rPr>
-          <w:rStyle w:val="NormalTok"/>
-        </w:rPr>
-        <w:t xml:space="preserve">  </w:t>
-      </w:r>
-      <w:r>
-        <w:rPr>
-          <w:rStyle w:val="FunctionTok"/>
-        </w:rPr>
-        <w:t xml:space="preserve">select</w:t>
-      </w:r>
-      <w:r>
-        <w:rPr>
-          <w:rStyle w:val="NormalTok"/>
-        </w:rPr>
-        <w:t xml:space="preserve">(estimate1, estimate2, statistic, parameter, p.value, conf.low) </w:t>
-      </w:r>
-      <w:r>
-        <w:rPr>
-          <w:rStyle w:val="SpecialCharTok"/>
-        </w:rPr>
-        <w:t xml:space="preserve">%&gt;%</w:t>
-      </w:r>
-      <w:r>
-        <w:br/>
-      </w:r>
-      <w:r>
-        <w:rPr>
-          <w:rStyle w:val="NormalTok"/>
-        </w:rPr>
-        <w:t xml:space="preserve">  knitr</w:t>
-      </w:r>
-      <w:r>
-        <w:rPr>
-          <w:rStyle w:val="SpecialCharTok"/>
-        </w:rPr>
-        <w:t xml:space="preserve">::</w:t>
-      </w:r>
-      <w:r>
-        <w:rPr>
-          <w:rStyle w:val="FunctionTok"/>
-        </w:rPr>
-        <w:t xml:space="preserve">kable</w:t>
-      </w:r>
-      <w:r>
-        <w:rPr>
-          <w:rStyle w:val="NormalTok"/>
-        </w:rPr>
-        <w:t xml:space="preserve">(</w:t>
-      </w:r>
-      <w:r>
-        <w:rPr>
-          <w:rStyle w:val="AttributeTok"/>
-        </w:rPr>
-        <w:t xml:space="preserve">digits =</w:t>
-      </w:r>
-      <w:r>
-        <w:rPr>
-          <w:rStyle w:val="NormalTok"/>
-        </w:rPr>
-        <w:t xml:space="preserve"> </w:t>
-      </w:r>
-      <w:r>
-        <w:rPr>
-          <w:rStyle w:val="DecValTok"/>
-        </w:rPr>
-        <w:t xml:space="preserve">3</w:t>
-      </w:r>
-      <w:r>
-        <w:rPr>
-          <w:rStyle w:val="NormalTok"/>
-        </w:rPr>
-        <w:t xml:space="preserve">,</w:t>
-      </w:r>
-      <w:r>
-        <w:br/>
-      </w:r>
-      <w:r>
-        <w:rPr>
-          <w:rStyle w:val="NormalTok"/>
-        </w:rPr>
-        <w:t xml:space="preserve">               </w:t>
-      </w:r>
-      <w:r>
-        <w:rPr>
-          <w:rStyle w:val="AttributeTok"/>
-        </w:rPr>
-        <w:t xml:space="preserve">col.names =</w:t>
-      </w:r>
-      <w:r>
-        <w:rPr>
-          <w:rStyle w:val="NormalTok"/>
-        </w:rPr>
-        <w:t xml:space="preserve"> </w:t>
-      </w:r>
-      <w:r>
-        <w:rPr>
-          <w:rStyle w:val="FunctionTok"/>
-        </w:rPr>
-        <w:t xml:space="preserve">c</w:t>
-      </w:r>
-      <w:r>
-        <w:rPr>
-          <w:rStyle w:val="NormalTok"/>
-        </w:rPr>
-        <w:t xml:space="preserve">(</w:t>
-      </w:r>
-      <w:r>
-        <w:rPr>
-          <w:rStyle w:val="StringTok"/>
-        </w:rPr>
-        <w:t xml:space="preserve">"Mean shady"</w:t>
-      </w:r>
-      <w:r>
-        <w:rPr>
-          <w:rStyle w:val="NormalTok"/>
-        </w:rPr>
-        <w:t xml:space="preserve">, </w:t>
-      </w:r>
-      <w:r>
-        <w:rPr>
-          <w:rStyle w:val="StringTok"/>
-        </w:rPr>
-        <w:t xml:space="preserve">"Mean sunny"</w:t>
-      </w:r>
-      <w:r>
-        <w:rPr>
-          <w:rStyle w:val="NormalTok"/>
-        </w:rPr>
-        <w:t xml:space="preserve">, </w:t>
-      </w:r>
-      <w:r>
-        <w:rPr>
-          <w:rStyle w:val="StringTok"/>
-        </w:rPr>
-        <w:t xml:space="preserve">"t"</w:t>
-      </w:r>
-      <w:r>
-        <w:rPr>
-          <w:rStyle w:val="NormalTok"/>
-        </w:rPr>
-        <w:t xml:space="preserve">, </w:t>
-      </w:r>
-      <w:r>
-        <w:rPr>
-          <w:rStyle w:val="StringTok"/>
-        </w:rPr>
-        <w:t xml:space="preserve">"df"</w:t>
-      </w:r>
-      <w:r>
-        <w:rPr>
-          <w:rStyle w:val="NormalTok"/>
-        </w:rPr>
-        <w:t xml:space="preserve">,</w:t>
-      </w:r>
-      <w:r>
-        <w:br/>
-      </w:r>
-      <w:r>
-        <w:rPr>
-          <w:rStyle w:val="NormalTok"/>
-        </w:rPr>
-        <w:t xml:space="preserve">                             </w:t>
-      </w:r>
-      <w:r>
-        <w:rPr>
-          <w:rStyle w:val="StringTok"/>
-        </w:rPr>
-        <w:t xml:space="preserve">"p-value"</w:t>
-      </w:r>
-      <w:r>
-        <w:rPr>
-          <w:rStyle w:val="NormalTok"/>
-        </w:rPr>
-        <w:t xml:space="preserve">, </w:t>
-      </w:r>
-      <w:r>
-        <w:rPr>
-          <w:rStyle w:val="StringTok"/>
-        </w:rPr>
-        <w:t xml:space="preserve">"CI low"</w:t>
-      </w:r>
-      <w:r>
-        <w:rPr>
-          <w:rStyle w:val="NormalTok"/>
-        </w:rPr>
-        <w:t xml:space="preserve">))</w:t>
-      </w:r>
-      <w:r>
-        <w:br/>
-      </w:r>
-      <w:r>
-        <w:rPr>
-          <w:rStyle w:val="InformationTok"/>
-        </w:rPr>
-        <w:t xml:space="preserve">```</w:t>
+        <w:pStyle w:val="BodyText"/>
+      </w:pPr>
+      <w:r>
+        <w:t xml:space="preserve">✏️</w:t>
+      </w:r>
+      <w:r>
+        <w:t xml:space="preserve"> </w:t>
+      </w:r>
+      <w:r>
+        <w:rPr>
+          <w:b/>
+          <w:bCs/>
+        </w:rPr>
+        <w:t xml:space="preserve">Your turn:</w:t>
+      </w:r>
+      <w:r>
+        <w:t xml:space="preserve"> </w:t>
+      </w:r>
+      <w:r>
+        <w:t xml:space="preserve">Finish the</w:t>
+      </w:r>
+      <w:r>
+        <w:t xml:space="preserve"> </w:t>
+      </w:r>
+      <w:r>
+        <w:rPr>
+          <w:rStyle w:val="VerbatimChar"/>
+        </w:rPr>
+        <w:t xml:space="preserve">tbl-ttest</w:t>
+      </w:r>
+      <w:r>
+        <w:t xml:space="preserve"> </w:t>
+      </w:r>
+      <w:r>
+        <w:t xml:space="preserve">chunk the same way you finished Part 6 —</w:t>
+      </w:r>
+      <w:r>
+        <w:t xml:space="preserve"> </w:t>
+      </w:r>
+      <w:r>
+        <w:rPr>
+          <w:rStyle w:val="VerbatimChar"/>
+        </w:rPr>
+        <w:t xml:space="preserve">digits = 3</w:t>
+      </w:r>
+      <w:r>
+        <w:t xml:space="preserve"> </w:t>
+      </w:r>
+      <w:r>
+        <w:t xml:space="preserve">and six readable</w:t>
+      </w:r>
+      <w:r>
+        <w:t xml:space="preserve"> </w:t>
+      </w:r>
+      <w:r>
+        <w:rPr>
+          <w:rStyle w:val="VerbatimChar"/>
+        </w:rPr>
+        <w:t xml:space="preserve">col.names</w:t>
+      </w:r>
+      <w:r>
+        <w:t xml:space="preserve">.</w:t>
       </w:r>
     </w:p>
+    <w:tbl>
+      <w:tblPr>
+        <w:tblStyle w:val="Table"/>
+        <w:tblLook w:firstRow="0" w:lastRow="0" w:firstColumn="0" w:lastColumn="0" w:noHBand="0" w:noVBand="0" w:val="0000"/>
+        <w:tblBorders>
+          <w:top w:val="single" w:sz="4" w:space="0" w:color="00A047"/>
+          <w:left w:val="single" w:sz="24" w:space="0" w:color="00A047"/>
+          <w:bottom w:val="single" w:sz="4" w:space="0" w:color="00A047"/>
+          <w:right w:val="single" w:sz="4" w:space="0" w:color="00A047"/>
+        </w:tblBorders>
+        <w:tblCellMar>
+          <w:left w:w="144" w:type="dxa"/>
+          <w:right w:w="144" w:type="dxa"/>
+        </w:tblCellMar>
+        <w:tblLook w:firstRow="0" w:lastRow="0" w:firstColumn="0" w:lastColumn="0" w:noHBand="0" w:noVBand="0" w:val="0000"/>
+      </w:tblPr>
+      <w:tr>
+        <w:trPr>
+          <w:cantSplit/>
+        </w:trPr>
+        <w:tc>
+          <w:tcPr>
+            <w:shd w:color="auto" w:fill="ccf1e3" w:val="clear"/>
+            <w:tcMar>
+              <w:top w:w="92" w:type="dxa"/>
+              <w:bottom w:w="92" w:type="dxa"/>
+            </w:tcMar>
+          </w:tcPr>
+          <w:p>
+            <w:pPr>
+              <w:pStyle w:val="BodyText"/>
+            </w:pPr>
+            <w:pPr>
+              <w:spacing w:before="0" w:after="0"/>
+              <w:textAlignment w:val="center"/>
+            </w:pPr>
+            <w:r>
+              <w:drawing>
+                <wp:inline>
+                  <wp:extent cx="152400" cy="152400"/>
+                  <wp:effectExtent b="0" l="0" r="0" t="0"/>
+                  <wp:docPr descr="" title="" id="43" name="Picture"/>
+                  <a:graphic>
+                    <a:graphicData uri="http://schemas.openxmlformats.org/drawingml/2006/picture">
+                      <pic:pic>
+                        <pic:nvPicPr>
+                          <pic:cNvPr descr="/Applications/Positron.app/Contents/Resources/app/quarto/share/formats/docx/tip.png" id="44" name="Picture"/>
+                          <pic:cNvPicPr>
+                            <a:picLocks noChangeArrowheads="1" noChangeAspect="1"/>
+                          </pic:cNvPicPr>
+                        </pic:nvPicPr>
+                        <pic:blipFill>
+                          <a:blip r:embed="rId10"/>
+                          <a:stretch>
+                            <a:fillRect/>
+                          </a:stretch>
+                        </pic:blipFill>
+                        <pic:spPr bwMode="auto">
+                          <a:xfrm>
+                            <a:off x="0" y="0"/>
+                            <a:ext cx="152400" cy="152400"/>
+                          </a:xfrm>
+                          <a:prstGeom prst="rect">
+                            <a:avLst/>
+                          </a:prstGeom>
+                          <a:noFill/>
+                          <a:ln w="9525">
+                            <a:noFill/>
+                            <a:headEnd/>
+                            <a:tailEnd/>
+                          </a:ln>
+                        </pic:spPr>
+                      </pic:pic>
+                    </a:graphicData>
+                  </a:graphic>
+                </wp:inline>
+              </w:drawing>
+            </w:r>
+            <w:r>
+              <w:t xml:space="preserve"> </w:t>
+            </w:r>
+            <w:r>
+              <w:t xml:space="preserve"> </w:t>
+            </w:r>
+            <w:r>
+              <w:t xml:space="preserve">Check your answer</w:t>
+            </w:r>
+          </w:p>
+        </w:tc>
+      </w:tr>
+      <w:tr>
+        <w:trPr>
+          <w:cantSplit/>
+        </w:trPr>
+        <w:tc>
+          <w:tcPr>
+            <w:tcMar>
+              <w:top w:w="108" w:type="dxa"/>
+              <w:bottom w:w="108" w:type="dxa"/>
+            </w:tcMar>
+          </w:tcPr>
+          <w:p>
+            <w:pPr>
+              <w:pStyle w:val="SourceCode"/>
+            </w:pPr>
+            <w:r>
+              <w:rPr>
+                <w:rStyle w:val="InformationTok"/>
+              </w:rPr>
+              <w:t xml:space="preserve">```{r}</w:t>
+            </w:r>
+            <w:r>
+              <w:br/>
+            </w:r>
+            <w:r>
+              <w:rPr>
+                <w:rStyle w:val="CommentTok"/>
+              </w:rPr>
+              <w:t xml:space="preserve">#| label: tbl-ttest</w:t>
+            </w:r>
+            <w:r>
+              <w:br/>
+            </w:r>
+            <w:r>
+              <w:rPr>
+                <w:rStyle w:val="CommentTok"/>
+              </w:rPr>
+              <w:t xml:space="preserve">#| tbl-cap: "Welch's t-test of leaf mass by side of the tree."</w:t>
+            </w:r>
+            <w:r>
+              <w:br/>
+            </w:r>
+            <w:r>
+              <w:rPr>
+                <w:rStyle w:val="CommentTok"/>
+              </w:rPr>
+              <w:t xml:space="preserve">#| tbl-colwidths: [20, 20, 15, 15, 15, 15]</w:t>
+            </w:r>
+            <w:r>
+              <w:br/>
+            </w:r>
+            <w:r>
+              <w:rPr>
+                <w:rStyle w:val="CommentTok"/>
+              </w:rPr>
+              <w:t xml:space="preserve"># the same result as a clean table ----</w:t>
+            </w:r>
+            <w:r>
+              <w:br/>
+            </w:r>
+            <w:r>
+              <w:rPr>
+                <w:rStyle w:val="NormalTok"/>
+              </w:rPr>
+              <w:t xml:space="preserve">leaf_ttest </w:t>
+            </w:r>
+            <w:r>
+              <w:rPr>
+                <w:rStyle w:val="SpecialCharTok"/>
+              </w:rPr>
+              <w:t xml:space="preserve">%&gt;%</w:t>
+            </w:r>
+            <w:r>
+              <w:br/>
+            </w:r>
+            <w:r>
+              <w:rPr>
+                <w:rStyle w:val="NormalTok"/>
+              </w:rPr>
+              <w:t xml:space="preserve">  </w:t>
+            </w:r>
+            <w:r>
+              <w:rPr>
+                <w:rStyle w:val="FunctionTok"/>
+              </w:rPr>
+              <w:t xml:space="preserve">tidy</w:t>
+            </w:r>
+            <w:r>
+              <w:rPr>
+                <w:rStyle w:val="NormalTok"/>
+              </w:rPr>
+              <w:t xml:space="preserve">() </w:t>
+            </w:r>
+            <w:r>
+              <w:rPr>
+                <w:rStyle w:val="SpecialCharTok"/>
+              </w:rPr>
+              <w:t xml:space="preserve">%&gt;%</w:t>
+            </w:r>
+            <w:r>
+              <w:br/>
+            </w:r>
+            <w:r>
+              <w:rPr>
+                <w:rStyle w:val="NormalTok"/>
+              </w:rPr>
+              <w:t xml:space="preserve">  </w:t>
+            </w:r>
+            <w:r>
+              <w:rPr>
+                <w:rStyle w:val="FunctionTok"/>
+              </w:rPr>
+              <w:t xml:space="preserve">select</w:t>
+            </w:r>
+            <w:r>
+              <w:rPr>
+                <w:rStyle w:val="NormalTok"/>
+              </w:rPr>
+              <w:t xml:space="preserve">(estimate1, estimate2, statistic, parameter,</w:t>
+            </w:r>
+            <w:r>
+              <w:br/>
+            </w:r>
+            <w:r>
+              <w:rPr>
+                <w:rStyle w:val="NormalTok"/>
+              </w:rPr>
+              <w:t xml:space="preserve">         p.value, conf.low) </w:t>
+            </w:r>
+            <w:r>
+              <w:rPr>
+                <w:rStyle w:val="SpecialCharTok"/>
+              </w:rPr>
+              <w:t xml:space="preserve">%&gt;%</w:t>
+            </w:r>
+            <w:r>
+              <w:br/>
+            </w:r>
+            <w:r>
+              <w:rPr>
+                <w:rStyle w:val="NormalTok"/>
+              </w:rPr>
+              <w:t xml:space="preserve">  knitr</w:t>
+            </w:r>
+            <w:r>
+              <w:rPr>
+                <w:rStyle w:val="SpecialCharTok"/>
+              </w:rPr>
+              <w:t xml:space="preserve">::</w:t>
+            </w:r>
+            <w:r>
+              <w:rPr>
+                <w:rStyle w:val="FunctionTok"/>
+              </w:rPr>
+              <w:t xml:space="preserve">kable</w:t>
+            </w:r>
+            <w:r>
+              <w:rPr>
+                <w:rStyle w:val="NormalTok"/>
+              </w:rPr>
+              <w:t xml:space="preserve">(</w:t>
+            </w:r>
+            <w:r>
+              <w:br/>
+            </w:r>
+            <w:r>
+              <w:rPr>
+                <w:rStyle w:val="NormalTok"/>
+              </w:rPr>
+              <w:t xml:space="preserve">    </w:t>
+            </w:r>
+            <w:r>
+              <w:rPr>
+                <w:rStyle w:val="AttributeTok"/>
+              </w:rPr>
+              <w:t xml:space="preserve">digits =</w:t>
+            </w:r>
+            <w:r>
+              <w:rPr>
+                <w:rStyle w:val="NormalTok"/>
+              </w:rPr>
+              <w:t xml:space="preserve"> </w:t>
+            </w:r>
+            <w:r>
+              <w:rPr>
+                <w:rStyle w:val="DecValTok"/>
+              </w:rPr>
+              <w:t xml:space="preserve">3</w:t>
+            </w:r>
+            <w:r>
+              <w:rPr>
+                <w:rStyle w:val="NormalTok"/>
+              </w:rPr>
+              <w:t xml:space="preserve">,</w:t>
+            </w:r>
+            <w:r>
+              <w:br/>
+            </w:r>
+            <w:r>
+              <w:rPr>
+                <w:rStyle w:val="NormalTok"/>
+              </w:rPr>
+              <w:t xml:space="preserve">    </w:t>
+            </w:r>
+            <w:r>
+              <w:rPr>
+                <w:rStyle w:val="AttributeTok"/>
+              </w:rPr>
+              <w:t xml:space="preserve">col.names =</w:t>
+            </w:r>
+            <w:r>
+              <w:rPr>
+                <w:rStyle w:val="NormalTok"/>
+              </w:rPr>
+              <w:t xml:space="preserve"> </w:t>
+            </w:r>
+            <w:r>
+              <w:rPr>
+                <w:rStyle w:val="FunctionTok"/>
+              </w:rPr>
+              <w:t xml:space="preserve">c</w:t>
+            </w:r>
+            <w:r>
+              <w:rPr>
+                <w:rStyle w:val="NormalTok"/>
+              </w:rPr>
+              <w:t xml:space="preserve">(</w:t>
+            </w:r>
+            <w:r>
+              <w:rPr>
+                <w:rStyle w:val="StringTok"/>
+              </w:rPr>
+              <w:t xml:space="preserve">"Mean shady"</w:t>
+            </w:r>
+            <w:r>
+              <w:rPr>
+                <w:rStyle w:val="NormalTok"/>
+              </w:rPr>
+              <w:t xml:space="preserve">, </w:t>
+            </w:r>
+            <w:r>
+              <w:rPr>
+                <w:rStyle w:val="StringTok"/>
+              </w:rPr>
+              <w:t xml:space="preserve">"Mean sunny"</w:t>
+            </w:r>
+            <w:r>
+              <w:rPr>
+                <w:rStyle w:val="NormalTok"/>
+              </w:rPr>
+              <w:t xml:space="preserve">, </w:t>
+            </w:r>
+            <w:r>
+              <w:rPr>
+                <w:rStyle w:val="StringTok"/>
+              </w:rPr>
+              <w:t xml:space="preserve">"t"</w:t>
+            </w:r>
+            <w:r>
+              <w:rPr>
+                <w:rStyle w:val="NormalTok"/>
+              </w:rPr>
+              <w:t xml:space="preserve">,</w:t>
+            </w:r>
+            <w:r>
+              <w:br/>
+            </w:r>
+            <w:r>
+              <w:rPr>
+                <w:rStyle w:val="NormalTok"/>
+              </w:rPr>
+              <w:t xml:space="preserve">                  </w:t>
+            </w:r>
+            <w:r>
+              <w:rPr>
+                <w:rStyle w:val="StringTok"/>
+              </w:rPr>
+              <w:t xml:space="preserve">"df"</w:t>
+            </w:r>
+            <w:r>
+              <w:rPr>
+                <w:rStyle w:val="NormalTok"/>
+              </w:rPr>
+              <w:t xml:space="preserve">, </w:t>
+            </w:r>
+            <w:r>
+              <w:rPr>
+                <w:rStyle w:val="StringTok"/>
+              </w:rPr>
+              <w:t xml:space="preserve">"p-value"</w:t>
+            </w:r>
+            <w:r>
+              <w:rPr>
+                <w:rStyle w:val="NormalTok"/>
+              </w:rPr>
+              <w:t xml:space="preserve">, </w:t>
+            </w:r>
+            <w:r>
+              <w:rPr>
+                <w:rStyle w:val="StringTok"/>
+              </w:rPr>
+              <w:t xml:space="preserve">"CI low"</w:t>
+            </w:r>
+            <w:r>
+              <w:rPr>
+                <w:rStyle w:val="NormalTok"/>
+              </w:rPr>
+              <w:t xml:space="preserve">))</w:t>
+            </w:r>
+            <w:r>
+              <w:br/>
+            </w:r>
+            <w:r>
+              <w:rPr>
+                <w:rStyle w:val="InformationTok"/>
+              </w:rPr>
+              <w:t xml:space="preserve">```</w:t>
+            </w:r>
+          </w:p>
+          <w:p/>
+        </w:tc>
+      </w:tr>
+    </w:tbl>
     <w:p>
       <w:pPr>
         <w:pStyle w:val="FirstParagraph"/>
@@ -7055,12 +8033,12 @@
                 <wp:inline>
                   <wp:extent cx="152400" cy="152400"/>
                   <wp:effectExtent b="0" l="0" r="0" t="0"/>
-                  <wp:docPr descr="" title="" id="37" name="Picture"/>
+                  <wp:docPr descr="" title="" id="45" name="Picture"/>
                   <a:graphic>
                     <a:graphicData uri="http://schemas.openxmlformats.org/drawingml/2006/picture">
                       <pic:pic>
                         <pic:nvPicPr>
-                          <pic:cNvPr descr="/Applications/Positron.app/Contents/Resources/app/quarto/share/formats/docx/note.png" id="38" name="Picture"/>
+                          <pic:cNvPr descr="/Applications/Positron.app/Contents/Resources/app/quarto/share/formats/docx/note.png" id="46" name="Picture"/>
                           <pic:cNvPicPr>
                             <a:picLocks noChangeArrowheads="1" noChangeAspect="1"/>
                           </pic:cNvPicPr>
@@ -7166,8 +8144,8 @@
         </w:pict>
       </w:r>
     </w:p>
-    <w:bookmarkEnd w:id="39"/>
-    <w:bookmarkStart w:id="44" w:name="Xdd2cb13a619952913a16a8c89c72bfd6a07ac70"/>
+    <w:bookmarkEnd w:id="47"/>
+    <w:bookmarkStart w:id="52" w:name="Xdd2cb13a619952913a16a8c89c72bfd6a07ac70"/>
     <w:p>
       <w:pPr>
         <w:pStyle w:val="Heading1"/>
@@ -7351,7 +8329,7 @@
         <w:rPr>
           <w:rStyle w:val="CommentTok"/>
         </w:rPr>
-        <w:t xml:space="preserve"># Welch's two-sample t-test (does NOT assume equal variances) ----</w:t>
+        <w:t xml:space="preserve"># Welch's t-test (does NOT assume equal variances) ----</w:t>
       </w:r>
       <w:r>
         <w:br/>
@@ -7408,7 +8386,16 @@
         <w:rPr>
           <w:rStyle w:val="NormalTok"/>
         </w:rPr>
-        <w:t xml:space="preserve"> leaf_df, </w:t>
+        <w:t xml:space="preserve"> leaf_df,</w:t>
+      </w:r>
+      <w:r>
+        <w:br/>
+      </w:r>
+      <w:r>
+        <w:rPr>
+          <w:rStyle w:val="NormalTok"/>
+        </w:rPr>
+        <w:t xml:space="preserve">                     </w:t>
       </w:r>
       <w:r>
         <w:rPr>
@@ -7788,12 +8775,12 @@
                 <wp:inline>
                   <wp:extent cx="152400" cy="152400"/>
                   <wp:effectExtent b="0" l="0" r="0" t="0"/>
-                  <wp:docPr descr="" title="" id="40" name="Picture"/>
+                  <wp:docPr descr="" title="" id="48" name="Picture"/>
                   <a:graphic>
                     <a:graphicData uri="http://schemas.openxmlformats.org/drawingml/2006/picture">
                       <pic:pic>
                         <pic:nvPicPr>
-                          <pic:cNvPr descr="/Applications/Positron.app/Contents/Resources/app/quarto/share/formats/docx/note.png" id="41" name="Picture"/>
+                          <pic:cNvPr descr="/Applications/Positron.app/Contents/Resources/app/quarto/share/formats/docx/note.png" id="49" name="Picture"/>
                           <pic:cNvPicPr>
                             <a:picLocks noChangeArrowheads="1" noChangeAspect="1"/>
                           </pic:cNvPicPr>
@@ -7956,12 +8943,12 @@
                 <wp:inline>
                   <wp:extent cx="152400" cy="152400"/>
                   <wp:effectExtent b="0" l="0" r="0" t="0"/>
-                  <wp:docPr descr="" title="" id="42" name="Picture"/>
+                  <wp:docPr descr="" title="" id="50" name="Picture"/>
                   <a:graphic>
                     <a:graphicData uri="http://schemas.openxmlformats.org/drawingml/2006/picture">
                       <pic:pic>
                         <pic:nvPicPr>
-                          <pic:cNvPr descr="/Applications/Positron.app/Contents/Resources/app/quarto/share/formats/docx/warning.png" id="43" name="Picture"/>
+                          <pic:cNvPr descr="/Applications/Positron.app/Contents/Resources/app/quarto/share/formats/docx/warning.png" id="51" name="Picture"/>
                           <pic:cNvPicPr>
                             <a:picLocks noChangeArrowheads="1" noChangeAspect="1"/>
                           </pic:cNvPicPr>
@@ -8168,14 +9155,14 @@
         </w:pict>
       </w:r>
     </w:p>
-    <w:bookmarkEnd w:id="44"/>
-    <w:bookmarkStart w:id="45" w:name="check-yourself"/>
+    <w:bookmarkEnd w:id="52"/>
+    <w:bookmarkStart w:id="55" w:name="part-9-play-if-you-finish-early"/>
     <w:p>
       <w:pPr>
         <w:pStyle w:val="Heading1"/>
       </w:pPr>
       <w:r>
-        <w:t xml:space="preserve">Check yourself</w:t>
+        <w:t xml:space="preserve">Part 9 · Play — if you finish early</w:t>
       </w:r>
     </w:p>
     <w:p>
@@ -8183,7 +9170,32 @@
         <w:pStyle w:val="FirstParagraph"/>
       </w:pPr>
       <w:r>
-        <w:t xml:space="preserve">You are done when your report has:</w:t>
+        <w:t xml:space="preserve">Render and hand in first. Then</w:t>
+      </w:r>
+      <w:r>
+        <w:t xml:space="preserve"> </w:t>
+      </w:r>
+      <w:r>
+        <w:rPr>
+          <w:b/>
+          <w:bCs/>
+        </w:rPr>
+        <w:t xml:space="preserve">File → Save As</w:t>
+      </w:r>
+      <w:r>
+        <w:t xml:space="preserve"> </w:t>
+      </w:r>
+      <w:r>
+        <w:rPr>
+          <w:rStyle w:val="VerbatimChar"/>
+        </w:rPr>
+        <w:t xml:space="preserve">leaf_report_play.qmd</w:t>
+      </w:r>
+      <w:r>
+        <w:t xml:space="preserve"> </w:t>
+      </w:r>
+      <w:r>
+        <w:t xml:space="preserve">so your hand-in stays safe, and try any of these in the copy:</w:t>
       </w:r>
     </w:p>
     <w:p>
@@ -8195,7 +9207,17 @@
         </w:numPr>
       </w:pPr>
       <w:r>
-        <w:t xml:space="preserve">Your name in the YAML, and</w:t>
+        <w:rPr>
+          <w:b/>
+          <w:bCs/>
+        </w:rPr>
+        <w:t xml:space="preserve">A different variable.</w:t>
+      </w:r>
+      <w:r>
+        <w:t xml:space="preserve"> </w:t>
+      </w:r>
+      <w:r>
+        <w:t xml:space="preserve">Change</w:t>
       </w:r>
       <w:r>
         <w:t xml:space="preserve"> </w:t>
@@ -8204,13 +9226,529 @@
         <w:rPr>
           <w:rStyle w:val="VerbatimChar"/>
         </w:rPr>
+        <w:t xml:space="preserve">mass_g</w:t>
+      </w:r>
+      <w:r>
+        <w:t xml:space="preserve"> </w:t>
+      </w:r>
+      <w:r>
+        <w:t xml:space="preserve">to</w:t>
+      </w:r>
+      <w:r>
+        <w:t xml:space="preserve"> </w:t>
+      </w:r>
+      <w:r>
+        <w:rPr>
+          <w:rStyle w:val="VerbatimChar"/>
+        </w:rPr>
+        <w:t xml:space="preserve">petiole_mm</w:t>
+      </w:r>
+      <w:r>
+        <w:t xml:space="preserve"> </w:t>
+      </w:r>
+      <w:r>
+        <w:t xml:space="preserve">in every chunk (Ctrl/Cmd + F to find them all), fix the axis labels and captions, and Render. The whole report — plots, tables, test — rebuilds for the new variable.</w:t>
+      </w:r>
+    </w:p>
+    <w:p>
+      <w:pPr>
+        <w:pStyle w:val="Compact"/>
+        <w:numPr>
+          <w:ilvl w:val="0"/>
+          <w:numId w:val="1006"/>
+        </w:numPr>
+      </w:pPr>
+      <w:r>
+        <w:rPr>
+          <w:b/>
+          <w:bCs/>
+        </w:rPr>
+        <w:t xml:space="preserve">A new figure.</w:t>
+      </w:r>
+      <w:r>
+        <w:t xml:space="preserve"> </w:t>
+      </w:r>
+      <w:r>
+        <w:t xml:space="preserve">Add a chunk with</w:t>
+      </w:r>
+      <w:r>
+        <w:t xml:space="preserve"> </w:t>
+      </w:r>
+      <w:r>
+        <w:rPr>
+          <w:rStyle w:val="VerbatimChar"/>
+        </w:rPr>
+        <w:t xml:space="preserve">#| label: fig-scatter</w:t>
+      </w:r>
+      <w:r>
+        <w:t xml:space="preserve"> </w:t>
+      </w:r>
+      <w:r>
+        <w:t xml:space="preserve">and a</w:t>
+      </w:r>
+      <w:r>
+        <w:t xml:space="preserve"> </w:t>
+      </w:r>
+      <w:r>
+        <w:rPr>
+          <w:rStyle w:val="VerbatimChar"/>
+        </w:rPr>
+        <w:t xml:space="preserve">fig-cap</w:t>
+      </w:r>
+      <w:r>
+        <w:t xml:space="preserve">, plot</w:t>
+      </w:r>
+      <w:r>
+        <w:t xml:space="preserve"> </w:t>
+      </w:r>
+      <w:r>
+        <w:rPr>
+          <w:rStyle w:val="VerbatimChar"/>
+        </w:rPr>
+        <w:t xml:space="preserve">mass_g</w:t>
+      </w:r>
+      <w:r>
+        <w:t xml:space="preserve"> </w:t>
+      </w:r>
+      <w:r>
+        <w:t xml:space="preserve">against</w:t>
+      </w:r>
+      <w:r>
+        <w:t xml:space="preserve"> </w:t>
+      </w:r>
+      <w:r>
+        <w:rPr>
+          <w:rStyle w:val="VerbatimChar"/>
+        </w:rPr>
+        <w:t xml:space="preserve">petiole_mm</w:t>
+      </w:r>
+      <w:r>
+        <w:t xml:space="preserve"> </w:t>
+      </w:r>
+      <w:r>
+        <w:t xml:space="preserve">with</w:t>
+      </w:r>
+      <w:r>
+        <w:t xml:space="preserve"> </w:t>
+      </w:r>
+      <w:r>
+        <w:rPr>
+          <w:rStyle w:val="VerbatimChar"/>
+        </w:rPr>
+        <w:t xml:space="preserve">geom_point()</w:t>
+      </w:r>
+      <w:r>
+        <w:t xml:space="preserve">, and refer to it in the text with</w:t>
+      </w:r>
+      <w:r>
+        <w:t xml:space="preserve"> </w:t>
+      </w:r>
+      <w:r>
+        <w:rPr>
+          <w:rStyle w:val="VerbatimChar"/>
+        </w:rPr>
+        <w:t xml:space="preserve">@fig-scatter</w:t>
+      </w:r>
+      <w:r>
+        <w:t xml:space="preserve">.</w:t>
+      </w:r>
+    </w:p>
+    <w:p>
+      <w:pPr>
+        <w:pStyle w:val="Compact"/>
+        <w:numPr>
+          <w:ilvl w:val="0"/>
+          <w:numId w:val="1006"/>
+        </w:numPr>
+      </w:pPr>
+      <w:r>
+        <w:rPr>
+          <w:b/>
+          <w:bCs/>
+        </w:rPr>
+        <w:t xml:space="preserve">Theme sizes.</w:t>
+      </w:r>
+      <w:r>
+        <w:t xml:space="preserve"> </w:t>
+      </w:r>
+      <w:r>
+        <w:t xml:space="preserve">Swap</w:t>
+      </w:r>
+      <w:r>
+        <w:t xml:space="preserve"> </w:t>
+      </w:r>
+      <w:r>
+        <w:rPr>
+          <w:rStyle w:val="VerbatimChar"/>
+        </w:rPr>
+        <w:t xml:space="preserve">theme_regular()</w:t>
+      </w:r>
+      <w:r>
+        <w:t xml:space="preserve"> </w:t>
+      </w:r>
+      <w:r>
+        <w:t xml:space="preserve">for</w:t>
+      </w:r>
+      <w:r>
+        <w:t xml:space="preserve"> </w:t>
+      </w:r>
+      <w:r>
+        <w:rPr>
+          <w:rStyle w:val="VerbatimChar"/>
+        </w:rPr>
+        <w:t xml:space="preserve">theme_small()</w:t>
+      </w:r>
+      <w:r>
+        <w:t xml:space="preserve"> </w:t>
+      </w:r>
+      <w:r>
+        <w:t xml:space="preserve">or</w:t>
+      </w:r>
+      <w:r>
+        <w:t xml:space="preserve"> </w:t>
+      </w:r>
+      <w:r>
+        <w:rPr>
+          <w:rStyle w:val="VerbatimChar"/>
+        </w:rPr>
+        <w:t xml:space="preserve">theme_large()</w:t>
+      </w:r>
+      <w:r>
+        <w:t xml:space="preserve">. Which one fits a 5-inch-wide figure best?</w:t>
+      </w:r>
+    </w:p>
+    <w:p>
+      <w:pPr>
+        <w:pStyle w:val="Compact"/>
+        <w:numPr>
+          <w:ilvl w:val="0"/>
+          <w:numId w:val="1006"/>
+        </w:numPr>
+      </w:pPr>
+      <w:r>
+        <w:rPr>
+          <w:b/>
+          <w:bCs/>
+        </w:rPr>
+        <w:t xml:space="preserve">Slide style.</w:t>
+      </w:r>
+      <w:r>
+        <w:t xml:space="preserve"> </w:t>
+      </w:r>
+      <w:r>
+        <w:t xml:space="preserve">Under</w:t>
+      </w:r>
+      <w:r>
+        <w:t xml:space="preserve"> </w:t>
+      </w:r>
+      <w:r>
+        <w:rPr>
+          <w:rStyle w:val="VerbatimChar"/>
+        </w:rPr>
+        <w:t xml:space="preserve">revealjs:</w:t>
+      </w:r>
+      <w:r>
+        <w:t xml:space="preserve"> </w:t>
+      </w:r>
+      <w:r>
+        <w:t xml:space="preserve">in the YAML add</w:t>
+      </w:r>
+      <w:r>
+        <w:t xml:space="preserve"> </w:t>
+      </w:r>
+      <w:r>
+        <w:rPr>
+          <w:rStyle w:val="VerbatimChar"/>
+        </w:rPr>
+        <w:t xml:space="preserve">theme: dark</w:t>
+      </w:r>
+      <w:r>
+        <w:t xml:space="preserve"> </w:t>
+      </w:r>
+      <w:r>
+        <w:t xml:space="preserve">(or</w:t>
+      </w:r>
+      <w:r>
+        <w:t xml:space="preserve"> </w:t>
+      </w:r>
+      <w:r>
+        <w:rPr>
+          <w:rStyle w:val="VerbatimChar"/>
+        </w:rPr>
+        <w:t xml:space="preserve">sky</w:t>
+      </w:r>
+      <w:r>
+        <w:t xml:space="preserve">,</w:t>
+      </w:r>
+      <w:r>
+        <w:t xml:space="preserve"> </w:t>
+      </w:r>
+      <w:r>
+        <w:rPr>
+          <w:rStyle w:val="VerbatimChar"/>
+        </w:rPr>
+        <w:t xml:space="preserve">serif</w:t>
+      </w:r>
+      <w:r>
+        <w:t xml:space="preserve">,</w:t>
+      </w:r>
+      <w:r>
+        <w:t xml:space="preserve"> </w:t>
+      </w:r>
+      <w:r>
+        <w:rPr>
+          <w:rStyle w:val="VerbatimChar"/>
+        </w:rPr>
+        <w:t xml:space="preserve">solarized</w:t>
+      </w:r>
+      <w:r>
+        <w:t xml:space="preserve">) and render the slides again.</w:t>
+      </w:r>
+    </w:p>
+    <w:p>
+      <w:pPr>
+        <w:pStyle w:val="Compact"/>
+        <w:numPr>
+          <w:ilvl w:val="0"/>
+          <w:numId w:val="1006"/>
+        </w:numPr>
+      </w:pPr>
+      <w:r>
+        <w:rPr>
+          <w:b/>
+          <w:bCs/>
+        </w:rPr>
+        <w:t xml:space="preserve">Chunk options.</w:t>
+      </w:r>
+      <w:r>
+        <w:t xml:space="preserve"> </w:t>
+      </w:r>
+      <w:r>
+        <w:t xml:space="preserve">Put</w:t>
+      </w:r>
+      <w:r>
+        <w:t xml:space="preserve"> </w:t>
+      </w:r>
+      <w:r>
+        <w:rPr>
+          <w:rStyle w:val="VerbatimChar"/>
+        </w:rPr>
+        <w:t xml:space="preserve">#| echo: true</w:t>
+      </w:r>
+      <w:r>
+        <w:t xml:space="preserve"> </w:t>
+      </w:r>
+      <w:r>
+        <w:t xml:space="preserve">on just</w:t>
+      </w:r>
+      <w:r>
+        <w:t xml:space="preserve"> </w:t>
+      </w:r>
+      <w:r>
+        <w:rPr>
+          <w:b/>
+          <w:bCs/>
+        </w:rPr>
+        <w:t xml:space="preserve">one</w:t>
+      </w:r>
+      <w:r>
+        <w:t xml:space="preserve"> </w:t>
+      </w:r>
+      <w:r>
+        <w:t xml:space="preserve">chunk while the YAML says</w:t>
+      </w:r>
+      <w:r>
+        <w:t xml:space="preserve"> </w:t>
+      </w:r>
+      <w:r>
+        <w:rPr>
+          <w:rStyle w:val="VerbatimChar"/>
+        </w:rPr>
         <w:t xml:space="preserve">echo: false</w:t>
       </w:r>
       <w:r>
-        <w:t xml:space="preserve"> </w:t>
-      </w:r>
-      <w:r>
-        <w:t xml:space="preserve">so no code shows</w:t>
+        <w:t xml:space="preserve">. What shows up?</w:t>
+      </w:r>
+    </w:p>
+    <w:tbl>
+      <w:tblPr>
+        <w:tblStyle w:val="Table"/>
+        <w:tblLook w:firstRow="0" w:lastRow="0" w:firstColumn="0" w:lastColumn="0" w:noHBand="0" w:noVBand="0" w:val="0000"/>
+        <w:tblBorders>
+          <w:top w:val="single" w:sz="4" w:space="0" w:color="00A047"/>
+          <w:left w:val="single" w:sz="24" w:space="0" w:color="00A047"/>
+          <w:bottom w:val="single" w:sz="4" w:space="0" w:color="00A047"/>
+          <w:right w:val="single" w:sz="4" w:space="0" w:color="00A047"/>
+        </w:tblBorders>
+        <w:tblCellMar>
+          <w:left w:w="144" w:type="dxa"/>
+          <w:right w:w="144" w:type="dxa"/>
+        </w:tblCellMar>
+        <w:tblLook w:firstRow="0" w:lastRow="0" w:firstColumn="0" w:lastColumn="0" w:noHBand="0" w:noVBand="0" w:val="0000"/>
+      </w:tblPr>
+      <w:tr>
+        <w:trPr>
+          <w:cantSplit/>
+        </w:trPr>
+        <w:tc>
+          <w:tcPr>
+            <w:shd w:color="auto" w:fill="ccf1e3" w:val="clear"/>
+            <w:tcMar>
+              <w:top w:w="92" w:type="dxa"/>
+              <w:bottom w:w="92" w:type="dxa"/>
+            </w:tcMar>
+          </w:tcPr>
+          <w:p>
+            <w:pPr>
+              <w:pStyle w:val="FirstParagraph"/>
+            </w:pPr>
+            <w:pPr>
+              <w:spacing w:before="0" w:after="0"/>
+              <w:textAlignment w:val="center"/>
+            </w:pPr>
+            <w:r>
+              <w:drawing>
+                <wp:inline>
+                  <wp:extent cx="152400" cy="152400"/>
+                  <wp:effectExtent b="0" l="0" r="0" t="0"/>
+                  <wp:docPr descr="" title="" id="53" name="Picture"/>
+                  <a:graphic>
+                    <a:graphicData uri="http://schemas.openxmlformats.org/drawingml/2006/picture">
+                      <pic:pic>
+                        <pic:nvPicPr>
+                          <pic:cNvPr descr="/Applications/Positron.app/Contents/Resources/app/quarto/share/formats/docx/tip.png" id="54" name="Picture"/>
+                          <pic:cNvPicPr>
+                            <a:picLocks noChangeArrowheads="1" noChangeAspect="1"/>
+                          </pic:cNvPicPr>
+                        </pic:nvPicPr>
+                        <pic:blipFill>
+                          <a:blip r:embed="rId10"/>
+                          <a:stretch>
+                            <a:fillRect/>
+                          </a:stretch>
+                        </pic:blipFill>
+                        <pic:spPr bwMode="auto">
+                          <a:xfrm>
+                            <a:off x="0" y="0"/>
+                            <a:ext cx="152400" cy="152400"/>
+                          </a:xfrm>
+                          <a:prstGeom prst="rect">
+                            <a:avLst/>
+                          </a:prstGeom>
+                          <a:noFill/>
+                          <a:ln w="9525">
+                            <a:noFill/>
+                            <a:headEnd/>
+                            <a:tailEnd/>
+                          </a:ln>
+                        </pic:spPr>
+                      </pic:pic>
+                    </a:graphicData>
+                  </a:graphic>
+                </wp:inline>
+              </w:drawing>
+            </w:r>
+            <w:r>
+              <w:t xml:space="preserve"> </w:t>
+            </w:r>
+            <w:r>
+              <w:t xml:space="preserve"> </w:t>
+            </w:r>
+            <w:r>
+              <w:t xml:space="preserve">🧰 Keep this file</w:t>
+            </w:r>
+          </w:p>
+        </w:tc>
+      </w:tr>
+      <w:tr>
+        <w:trPr>
+          <w:cantSplit/>
+        </w:trPr>
+        <w:tc>
+          <w:tcPr>
+            <w:tcMar>
+              <w:top w:w="108" w:type="dxa"/>
+              <w:bottom w:w="108" w:type="dxa"/>
+            </w:tcMar>
+          </w:tcPr>
+          <w:p>
+            <w:pPr>
+              <w:pStyle w:val="BodyText"/>
+            </w:pPr>
+            <w:pPr>
+              <w:spacing w:before="16" w:after="16"/>
+            </w:pPr>
+            <w:r>
+              <w:rPr>
+                <w:rStyle w:val="VerbatimChar"/>
+              </w:rPr>
+              <w:t xml:space="preserve">leaf_report.qmd</w:t>
+            </w:r>
+            <w:r>
+              <w:t xml:space="preserve"> </w:t>
+            </w:r>
+            <w:r>
+              <w:t xml:space="preserve">is now your</w:t>
+            </w:r>
+            <w:r>
+              <w:t xml:space="preserve"> </w:t>
+            </w:r>
+            <w:r>
+              <w:rPr>
+                <w:b/>
+                <w:bCs/>
+              </w:rPr>
+              <w:t xml:space="preserve">template for every analysis this term</w:t>
+            </w:r>
+            <w:r>
+              <w:t xml:space="preserve"> </w:t>
+            </w:r>
+            <w:r>
+              <w:t xml:space="preserve">— the t-test activities next week, and your final project. Copy it, change the data file in</w:t>
+            </w:r>
+            <w:r>
+              <w:t xml:space="preserve"> </w:t>
+            </w:r>
+            <w:r>
+              <w:rPr>
+                <w:rStyle w:val="VerbatimChar"/>
+              </w:rPr>
+              <w:t xml:space="preserve">load-data</w:t>
+            </w:r>
+            <w:r>
+              <w:t xml:space="preserve"> </w:t>
+            </w:r>
+            <w:r>
+              <w:t xml:space="preserve">and the column names in the chunks, rewrite the text, and Render.</w:t>
+            </w:r>
+          </w:p>
+          <w:p/>
+        </w:tc>
+      </w:tr>
+    </w:tbl>
+    <w:p>
+      <w:r>
+        <w:pict>
+          <v:rect style="width:0;height:1.5pt" o:hralign="center" o:hrstd="t" o:hr="t"/>
+        </w:pict>
+      </w:r>
+    </w:p>
+    <w:bookmarkEnd w:id="55"/>
+    <w:bookmarkStart w:id="56" w:name="check-yourself"/>
+    <w:p>
+      <w:pPr>
+        <w:pStyle w:val="Heading1"/>
+      </w:pPr>
+      <w:r>
+        <w:t xml:space="preserve">Check yourself</w:t>
+      </w:r>
+    </w:p>
+    <w:p>
+      <w:pPr>
+        <w:pStyle w:val="FirstParagraph"/>
+      </w:pPr>
+      <w:r>
+        <w:t xml:space="preserve">You are done when your report has:</w:t>
       </w:r>
     </w:p>
     <w:p>
@@ -8222,7 +9760,22 @@
         </w:numPr>
       </w:pPr>
       <w:r>
-        <w:t xml:space="preserve">An Introduction with both hypotheses, and a Methods paragraph</w:t>
+        <w:t xml:space="preserve">Your name in the YAML, and</w:t>
+      </w:r>
+      <w:r>
+        <w:t xml:space="preserve"> </w:t>
+      </w:r>
+      <w:r>
+        <w:rPr>
+          <w:rStyle w:val="VerbatimChar"/>
+        </w:rPr>
+        <w:t xml:space="preserve">echo: false</w:t>
+      </w:r>
+      <w:r>
+        <w:t xml:space="preserve"> </w:t>
+      </w:r>
+      <w:r>
+        <w:t xml:space="preserve">so no code shows</w:t>
       </w:r>
     </w:p>
     <w:p>
@@ -8234,7 +9787,7 @@
         </w:numPr>
       </w:pPr>
       <w:r>
-        <w:t xml:space="preserve">A box plot, a mean ± SE plot, and a histogram — each with a numbered caption</w:t>
+        <w:t xml:space="preserve">An Introduction with both hypotheses, and a Methods paragraph</w:t>
       </w:r>
     </w:p>
     <w:p>
@@ -8246,7 +9799,19 @@
         </w:numPr>
       </w:pPr>
       <w:r>
-        <w:t xml:space="preserve">A summary statistics table with readable column names and even column widths</w:t>
+        <w:t xml:space="preserve">A box plot, a mean ± SE plot, and a histogram — each with your colors, real axis labels,</w:t>
+      </w:r>
+      <w:r>
+        <w:t xml:space="preserve"> </w:t>
+      </w:r>
+      <w:r>
+        <w:rPr>
+          <w:rStyle w:val="VerbatimChar"/>
+        </w:rPr>
+        <w:t xml:space="preserve">theme_regular()</w:t>
+      </w:r>
+      <w:r>
+        <w:t xml:space="preserve">, no legend, and a numbered caption</w:t>
       </w:r>
     </w:p>
     <w:p>
@@ -8258,19 +9823,7 @@
         </w:numPr>
       </w:pPr>
       <w:r>
-        <w:t xml:space="preserve">The Welch’s t-test as a table (raw printout hidden with</w:t>
-      </w:r>
-      <w:r>
-        <w:t xml:space="preserve"> </w:t>
-      </w:r>
-      <w:r>
-        <w:rPr>
-          <w:rStyle w:val="VerbatimChar"/>
-        </w:rPr>
-        <w:t xml:space="preserve">output: false</w:t>
-      </w:r>
-      <w:r>
-        <w:t xml:space="preserve">)</w:t>
+        <w:t xml:space="preserve">A summary statistics table with readable column names and even column widths</w:t>
       </w:r>
     </w:p>
     <w:p>
@@ -8282,7 +9835,7 @@
         </w:numPr>
       </w:pPr>
       <w:r>
-        <w:t xml:space="preserve">A Discussion that points to the figures and tables with</w:t>
+        <w:t xml:space="preserve">The Welch’s t-test as a table (raw printout hidden with</w:t>
       </w:r>
       <w:r>
         <w:t xml:space="preserve"> </w:t>
@@ -8291,22 +9844,10 @@
         <w:rPr>
           <w:rStyle w:val="VerbatimChar"/>
         </w:rPr>
-        <w:t xml:space="preserve">@fig-...</w:t>
-      </w:r>
-      <w:r>
-        <w:t xml:space="preserve"> </w:t>
-      </w:r>
-      <w:r>
-        <w:t xml:space="preserve">/</w:t>
-      </w:r>
-      <w:r>
-        <w:t xml:space="preserve"> </w:t>
-      </w:r>
-      <w:r>
-        <w:rPr>
-          <w:rStyle w:val="VerbatimChar"/>
-        </w:rPr>
-        <w:t xml:space="preserve">@tbl-...</w:t>
+        <w:t xml:space="preserve">output: false</w:t>
+      </w:r>
+      <w:r>
+        <w:t xml:space="preserve">)</w:t>
       </w:r>
     </w:p>
     <w:p>
@@ -8318,7 +9859,7 @@
         </w:numPr>
       </w:pPr>
       <w:r>
-        <w:t xml:space="preserve">A</w:t>
+        <w:t xml:space="preserve">A Discussion that points to the figures and tables with</w:t>
       </w:r>
       <w:r>
         <w:t xml:space="preserve"> </w:t>
@@ -8327,38 +9868,22 @@
         <w:rPr>
           <w:rStyle w:val="VerbatimChar"/>
         </w:rPr>
-        <w:t xml:space="preserve">#</w:t>
-      </w:r>
-      <w:r>
-        <w:t xml:space="preserve"> </w:t>
-      </w:r>
-      <w:r>
-        <w:t xml:space="preserve">comment at the top of every chunk you wrote</w:t>
-      </w:r>
-    </w:p>
-    <w:p>
-      <w:r>
-        <w:pict>
-          <v:rect style="width:0;height:1.5pt" o:hralign="center" o:hrstd="t" o:hr="t"/>
-        </w:pict>
-      </w:r>
-    </w:p>
-    <w:bookmarkEnd w:id="45"/>
-    <w:bookmarkStart w:id="50" w:name="turn-it-in"/>
-    <w:p>
-      <w:pPr>
-        <w:pStyle w:val="Heading1"/>
-      </w:pPr>
-      <w:r>
-        <w:t xml:space="preserve">Turn it in</w:t>
-      </w:r>
-    </w:p>
-    <w:p>
-      <w:pPr>
-        <w:pStyle w:val="FirstParagraph"/>
-      </w:pPr>
-      <w:r>
-        <w:t xml:space="preserve">Submit all three:</w:t>
+        <w:t xml:space="preserve">@fig-...</w:t>
+      </w:r>
+      <w:r>
+        <w:t xml:space="preserve"> </w:t>
+      </w:r>
+      <w:r>
+        <w:t xml:space="preserve">/</w:t>
+      </w:r>
+      <w:r>
+        <w:t xml:space="preserve"> </w:t>
+      </w:r>
+      <w:r>
+        <w:rPr>
+          <w:rStyle w:val="VerbatimChar"/>
+        </w:rPr>
+        <w:t xml:space="preserve">@tbl-...</w:t>
       </w:r>
     </w:p>
     <w:p>
@@ -8370,16 +9895,47 @@
         </w:numPr>
       </w:pPr>
       <w:r>
+        <w:t xml:space="preserve">Every</w:t>
+      </w:r>
+      <w:r>
+        <w:t xml:space="preserve"> </w:t>
+      </w:r>
+      <w:r>
         <w:rPr>
           <w:rStyle w:val="VerbatimChar"/>
         </w:rPr>
-        <w:t xml:space="preserve">leaf_report.qmd</w:t>
-      </w:r>
-      <w:r>
-        <w:t xml:space="preserve"> </w:t>
-      </w:r>
-      <w:r>
-        <w:t xml:space="preserve">— your source file</w:t>
+        <w:t xml:space="preserve"># TODO:</w:t>
+      </w:r>
+      <w:r>
+        <w:t xml:space="preserve"> </w:t>
+      </w:r>
+      <w:r>
+        <w:t xml:space="preserve">comment replaced by your code</w:t>
+      </w:r>
+    </w:p>
+    <w:p>
+      <w:r>
+        <w:pict>
+          <v:rect style="width:0;height:1.5pt" o:hralign="center" o:hrstd="t" o:hr="t"/>
+        </w:pict>
+      </w:r>
+    </w:p>
+    <w:bookmarkEnd w:id="56"/>
+    <w:bookmarkStart w:id="61" w:name="turn-it-in"/>
+    <w:p>
+      <w:pPr>
+        <w:pStyle w:val="Heading1"/>
+      </w:pPr>
+      <w:r>
+        <w:t xml:space="preserve">Turn it in</w:t>
+      </w:r>
+    </w:p>
+    <w:p>
+      <w:pPr>
+        <w:pStyle w:val="FirstParagraph"/>
+      </w:pPr>
+      <w:r>
+        <w:t xml:space="preserve">Submit all three:</w:t>
       </w:r>
     </w:p>
     <w:p>
@@ -8387,20 +9943,20 @@
         <w:pStyle w:val="Compact"/>
         <w:numPr>
           <w:ilvl w:val="0"/>
-          <w:numId w:val="1013"/>
+          <w:numId w:val="1014"/>
         </w:numPr>
       </w:pPr>
       <w:r>
         <w:rPr>
           <w:rStyle w:val="VerbatimChar"/>
         </w:rPr>
-        <w:t xml:space="preserve">leaf_report.docx</w:t>
-      </w:r>
-      <w:r>
-        <w:t xml:space="preserve"> </w:t>
-      </w:r>
-      <w:r>
-        <w:t xml:space="preserve">— the Word report</w:t>
+        <w:t xml:space="preserve">leaf_report.qmd</w:t>
+      </w:r>
+      <w:r>
+        <w:t xml:space="preserve"> </w:t>
+      </w:r>
+      <w:r>
+        <w:t xml:space="preserve">— your source file</w:t>
       </w:r>
     </w:p>
     <w:p>
@@ -8408,24 +9964,45 @@
         <w:pStyle w:val="Compact"/>
         <w:numPr>
           <w:ilvl w:val="0"/>
-          <w:numId w:val="1013"/>
+          <w:numId w:val="1014"/>
         </w:numPr>
       </w:pPr>
       <w:r>
         <w:rPr>
           <w:rStyle w:val="VerbatimChar"/>
         </w:rPr>
-        <w:t xml:space="preserve">leaf_report.pdf</w:t>
-      </w:r>
-      <w:r>
-        <w:t xml:space="preserve"> </w:t>
-      </w:r>
-      <w:r>
-        <w:t xml:space="preserve">— the PDF report</w:t>
+        <w:t xml:space="preserve">leaf_report.docx</w:t>
+      </w:r>
+      <w:r>
+        <w:t xml:space="preserve"> </w:t>
+      </w:r>
+      <w:r>
+        <w:t xml:space="preserve">— the Word report</w:t>
       </w:r>
     </w:p>
     <w:p>
       <w:pPr>
+        <w:pStyle w:val="Compact"/>
+        <w:numPr>
+          <w:ilvl w:val="0"/>
+          <w:numId w:val="1014"/>
+        </w:numPr>
+      </w:pPr>
+      <w:r>
+        <w:rPr>
+          <w:rStyle w:val="VerbatimChar"/>
+        </w:rPr>
+        <w:t xml:space="preserve">leaf_report.pdf</w:t>
+      </w:r>
+      <w:r>
+        <w:t xml:space="preserve"> </w:t>
+      </w:r>
+      <w:r>
+        <w:t xml:space="preserve">— the PDF report</w:t>
+      </w:r>
+    </w:p>
+    <w:p>
+      <w:pPr>
         <w:pStyle w:val="FirstParagraph"/>
       </w:pPr>
       <w:r>
@@ -8444,7 +10021,7 @@
       <w:r>
         <w:t xml:space="preserve"> </w:t>
       </w:r>
-      <w:hyperlink r:id="rId46">
+      <w:hyperlink r:id="rId57">
         <w:r>
           <w:rPr>
             <w:rStyle w:val="Hyperlink"/>
@@ -8461,7 +10038,7 @@
       <w:r>
         <w:t xml:space="preserve"> </w:t>
       </w:r>
-      <w:hyperlink r:id="rId47">
+      <w:hyperlink r:id="rId58">
         <w:r>
           <w:rPr>
             <w:rStyle w:val="Hyperlink"/>
@@ -8478,7 +10055,7 @@
       <w:r>
         <w:t xml:space="preserve"> </w:t>
       </w:r>
-      <w:hyperlink r:id="rId48">
+      <w:hyperlink r:id="rId59">
         <w:r>
           <w:rPr>
             <w:rStyle w:val="Hyperlink"/>
@@ -8495,7 +10072,7 @@
       <w:r>
         <w:t xml:space="preserve"> </w:t>
       </w:r>
-      <w:hyperlink r:id="rId49">
+      <w:hyperlink r:id="rId60">
         <w:r>
           <w:rPr>
             <w:rStyle w:val="Hyperlink"/>
@@ -8504,10 +10081,10 @@
         </w:r>
       </w:hyperlink>
     </w:p>
-    <w:bookmarkEnd w:id="50"/>
+    <w:bookmarkEnd w:id="61"/>
     <w:sectPr>
       <w:pgSz w:h="15840" w:w="12240"/>
-      <w:pgMar w:bottom="1440" w:footer="720" w:gutter="0" w:header="720" w:left="1440" w:right="1440" w:top="1440"/>
+      <w:pgMar w:bottom="720" w:footer="432" w:gutter="0" w:header="432" w:left="720" w:right="1008" w:top="720"/>
       <w:cols w:space="720"/>
       <w:docGrid w:linePitch="360"/>
     </w:sectPr>
@@ -8899,7 +10476,7 @@
     <w:abstractNumId w:val="991"/>
   </w:num>
   <w:num w:numId="1006">
-    <w:abstractNumId w:val="992"/>
+    <w:abstractNumId w:val="991"/>
   </w:num>
   <w:num w:numId="1007">
     <w:abstractNumId w:val="992"/>
@@ -8920,6 +10497,9 @@
     <w:abstractNumId w:val="992"/>
   </w:num>
   <w:num w:numId="1013">
+    <w:abstractNumId w:val="992"/>
+  </w:num>
+  <w:num w:numId="1014">
     <w:abstractNumId w:val="99411"/>
     <w:lvlOverride w:ilvl="0">
       <w:startOverride w:val="1"/>
@@ -8965,7 +10545,11 @@
         <w14:ligatures w14:val="standardContextual"/>
       </w:rPr>
     </w:rPrDefault>
-    <w:pPrDefault/>
+    <w:pPrDefault>
+      <w:pPr>
+        <w:spacing w:after="0" w:before="0" w:line="240" w:lineRule="auto"/>
+      </w:pPr>
+    </w:pPrDefault>
   </w:docDefaults>
   <w:latentStyles w:count="376" w:defLockedState="0" w:defQFormat="0" w:defSemiHidden="0" w:defUIPriority="99" w:defUnhideWhenUsed="0">
     <w:lsdException w:name="Normal" w:qFormat="1" w:uiPriority="0"/>
@@ -9765,7 +11349,7 @@
     <w:qFormat/>
     <w:rsid w:val="00AF5CF1"/>
     <w:pPr>
-      <w:spacing w:after="160" w:before="160"/>
+      <w:spacing w:after="0" w:before="0"/>
       <w:jc w:val="center"/>
     </w:pPr>
     <w:rPr>
@@ -9883,7 +11467,7 @@
         <w:bottom w:color="FF0000" w:space="1" w:sz="8" w:val="single"/>
         <w:right w:color="FF0000" w:space="4" w:sz="8" w:val="single"/>
       </w:pBdr>
-      <w:spacing w:after="120" w:before="120"/>
+      <w:spacing w:after="40" w:before="40"/>
       <w:ind w:left="432" w:right="432"/>
     </w:pPr>
     <w:rPr>
@@ -9903,7 +11487,7 @@
         <w:bottom w:color="auto" w:space="1" w:sz="8" w:val="single"/>
         <w:right w:color="auto" w:space="4" w:sz="8" w:val="single"/>
       </w:pBdr>
-      <w:spacing w:after="240" w:before="240"/>
+      <w:spacing w:after="40" w:before="40"/>
       <w:ind w:left="432" w:right="432"/>
     </w:pPr>
     <w:rPr>
@@ -9917,7 +11501,7 @@
     <w:qFormat/>
     <w:rsid w:val="00771E03"/>
     <w:pPr>
-      <w:spacing w:after="240" w:before="240"/>
+      <w:spacing w:after="40" w:before="40"/>
       <w:ind w:left="432" w:right="432"/>
     </w:pPr>
     <w:rPr>
@@ -9963,7 +11547,7 @@
     <w:unhideWhenUsed/>
     <w:rsid w:val="00322D32"/>
     <w:pPr>
-      <w:spacing w:after="100"/>
+      <w:spacing w:after="0" w:before="0"/>
     </w:pPr>
   </w:style>
   <w:style w:styleId="BodyText" w:type="paragraph">
@@ -9972,7 +11556,7 @@
     <w:link w:val="BodyTextChar"/>
     <w:qFormat/>
     <w:pPr>
-      <w:spacing w:after="180" w:before="180"/>
+      <w:spacing w:after="0" w:before="0"/>
     </w:pPr>
   </w:style>
   <w:style w:customStyle="1" w:styleId="FirstParagraph" w:type="paragraph">
@@ -9980,13 +11564,16 @@
     <w:basedOn w:val="BodyText"/>
     <w:next w:val="BodyText"/>
     <w:qFormat/>
+    <w:pPr>
+      <w:spacing w:after="0" w:before="0"/>
+    </w:pPr>
   </w:style>
   <w:style w:customStyle="1" w:styleId="Compact" w:type="paragraph">
     <w:name w:val="Compact"/>
     <w:basedOn w:val="BodyText"/>
     <w:qFormat/>
     <w:pPr>
-      <w:spacing w:after="36" w:before="36"/>
+      <w:spacing w:after="0" w:before="0"/>
     </w:pPr>
   </w:style>
   <w:style w:customStyle="1" w:styleId="Author" w:type="paragraph">
@@ -10065,7 +11652,7 @@
     <w:unhideWhenUsed/>
     <w:qFormat/>
     <w:pPr>
-      <w:spacing w:after="100" w:before="100"/>
+      <w:spacing w:after="0" w:before="0"/>
       <w:ind w:firstLine="0" w:left="480" w:right="480"/>
     </w:pPr>
   </w:style>
@@ -10135,7 +11722,7 @@
     <w:basedOn w:val="Normal"/>
     <w:link w:val="BodyTextChar"/>
     <w:pPr>
-      <w:spacing w:after="120" w:before="0"/>
+      <w:spacing w:after="0" w:before="0"/>
     </w:pPr>
     <w:rPr>
       <w:i/>
@@ -10145,21 +11732,29 @@
     <w:name w:val="Table Caption"/>
     <w:basedOn w:val="Caption"/>
     <w:pPr>
+      <w:spacing w:after="0" w:before="0"/>
       <w:keepNext/>
     </w:pPr>
   </w:style>
   <w:style w:customStyle="1" w:styleId="ImageCaption" w:type="paragraph">
     <w:name w:val="Image Caption"/>
     <w:basedOn w:val="Caption"/>
+    <w:pPr>
+      <w:spacing w:after="0" w:before="0"/>
+    </w:pPr>
   </w:style>
   <w:style w:customStyle="1" w:styleId="Figure" w:type="paragraph">
     <w:name w:val="Figure"/>
     <w:basedOn w:val="Normal"/>
+    <w:pPr>
+      <w:spacing w:after="0" w:before="0"/>
+    </w:pPr>
   </w:style>
   <w:style w:customStyle="1" w:styleId="CaptionedFigure" w:type="paragraph">
     <w:name w:val="Captioned Figure"/>
     <w:basedOn w:val="Figure"/>
     <w:pPr>
+      <w:spacing w:after="0" w:before="0"/>
       <w:keepNext/>
     </w:pPr>
   </w:style>
@@ -10172,8 +11767,8 @@
     <w:name w:val="Verbatim Char"/>
     <w:basedOn w:val="BodyTextChar"/>
     <w:rPr>
-      <w:rFonts w:ascii="Consolas" w:hAnsi="Consolas"/>
-      <w:sz w:val="22"/>
+      <w:rFonts w:ascii="Courier New" w:cs="Courier New" w:hAnsi="Courier New"/>
+      <w:sz w:val="20"/>
     </w:rPr>
   </w:style>
   <w:style w:customStyle="1" w:styleId="SectionNumber" w:type="character">

--- a/docs/content/quarto/quarto_activity.docx
+++ b/docs/content/quarto/quarto_activity.docx
@@ -4846,7 +4846,7 @@
               <w:rPr>
                 <w:rStyle w:val="CommentTok"/>
               </w:rPr>
-              <w:t xml:space="preserve">#| fig-cap: "Mean leaf mass (± 1 SE) by side of the tree."</w:t>
+              <w:t xml:space="preserve">#| fig-cap: "Mean leaf mass (± 1 SE) by side."</w:t>
             </w:r>
             <w:r>
               <w:br/>
@@ -5756,7 +5756,7 @@
               <w:rPr>
                 <w:rStyle w:val="CommentTok"/>
               </w:rPr>
-              <w:t xml:space="preserve">#| fig-cap: "Distribution of leaf mass on each side of the tree."</w:t>
+              <w:t xml:space="preserve">#| fig-cap: "Distribution of leaf mass on each side."</w:t>
             </w:r>
             <w:r>
               <w:br/>

--- a/docs/content/quarto/quarto_activity.docx
+++ b/docs/content/quarto/quarto_activity.docx
@@ -31,7 +31,7 @@
         <w:pStyle w:val="Date"/>
       </w:pPr>
       <w:r>
-        <w:t xml:space="preserve">2026-09-29</w:t>
+        <w:t xml:space="preserve">2026-10-01</w:t>
       </w:r>
     </w:p>
     <w:bookmarkStart w:id="17" w:name="how-this-activity-works"/>

--- a/docs/content/quarto/quarto_activity.docx
+++ b/docs/content/quarto/quarto_activity.docx
@@ -31,7 +31,7 @@
         <w:pStyle w:val="Date"/>
       </w:pPr>
       <w:r>
-        <w:t xml:space="preserve">2026-10-01</w:t>
+        <w:t xml:space="preserve">2026-10-05</w:t>
       </w:r>
     </w:p>
     <w:bookmarkStart w:id="17" w:name="how-this-activity-works"/>
@@ -254,7 +254,7 @@
                     <a:graphicData uri="http://schemas.openxmlformats.org/drawingml/2006/picture">
                       <pic:pic>
                         <pic:nvPicPr>
-                          <pic:cNvPr descr="/Applications/Positron.app/Contents/Resources/app/quarto/share/formats/docx/tip.png" id="12" name="Picture"/>
+                          <pic:cNvPr descr="/opt/quarto/share/formats/docx/tip.png" id="12" name="Picture"/>
                           <pic:cNvPicPr>
                             <a:picLocks noChangeArrowheads="1" noChangeAspect="1"/>
                           </pic:cNvPicPr>
@@ -742,7 +742,7 @@
                     <a:graphicData uri="http://schemas.openxmlformats.org/drawingml/2006/picture">
                       <pic:pic>
                         <pic:nvPicPr>
-                          <pic:cNvPr descr="/Applications/Positron.app/Contents/Resources/app/quarto/share/formats/docx/note.png" id="20" name="Picture"/>
+                          <pic:cNvPr descr="/opt/quarto/share/formats/docx/note.png" id="20" name="Picture"/>
                           <pic:cNvPicPr>
                             <a:picLocks noChangeArrowheads="1" noChangeAspect="1"/>
                           </pic:cNvPicPr>
@@ -1873,7 +1873,7 @@
                     <a:graphicData uri="http://schemas.openxmlformats.org/drawingml/2006/picture">
                       <pic:pic>
                         <pic:nvPicPr>
-                          <pic:cNvPr descr="/Applications/Positron.app/Contents/Resources/app/quarto/share/formats/docx/warning.png" id="24" name="Picture"/>
+                          <pic:cNvPr descr="/opt/quarto/share/formats/docx/warning.png" id="24" name="Picture"/>
                           <pic:cNvPicPr>
                             <a:picLocks noChangeArrowheads="1" noChangeAspect="1"/>
                           </pic:cNvPicPr>
@@ -2185,7 +2185,7 @@
                     <a:graphicData uri="http://schemas.openxmlformats.org/drawingml/2006/picture">
                       <pic:pic>
                         <pic:nvPicPr>
-                          <pic:cNvPr descr="/Applications/Positron.app/Contents/Resources/app/quarto/share/formats/docx/note.png" id="27" name="Picture"/>
+                          <pic:cNvPr descr="/opt/quarto/share/formats/docx/note.png" id="27" name="Picture"/>
                           <pic:cNvPicPr>
                             <a:picLocks noChangeArrowheads="1" noChangeAspect="1"/>
                           </pic:cNvPicPr>
@@ -3546,7 +3546,7 @@
                     <a:graphicData uri="http://schemas.openxmlformats.org/drawingml/2006/picture">
                       <pic:pic>
                         <pic:nvPicPr>
-                          <pic:cNvPr descr="/Applications/Positron.app/Contents/Resources/app/quarto/share/formats/docx/tip.png" id="30" name="Picture"/>
+                          <pic:cNvPr descr="/opt/quarto/share/formats/docx/tip.png" id="30" name="Picture"/>
                           <pic:cNvPicPr>
                             <a:picLocks noChangeArrowheads="1" noChangeAspect="1"/>
                           </pic:cNvPicPr>
@@ -4489,7 +4489,7 @@
                     <a:graphicData uri="http://schemas.openxmlformats.org/drawingml/2006/picture">
                       <pic:pic>
                         <pic:nvPicPr>
-                          <pic:cNvPr descr="/Applications/Positron.app/Contents/Resources/app/quarto/share/formats/docx/warning.png" id="33" name="Picture"/>
+                          <pic:cNvPr descr="/opt/quarto/share/formats/docx/warning.png" id="33" name="Picture"/>
                           <pic:cNvPicPr>
                             <a:picLocks noChangeArrowheads="1" noChangeAspect="1"/>
                           </pic:cNvPicPr>
@@ -4765,7 +4765,7 @@
                     <a:graphicData uri="http://schemas.openxmlformats.org/drawingml/2006/picture">
                       <pic:pic>
                         <pic:nvPicPr>
-                          <pic:cNvPr descr="/Applications/Positron.app/Contents/Resources/app/quarto/share/formats/docx/tip.png" id="36" name="Picture"/>
+                          <pic:cNvPr descr="/opt/quarto/share/formats/docx/tip.png" id="36" name="Picture"/>
                           <pic:cNvPicPr>
                             <a:picLocks noChangeArrowheads="1" noChangeAspect="1"/>
                           </pic:cNvPicPr>
@@ -5675,7 +5675,7 @@
                     <a:graphicData uri="http://schemas.openxmlformats.org/drawingml/2006/picture">
                       <pic:pic>
                         <pic:nvPicPr>
-                          <pic:cNvPr descr="/Applications/Positron.app/Contents/Resources/app/quarto/share/formats/docx/tip.png" id="39" name="Picture"/>
+                          <pic:cNvPr descr="/opt/quarto/share/formats/docx/tip.png" id="39" name="Picture"/>
                           <pic:cNvPicPr>
                             <a:picLocks noChangeArrowheads="1" noChangeAspect="1"/>
                           </pic:cNvPicPr>
@@ -7469,7 +7469,7 @@
                     <a:graphicData uri="http://schemas.openxmlformats.org/drawingml/2006/picture">
                       <pic:pic>
                         <pic:nvPicPr>
-                          <pic:cNvPr descr="/Applications/Positron.app/Contents/Resources/app/quarto/share/formats/docx/tip.png" id="44" name="Picture"/>
+                          <pic:cNvPr descr="/opt/quarto/share/formats/docx/tip.png" id="44" name="Picture"/>
                           <pic:cNvPicPr>
                             <a:picLocks noChangeArrowheads="1" noChangeAspect="1"/>
                           </pic:cNvPicPr>
@@ -8038,7 +8038,7 @@
                     <a:graphicData uri="http://schemas.openxmlformats.org/drawingml/2006/picture">
                       <pic:pic>
                         <pic:nvPicPr>
-                          <pic:cNvPr descr="/Applications/Positron.app/Contents/Resources/app/quarto/share/formats/docx/note.png" id="46" name="Picture"/>
+                          <pic:cNvPr descr="/opt/quarto/share/formats/docx/note.png" id="46" name="Picture"/>
                           <pic:cNvPicPr>
                             <a:picLocks noChangeArrowheads="1" noChangeAspect="1"/>
                           </pic:cNvPicPr>
@@ -8780,7 +8780,7 @@
                     <a:graphicData uri="http://schemas.openxmlformats.org/drawingml/2006/picture">
                       <pic:pic>
                         <pic:nvPicPr>
-                          <pic:cNvPr descr="/Applications/Positron.app/Contents/Resources/app/quarto/share/formats/docx/note.png" id="49" name="Picture"/>
+                          <pic:cNvPr descr="/opt/quarto/share/formats/docx/note.png" id="49" name="Picture"/>
                           <pic:cNvPicPr>
                             <a:picLocks noChangeArrowheads="1" noChangeAspect="1"/>
                           </pic:cNvPicPr>
@@ -8948,7 +8948,7 @@
                     <a:graphicData uri="http://schemas.openxmlformats.org/drawingml/2006/picture">
                       <pic:pic>
                         <pic:nvPicPr>
-                          <pic:cNvPr descr="/Applications/Positron.app/Contents/Resources/app/quarto/share/formats/docx/warning.png" id="51" name="Picture"/>
+                          <pic:cNvPr descr="/opt/quarto/share/formats/docx/warning.png" id="51" name="Picture"/>
                           <pic:cNvPicPr>
                             <a:picLocks noChangeArrowheads="1" noChangeAspect="1"/>
                           </pic:cNvPicPr>
@@ -9616,7 +9616,7 @@
                     <a:graphicData uri="http://schemas.openxmlformats.org/drawingml/2006/picture">
                       <pic:pic>
                         <pic:nvPicPr>
-                          <pic:cNvPr descr="/Applications/Positron.app/Contents/Resources/app/quarto/share/formats/docx/tip.png" id="54" name="Picture"/>
+                          <pic:cNvPr descr="/opt/quarto/share/formats/docx/tip.png" id="54" name="Picture"/>
                           <pic:cNvPicPr>
                             <a:picLocks noChangeArrowheads="1" noChangeAspect="1"/>
                           </pic:cNvPicPr>

--- a/docs/content/quarto/quarto_activity.docx
+++ b/docs/content/quarto/quarto_activity.docx
@@ -31,7 +31,7 @@
         <w:pStyle w:val="Date"/>
       </w:pPr>
       <w:r>
-        <w:t xml:space="preserve">2026-10-05</w:t>
+        <w:t xml:space="preserve">2026-10-08</w:t>
       </w:r>
     </w:p>
     <w:bookmarkStart w:id="17" w:name="how-this-activity-works"/>
@@ -254,7 +254,7 @@
                     <a:graphicData uri="http://schemas.openxmlformats.org/drawingml/2006/picture">
                       <pic:pic>
                         <pic:nvPicPr>
-                          <pic:cNvPr descr="/opt/quarto/share/formats/docx/tip.png" id="12" name="Picture"/>
+                          <pic:cNvPr descr="/Applications/Positron.app/Contents/Resources/app/quarto/share/formats/docx/tip.png" id="12" name="Picture"/>
                           <pic:cNvPicPr>
                             <a:picLocks noChangeArrowheads="1" noChangeAspect="1"/>
                           </pic:cNvPicPr>
@@ -742,7 +742,7 @@
                     <a:graphicData uri="http://schemas.openxmlformats.org/drawingml/2006/picture">
                       <pic:pic>
                         <pic:nvPicPr>
-                          <pic:cNvPr descr="/opt/quarto/share/formats/docx/note.png" id="20" name="Picture"/>
+                          <pic:cNvPr descr="/Applications/Positron.app/Contents/Resources/app/quarto/share/formats/docx/note.png" id="20" name="Picture"/>
                           <pic:cNvPicPr>
                             <a:picLocks noChangeArrowheads="1" noChangeAspect="1"/>
                           </pic:cNvPicPr>
@@ -1873,7 +1873,7 @@
                     <a:graphicData uri="http://schemas.openxmlformats.org/drawingml/2006/picture">
                       <pic:pic>
                         <pic:nvPicPr>
-                          <pic:cNvPr descr="/opt/quarto/share/formats/docx/warning.png" id="24" name="Picture"/>
+                          <pic:cNvPr descr="/Applications/Positron.app/Contents/Resources/app/quarto/share/formats/docx/warning.png" id="24" name="Picture"/>
                           <pic:cNvPicPr>
                             <a:picLocks noChangeArrowheads="1" noChangeAspect="1"/>
                           </pic:cNvPicPr>
@@ -2185,7 +2185,7 @@
                     <a:graphicData uri="http://schemas.openxmlformats.org/drawingml/2006/picture">
                       <pic:pic>
                         <pic:nvPicPr>
-                          <pic:cNvPr descr="/opt/quarto/share/formats/docx/note.png" id="27" name="Picture"/>
+                          <pic:cNvPr descr="/Applications/Positron.app/Contents/Resources/app/quarto/share/formats/docx/note.png" id="27" name="Picture"/>
                           <pic:cNvPicPr>
                             <a:picLocks noChangeArrowheads="1" noChangeAspect="1"/>
                           </pic:cNvPicPr>
@@ -3546,7 +3546,7 @@
                     <a:graphicData uri="http://schemas.openxmlformats.org/drawingml/2006/picture">
                       <pic:pic>
                         <pic:nvPicPr>
-                          <pic:cNvPr descr="/opt/quarto/share/formats/docx/tip.png" id="30" name="Picture"/>
+                          <pic:cNvPr descr="/Applications/Positron.app/Contents/Resources/app/quarto/share/formats/docx/tip.png" id="30" name="Picture"/>
                           <pic:cNvPicPr>
                             <a:picLocks noChangeArrowheads="1" noChangeAspect="1"/>
                           </pic:cNvPicPr>
@@ -4489,7 +4489,7 @@
                     <a:graphicData uri="http://schemas.openxmlformats.org/drawingml/2006/picture">
                       <pic:pic>
                         <pic:nvPicPr>
-                          <pic:cNvPr descr="/opt/quarto/share/formats/docx/warning.png" id="33" name="Picture"/>
+                          <pic:cNvPr descr="/Applications/Positron.app/Contents/Resources/app/quarto/share/formats/docx/warning.png" id="33" name="Picture"/>
                           <pic:cNvPicPr>
                             <a:picLocks noChangeArrowheads="1" noChangeAspect="1"/>
                           </pic:cNvPicPr>
@@ -4765,7 +4765,7 @@
                     <a:graphicData uri="http://schemas.openxmlformats.org/drawingml/2006/picture">
                       <pic:pic>
                         <pic:nvPicPr>
-                          <pic:cNvPr descr="/opt/quarto/share/formats/docx/tip.png" id="36" name="Picture"/>
+                          <pic:cNvPr descr="/Applications/Positron.app/Contents/Resources/app/quarto/share/formats/docx/tip.png" id="36" name="Picture"/>
                           <pic:cNvPicPr>
                             <a:picLocks noChangeArrowheads="1" noChangeAspect="1"/>
                           </pic:cNvPicPr>
@@ -5675,7 +5675,7 @@
                     <a:graphicData uri="http://schemas.openxmlformats.org/drawingml/2006/picture">
                       <pic:pic>
                         <pic:nvPicPr>
-                          <pic:cNvPr descr="/opt/quarto/share/formats/docx/tip.png" id="39" name="Picture"/>
+                          <pic:cNvPr descr="/Applications/Positron.app/Contents/Resources/app/quarto/share/formats/docx/tip.png" id="39" name="Picture"/>
                           <pic:cNvPicPr>
                             <a:picLocks noChangeArrowheads="1" noChangeAspect="1"/>
                           </pic:cNvPicPr>
@@ -7469,7 +7469,7 @@
                     <a:graphicData uri="http://schemas.openxmlformats.org/drawingml/2006/picture">
                       <pic:pic>
                         <pic:nvPicPr>
-                          <pic:cNvPr descr="/opt/quarto/share/formats/docx/tip.png" id="44" name="Picture"/>
+                          <pic:cNvPr descr="/Applications/Positron.app/Contents/Resources/app/quarto/share/formats/docx/tip.png" id="44" name="Picture"/>
                           <pic:cNvPicPr>
                             <a:picLocks noChangeArrowheads="1" noChangeAspect="1"/>
                           </pic:cNvPicPr>
@@ -8038,7 +8038,7 @@
                     <a:graphicData uri="http://schemas.openxmlformats.org/drawingml/2006/picture">
                       <pic:pic>
                         <pic:nvPicPr>
-                          <pic:cNvPr descr="/opt/quarto/share/formats/docx/note.png" id="46" name="Picture"/>
+                          <pic:cNvPr descr="/Applications/Positron.app/Contents/Resources/app/quarto/share/formats/docx/note.png" id="46" name="Picture"/>
                           <pic:cNvPicPr>
                             <a:picLocks noChangeArrowheads="1" noChangeAspect="1"/>
                           </pic:cNvPicPr>
@@ -8780,7 +8780,7 @@
                     <a:graphicData uri="http://schemas.openxmlformats.org/drawingml/2006/picture">
                       <pic:pic>
                         <pic:nvPicPr>
-                          <pic:cNvPr descr="/opt/quarto/share/formats/docx/note.png" id="49" name="Picture"/>
+                          <pic:cNvPr descr="/Applications/Positron.app/Contents/Resources/app/quarto/share/formats/docx/note.png" id="49" name="Picture"/>
                           <pic:cNvPicPr>
                             <a:picLocks noChangeArrowheads="1" noChangeAspect="1"/>
                           </pic:cNvPicPr>
@@ -8948,7 +8948,7 @@
                     <a:graphicData uri="http://schemas.openxmlformats.org/drawingml/2006/picture">
                       <pic:pic>
                         <pic:nvPicPr>
-                          <pic:cNvPr descr="/opt/quarto/share/formats/docx/warning.png" id="51" name="Picture"/>
+                          <pic:cNvPr descr="/Applications/Positron.app/Contents/Resources/app/quarto/share/formats/docx/warning.png" id="51" name="Picture"/>
                           <pic:cNvPicPr>
                             <a:picLocks noChangeArrowheads="1" noChangeAspect="1"/>
                           </pic:cNvPicPr>
@@ -9616,7 +9616,7 @@
                     <a:graphicData uri="http://schemas.openxmlformats.org/drawingml/2006/picture">
                       <pic:pic>
                         <pic:nvPicPr>
-                          <pic:cNvPr descr="/opt/quarto/share/formats/docx/tip.png" id="54" name="Picture"/>
+                          <pic:cNvPr descr="/Applications/Positron.app/Contents/Resources/app/quarto/share/formats/docx/tip.png" id="54" name="Picture"/>
                           <pic:cNvPicPr>
                             <a:picLocks noChangeArrowheads="1" noChangeAspect="1"/>
                           </pic:cNvPicPr>

--- a/docs/content/quarto/quarto_activity.docx
+++ b/docs/content/quarto/quarto_activity.docx
@@ -31,7 +31,7 @@
         <w:pStyle w:val="Date"/>
       </w:pPr>
       <w:r>
-        <w:t xml:space="preserve">2026-10-08</w:t>
+        <w:t xml:space="preserve">2026-10-09</w:t>
       </w:r>
     </w:p>
     <w:bookmarkStart w:id="17" w:name="how-this-activity-works"/>

--- a/docs/content/quarto/quarto_activity.docx
+++ b/docs/content/quarto/quarto_activity.docx
@@ -31,7 +31,7 @@
         <w:pStyle w:val="Date"/>
       </w:pPr>
       <w:r>
-        <w:t xml:space="preserve">2026-10-09</w:t>
+        <w:t xml:space="preserve">2026-10-19</w:t>
       </w:r>
     </w:p>
     <w:bookmarkStart w:id="17" w:name="how-this-activity-works"/>

--- a/docs/content/quarto/quarto_activity.docx
+++ b/docs/content/quarto/quarto_activity.docx
@@ -31,7 +31,7 @@
         <w:pStyle w:val="Date"/>
       </w:pPr>
       <w:r>
-        <w:t xml:space="preserve">2026-10-19</w:t>
+        <w:t xml:space="preserve">2026-10-22</w:t>
       </w:r>
     </w:p>
     <w:bookmarkStart w:id="17" w:name="how-this-activity-works"/>
